--- a/docs/thesis/testing/2 - AgentMeter Functionality Test Cases.docx
+++ b/docs/thesis/testing/2 - AgentMeter Functionality Test Cases.docx
@@ -27,7 +27,7 @@
           <w:i w:val="0"/>
           <w:sz w:val="24"/>
         </w:rPr>
-        <w:t>Table 3.29: AgentMeter Functionality Test Cases</w:t>
+        <w:t>Table 3.31: AgentMeter Functionality Test Cases</w:t>
       </w:r>
     </w:p>
     <w:tbl>
@@ -192,7 +192,7 @@
                 <w:i w:val="0"/>
                 <w:sz w:val="24"/>
               </w:rPr>
-              <w:t>M01 User Authentication &amp; Security</w:t>
+              <w:t>U01 User Authentication &amp; Account Management</w:t>
             </w:r>
           </w:p>
         </w:tc>
@@ -288,7 +288,7 @@
                 <w:i w:val="0"/>
                 <w:sz w:val="24"/>
               </w:rPr>
-              <w:t>M01 User Authentication &amp; Security</w:t>
+              <w:t>U01 User Authentication &amp; Account Management</w:t>
             </w:r>
           </w:p>
         </w:tc>
@@ -384,7 +384,7 @@
                 <w:i w:val="0"/>
                 <w:sz w:val="24"/>
               </w:rPr>
-              <w:t>M01 User Authentication &amp; Security</w:t>
+              <w:t>U01 User Authentication &amp; Account Management</w:t>
             </w:r>
           </w:p>
         </w:tc>
@@ -480,7 +480,7 @@
                 <w:i w:val="0"/>
                 <w:sz w:val="24"/>
               </w:rPr>
-              <w:t>M01 User Authentication &amp; Security</w:t>
+              <w:t>U01 User Authentication &amp; Account Management</w:t>
             </w:r>
           </w:p>
         </w:tc>
@@ -576,7 +576,7 @@
                 <w:i w:val="0"/>
                 <w:sz w:val="24"/>
               </w:rPr>
-              <w:t>M01 User Authentication &amp; Security</w:t>
+              <w:t>U01 User Authentication &amp; Account Management</w:t>
             </w:r>
           </w:p>
         </w:tc>
@@ -672,7 +672,7 @@
                 <w:i w:val="0"/>
                 <w:sz w:val="24"/>
               </w:rPr>
-              <w:t>M01 User Authentication &amp; Security</w:t>
+              <w:t>U01 User Authentication &amp; Account Management</w:t>
             </w:r>
           </w:p>
         </w:tc>
@@ -768,7 +768,7 @@
                 <w:i w:val="0"/>
                 <w:sz w:val="24"/>
               </w:rPr>
-              <w:t>M01 User Authentication &amp; Security</w:t>
+              <w:t>U01 User Authentication &amp; Account Management</w:t>
             </w:r>
           </w:p>
         </w:tc>
@@ -864,7 +864,7 @@
                 <w:i w:val="0"/>
                 <w:sz w:val="24"/>
               </w:rPr>
-              <w:t>M01 User Authentication &amp; Security</w:t>
+              <w:t>U01 User Authentication &amp; Account Management</w:t>
             </w:r>
           </w:p>
         </w:tc>
@@ -960,7 +960,7 @@
                 <w:i w:val="0"/>
                 <w:sz w:val="24"/>
               </w:rPr>
-              <w:t>M01 User Authentication &amp; Security</w:t>
+              <w:t>U01 User Authentication &amp; Account Management</w:t>
             </w:r>
           </w:p>
         </w:tc>
@@ -1056,7 +1056,7 @@
                 <w:i w:val="0"/>
                 <w:sz w:val="24"/>
               </w:rPr>
-              <w:t>M01 User Authentication &amp; Security</w:t>
+              <w:t>U01 User Authentication &amp; Account Management</w:t>
             </w:r>
           </w:p>
         </w:tc>
@@ -1152,45 +1152,45 @@
                 <w:i w:val="0"/>
                 <w:sz w:val="24"/>
               </w:rPr>
-              <w:t>M01 User Authentication &amp; Security</w:t>
-            </w:r>
-          </w:p>
-        </w:tc>
-        <w:tc>
-          <w:tcPr>
-            <w:tcW w:type="dxa" w:w="2360"/>
-          </w:tcPr>
-          <w:p>
-            <w:pPr>
-              <w:spacing w:after="0" w:line="264" w:lineRule="auto"/>
-            </w:pPr>
-            <w:r>
-              <w:rPr>
-                <w:rFonts w:ascii="Times New Roman" w:hAnsi="Times New Roman" w:eastAsia="Times New Roman"/>
-                <w:b w:val="0"/>
-                <w:i w:val="0"/>
-                <w:sz w:val="24"/>
-              </w:rPr>
-              <w:t>A disabled user tries to log in</w:t>
-            </w:r>
-          </w:p>
-        </w:tc>
-        <w:tc>
-          <w:tcPr>
-            <w:tcW w:type="dxa" w:w="2360"/>
-          </w:tcPr>
-          <w:p>
-            <w:pPr>
-              <w:spacing w:after="0" w:line="264" w:lineRule="auto"/>
-            </w:pPr>
-            <w:r>
-              <w:rPr>
-                <w:rFonts w:ascii="Times New Roman" w:hAnsi="Times New Roman" w:eastAsia="Times New Roman"/>
-                <w:b w:val="0"/>
-                <w:i w:val="0"/>
-                <w:sz w:val="24"/>
-              </w:rPr>
-              <w:t>Access is denied with a message that the account is disabled</w:t>
+              <w:t>U01 User Authentication &amp; Account Management</w:t>
+            </w:r>
+          </w:p>
+        </w:tc>
+        <w:tc>
+          <w:tcPr>
+            <w:tcW w:type="dxa" w:w="2360"/>
+          </w:tcPr>
+          <w:p>
+            <w:pPr>
+              <w:spacing w:after="0" w:line="264" w:lineRule="auto"/>
+            </w:pPr>
+            <w:r>
+              <w:rPr>
+                <w:rFonts w:ascii="Times New Roman" w:hAnsi="Times New Roman" w:eastAsia="Times New Roman"/>
+                <w:b w:val="0"/>
+                <w:i w:val="0"/>
+                <w:sz w:val="24"/>
+              </w:rPr>
+              <w:t>Admin creates a new user</w:t>
+            </w:r>
+          </w:p>
+        </w:tc>
+        <w:tc>
+          <w:tcPr>
+            <w:tcW w:type="dxa" w:w="2360"/>
+          </w:tcPr>
+          <w:p>
+            <w:pPr>
+              <w:spacing w:after="0" w:line="264" w:lineRule="auto"/>
+            </w:pPr>
+            <w:r>
+              <w:rPr>
+                <w:rFonts w:ascii="Times New Roman" w:hAnsi="Times New Roman" w:eastAsia="Times New Roman"/>
+                <w:b w:val="0"/>
+                <w:i w:val="0"/>
+                <w:sz w:val="24"/>
+              </w:rPr>
+              <w:t>User is created and must choose a new password at first login</w:t>
             </w:r>
           </w:p>
         </w:tc>
@@ -1248,45 +1248,45 @@
                 <w:i w:val="0"/>
                 <w:sz w:val="24"/>
               </w:rPr>
-              <w:t>M02 Home Dashboard</w:t>
-            </w:r>
-          </w:p>
-        </w:tc>
-        <w:tc>
-          <w:tcPr>
-            <w:tcW w:type="dxa" w:w="2360"/>
-          </w:tcPr>
-          <w:p>
-            <w:pPr>
-              <w:spacing w:after="0" w:line="264" w:lineRule="auto"/>
-            </w:pPr>
-            <w:r>
-              <w:rPr>
-                <w:rFonts w:ascii="Times New Roman" w:hAnsi="Times New Roman" w:eastAsia="Times New Roman"/>
-                <w:b w:val="0"/>
-                <w:i w:val="0"/>
-                <w:sz w:val="24"/>
-              </w:rPr>
-              <w:t>Open the Home page after logging in</w:t>
-            </w:r>
-          </w:p>
-        </w:tc>
-        <w:tc>
-          <w:tcPr>
-            <w:tcW w:type="dxa" w:w="2360"/>
-          </w:tcPr>
-          <w:p>
-            <w:pPr>
-              <w:spacing w:after="0" w:line="264" w:lineRule="auto"/>
-            </w:pPr>
-            <w:r>
-              <w:rPr>
-                <w:rFonts w:ascii="Times New Roman" w:hAnsi="Times New Roman" w:eastAsia="Times New Roman"/>
-                <w:b w:val="0"/>
-                <w:i w:val="0"/>
-                <w:sz w:val="24"/>
-              </w:rPr>
-              <w:t>Latest session, recent sessions and the GPU status (online or offline) are shown</w:t>
+              <w:t>U01 User Authentication &amp; Account Management</w:t>
+            </w:r>
+          </w:p>
+        </w:tc>
+        <w:tc>
+          <w:tcPr>
+            <w:tcW w:type="dxa" w:w="2360"/>
+          </w:tcPr>
+          <w:p>
+            <w:pPr>
+              <w:spacing w:after="0" w:line="264" w:lineRule="auto"/>
+            </w:pPr>
+            <w:r>
+              <w:rPr>
+                <w:rFonts w:ascii="Times New Roman" w:hAnsi="Times New Roman" w:eastAsia="Times New Roman"/>
+                <w:b w:val="0"/>
+                <w:i w:val="0"/>
+                <w:sz w:val="24"/>
+              </w:rPr>
+              <w:t>Admin resets a user's password</w:t>
+            </w:r>
+          </w:p>
+        </w:tc>
+        <w:tc>
+          <w:tcPr>
+            <w:tcW w:type="dxa" w:w="2360"/>
+          </w:tcPr>
+          <w:p>
+            <w:pPr>
+              <w:spacing w:after="0" w:line="264" w:lineRule="auto"/>
+            </w:pPr>
+            <w:r>
+              <w:rPr>
+                <w:rFonts w:ascii="Times New Roman" w:hAnsi="Times New Roman" w:eastAsia="Times New Roman"/>
+                <w:b w:val="0"/>
+                <w:i w:val="0"/>
+                <w:sz w:val="24"/>
+              </w:rPr>
+              <w:t>User can log in with the new temporary password and must change it</w:t>
             </w:r>
           </w:p>
         </w:tc>
@@ -1344,45 +1344,45 @@
                 <w:i w:val="0"/>
                 <w:sz w:val="24"/>
               </w:rPr>
-              <w:t>M02 Home Dashboard</w:t>
-            </w:r>
-          </w:p>
-        </w:tc>
-        <w:tc>
-          <w:tcPr>
-            <w:tcW w:type="dxa" w:w="2360"/>
-          </w:tcPr>
-          <w:p>
-            <w:pPr>
-              <w:spacing w:after="0" w:line="264" w:lineRule="auto"/>
-            </w:pPr>
-            <w:r>
-              <w:rPr>
-                <w:rFonts w:ascii="Times New Roman" w:hAnsi="Times New Roman" w:eastAsia="Times New Roman"/>
-                <w:b w:val="0"/>
-                <w:i w:val="0"/>
-                <w:sz w:val="24"/>
-              </w:rPr>
-              <w:t>Open the Home page while the GPU server is switched off</w:t>
-            </w:r>
-          </w:p>
-        </w:tc>
-        <w:tc>
-          <w:tcPr>
-            <w:tcW w:type="dxa" w:w="2360"/>
-          </w:tcPr>
-          <w:p>
-            <w:pPr>
-              <w:spacing w:after="0" w:line="264" w:lineRule="auto"/>
-            </w:pPr>
-            <w:r>
-              <w:rPr>
-                <w:rFonts w:ascii="Times New Roman" w:hAnsi="Times New Roman" w:eastAsia="Times New Roman"/>
-                <w:b w:val="0"/>
-                <w:i w:val="0"/>
-                <w:sz w:val="24"/>
-              </w:rPr>
-              <w:t>GPU status shows offline, and past sessions can still be opened</w:t>
+              <w:t>U01 User Authentication &amp; Account Management</w:t>
+            </w:r>
+          </w:p>
+        </w:tc>
+        <w:tc>
+          <w:tcPr>
+            <w:tcW w:type="dxa" w:w="2360"/>
+          </w:tcPr>
+          <w:p>
+            <w:pPr>
+              <w:spacing w:after="0" w:line="264" w:lineRule="auto"/>
+            </w:pPr>
+            <w:r>
+              <w:rPr>
+                <w:rFonts w:ascii="Times New Roman" w:hAnsi="Times New Roman" w:eastAsia="Times New Roman"/>
+                <w:b w:val="0"/>
+                <w:i w:val="0"/>
+                <w:sz w:val="24"/>
+              </w:rPr>
+              <w:t>Admin disables a user, and the user tries to log in</w:t>
+            </w:r>
+          </w:p>
+        </w:tc>
+        <w:tc>
+          <w:tcPr>
+            <w:tcW w:type="dxa" w:w="2360"/>
+          </w:tcPr>
+          <w:p>
+            <w:pPr>
+              <w:spacing w:after="0" w:line="264" w:lineRule="auto"/>
+            </w:pPr>
+            <w:r>
+              <w:rPr>
+                <w:rFonts w:ascii="Times New Roman" w:hAnsi="Times New Roman" w:eastAsia="Times New Roman"/>
+                <w:b w:val="0"/>
+                <w:i w:val="0"/>
+                <w:sz w:val="24"/>
+              </w:rPr>
+              <w:t>Access is denied with a message that the account is disabled</w:t>
             </w:r>
           </w:p>
         </w:tc>
@@ -1440,45 +1440,45 @@
                 <w:i w:val="0"/>
                 <w:sz w:val="24"/>
               </w:rPr>
-              <w:t>M03 Benchmark Wizard</w:t>
-            </w:r>
-          </w:p>
-        </w:tc>
-        <w:tc>
-          <w:tcPr>
-            <w:tcW w:type="dxa" w:w="2360"/>
-          </w:tcPr>
-          <w:p>
-            <w:pPr>
-              <w:spacing w:after="0" w:line="264" w:lineRule="auto"/>
-            </w:pPr>
-            <w:r>
-              <w:rPr>
-                <w:rFonts w:ascii="Times New Roman" w:hAnsi="Times New Roman" w:eastAsia="Times New Roman"/>
-                <w:b w:val="0"/>
-                <w:i w:val="0"/>
-                <w:sz w:val="24"/>
-              </w:rPr>
-              <w:t>Start a new benchmark from the sidebar</w:t>
-            </w:r>
-          </w:p>
-        </w:tc>
-        <w:tc>
-          <w:tcPr>
-            <w:tcW w:type="dxa" w:w="2360"/>
-          </w:tcPr>
-          <w:p>
-            <w:pPr>
-              <w:spacing w:after="0" w:line="264" w:lineRule="auto"/>
-            </w:pPr>
-            <w:r>
-              <w:rPr>
-                <w:rFonts w:ascii="Times New Roman" w:hAnsi="Times New Roman" w:eastAsia="Times New Roman"/>
-                <w:b w:val="0"/>
-                <w:i w:val="0"/>
-                <w:sz w:val="24"/>
-              </w:rPr>
-              <w:t>Wizard opens on the Data step, with the Models and Run steps shown ahead</w:t>
+              <w:t>U01 User Authentication &amp; Account Management</w:t>
+            </w:r>
+          </w:p>
+        </w:tc>
+        <w:tc>
+          <w:tcPr>
+            <w:tcW w:type="dxa" w:w="2360"/>
+          </w:tcPr>
+          <w:p>
+            <w:pPr>
+              <w:spacing w:after="0" w:line="264" w:lineRule="auto"/>
+            </w:pPr>
+            <w:r>
+              <w:rPr>
+                <w:rFonts w:ascii="Times New Roman" w:hAnsi="Times New Roman" w:eastAsia="Times New Roman"/>
+                <w:b w:val="0"/>
+                <w:i w:val="0"/>
+                <w:sz w:val="24"/>
+              </w:rPr>
+              <w:t>Admin deletes a user</w:t>
+            </w:r>
+          </w:p>
+        </w:tc>
+        <w:tc>
+          <w:tcPr>
+            <w:tcW w:type="dxa" w:w="2360"/>
+          </w:tcPr>
+          <w:p>
+            <w:pPr>
+              <w:spacing w:after="0" w:line="264" w:lineRule="auto"/>
+            </w:pPr>
+            <w:r>
+              <w:rPr>
+                <w:rFonts w:ascii="Times New Roman" w:hAnsi="Times New Roman" w:eastAsia="Times New Roman"/>
+                <w:b w:val="0"/>
+                <w:i w:val="0"/>
+                <w:sz w:val="24"/>
+              </w:rPr>
+              <w:t>User is removed from the user list and can no longer log in</w:t>
             </w:r>
           </w:p>
         </w:tc>
@@ -1536,45 +1536,45 @@
                 <w:i w:val="0"/>
                 <w:sz w:val="24"/>
               </w:rPr>
-              <w:t>M03 Benchmark Wizard</w:t>
-            </w:r>
-          </w:p>
-        </w:tc>
-        <w:tc>
-          <w:tcPr>
-            <w:tcW w:type="dxa" w:w="2360"/>
-          </w:tcPr>
-          <w:p>
-            <w:pPr>
-              <w:spacing w:after="0" w:line="264" w:lineRule="auto"/>
-            </w:pPr>
-            <w:r>
-              <w:rPr>
-                <w:rFonts w:ascii="Times New Roman" w:hAnsi="Times New Roman" w:eastAsia="Times New Roman"/>
-                <w:b w:val="0"/>
-                <w:i w:val="0"/>
-                <w:sz w:val="24"/>
-              </w:rPr>
-              <w:t>Try to continue to the Models step without a prepared dataset</w:t>
-            </w:r>
-          </w:p>
-        </w:tc>
-        <w:tc>
-          <w:tcPr>
-            <w:tcW w:type="dxa" w:w="2360"/>
-          </w:tcPr>
-          <w:p>
-            <w:pPr>
-              <w:spacing w:after="0" w:line="264" w:lineRule="auto"/>
-            </w:pPr>
-            <w:r>
-              <w:rPr>
-                <w:rFonts w:ascii="Times New Roman" w:hAnsi="Times New Roman" w:eastAsia="Times New Roman"/>
-                <w:b w:val="0"/>
-                <w:i w:val="0"/>
-                <w:sz w:val="24"/>
-              </w:rPr>
-              <w:t>Wizard does not continue and explains what is missing</w:t>
+              <w:t>U01 User Authentication &amp; Account Management</w:t>
+            </w:r>
+          </w:p>
+        </w:tc>
+        <w:tc>
+          <w:tcPr>
+            <w:tcW w:type="dxa" w:w="2360"/>
+          </w:tcPr>
+          <w:p>
+            <w:pPr>
+              <w:spacing w:after="0" w:line="264" w:lineRule="auto"/>
+            </w:pPr>
+            <w:r>
+              <w:rPr>
+                <w:rFonts w:ascii="Times New Roman" w:hAnsi="Times New Roman" w:eastAsia="Times New Roman"/>
+                <w:b w:val="0"/>
+                <w:i w:val="0"/>
+                <w:sz w:val="24"/>
+              </w:rPr>
+              <w:t>Admin changes the system limits (upload size, flows per session, sessions per hour)</w:t>
+            </w:r>
+          </w:p>
+        </w:tc>
+        <w:tc>
+          <w:tcPr>
+            <w:tcW w:type="dxa" w:w="2360"/>
+          </w:tcPr>
+          <w:p>
+            <w:pPr>
+              <w:spacing w:after="0" w:line="264" w:lineRule="auto"/>
+            </w:pPr>
+            <w:r>
+              <w:rPr>
+                <w:rFonts w:ascii="Times New Roman" w:hAnsi="Times New Roman" w:eastAsia="Times New Roman"/>
+                <w:b w:val="0"/>
+                <w:i w:val="0"/>
+                <w:sz w:val="24"/>
+              </w:rPr>
+              <w:t>New limits apply to the next upload and benchmark</w:t>
             </w:r>
           </w:p>
         </w:tc>
@@ -1632,45 +1632,45 @@
                 <w:i w:val="0"/>
                 <w:sz w:val="24"/>
               </w:rPr>
-              <w:t>M03 Benchmark Wizard</w:t>
-            </w:r>
-          </w:p>
-        </w:tc>
-        <w:tc>
-          <w:tcPr>
-            <w:tcW w:type="dxa" w:w="2360"/>
-          </w:tcPr>
-          <w:p>
-            <w:pPr>
-              <w:spacing w:after="0" w:line="264" w:lineRule="auto"/>
-            </w:pPr>
-            <w:r>
-              <w:rPr>
-                <w:rFonts w:ascii="Times New Roman" w:hAnsi="Times New Roman" w:eastAsia="Times New Roman"/>
-                <w:b w:val="0"/>
-                <w:i w:val="0"/>
-                <w:sz w:val="24"/>
-              </w:rPr>
-              <w:t>Go back from the Run step to the Models step</w:t>
-            </w:r>
-          </w:p>
-        </w:tc>
-        <w:tc>
-          <w:tcPr>
-            <w:tcW w:type="dxa" w:w="2360"/>
-          </w:tcPr>
-          <w:p>
-            <w:pPr>
-              <w:spacing w:after="0" w:line="264" w:lineRule="auto"/>
-            </w:pPr>
-            <w:r>
-              <w:rPr>
-                <w:rFonts w:ascii="Times New Roman" w:hAnsi="Times New Roman" w:eastAsia="Times New Roman"/>
-                <w:b w:val="0"/>
-                <w:i w:val="0"/>
-                <w:sz w:val="24"/>
-              </w:rPr>
-              <w:t>Previous choices are kept</w:t>
+              <w:t>U01 User Authentication &amp; Account Management</w:t>
+            </w:r>
+          </w:p>
+        </w:tc>
+        <w:tc>
+          <w:tcPr>
+            <w:tcW w:type="dxa" w:w="2360"/>
+          </w:tcPr>
+          <w:p>
+            <w:pPr>
+              <w:spacing w:after="0" w:line="264" w:lineRule="auto"/>
+            </w:pPr>
+            <w:r>
+              <w:rPr>
+                <w:rFonts w:ascii="Times New Roman" w:hAnsi="Times New Roman" w:eastAsia="Times New Roman"/>
+                <w:b w:val="0"/>
+                <w:i w:val="0"/>
+                <w:sz w:val="24"/>
+              </w:rPr>
+              <w:t>A normal user tries to open the Admin page</w:t>
+            </w:r>
+          </w:p>
+        </w:tc>
+        <w:tc>
+          <w:tcPr>
+            <w:tcW w:type="dxa" w:w="2360"/>
+          </w:tcPr>
+          <w:p>
+            <w:pPr>
+              <w:spacing w:after="0" w:line="264" w:lineRule="auto"/>
+            </w:pPr>
+            <w:r>
+              <w:rPr>
+                <w:rFonts w:ascii="Times New Roman" w:hAnsi="Times New Roman" w:eastAsia="Times New Roman"/>
+                <w:b w:val="0"/>
+                <w:i w:val="0"/>
+                <w:sz w:val="24"/>
+              </w:rPr>
+              <w:t>Access is denied</w:t>
             </w:r>
           </w:p>
         </w:tc>
@@ -1728,45 +1728,45 @@
                 <w:i w:val="0"/>
                 <w:sz w:val="24"/>
               </w:rPr>
-              <w:t>M04 Dataset Upload &amp; Preparation</w:t>
-            </w:r>
-          </w:p>
-        </w:tc>
-        <w:tc>
-          <w:tcPr>
-            <w:tcW w:type="dxa" w:w="2360"/>
-          </w:tcPr>
-          <w:p>
-            <w:pPr>
-              <w:spacing w:after="0" w:line="264" w:lineRule="auto"/>
-            </w:pPr>
-            <w:r>
-              <w:rPr>
-                <w:rFonts w:ascii="Times New Roman" w:hAnsi="Times New Roman" w:eastAsia="Times New Roman"/>
-                <w:b w:val="0"/>
-                <w:i w:val="0"/>
-                <w:sz w:val="24"/>
-              </w:rPr>
-              <w:t>Upload a valid labelled CSV and choose "Prepare on this computer"</w:t>
-            </w:r>
-          </w:p>
-        </w:tc>
-        <w:tc>
-          <w:tcPr>
-            <w:tcW w:type="dxa" w:w="2360"/>
-          </w:tcPr>
-          <w:p>
-            <w:pPr>
-              <w:spacing w:after="0" w:line="264" w:lineRule="auto"/>
-            </w:pPr>
-            <w:r>
-              <w:rPr>
-                <w:rFonts w:ascii="Times New Roman" w:hAnsi="Times New Roman" w:eastAsia="Times New Roman"/>
-                <w:b w:val="0"/>
-                <w:i w:val="0"/>
-                <w:sz w:val="24"/>
-              </w:rPr>
-              <w:t>Data is prepared in the browser, each step is listed, and the prepared set is saved</w:t>
+              <w:t>U02 Benchmark Wizard</w:t>
+            </w:r>
+          </w:p>
+        </w:tc>
+        <w:tc>
+          <w:tcPr>
+            <w:tcW w:type="dxa" w:w="2360"/>
+          </w:tcPr>
+          <w:p>
+            <w:pPr>
+              <w:spacing w:after="0" w:line="264" w:lineRule="auto"/>
+            </w:pPr>
+            <w:r>
+              <w:rPr>
+                <w:rFonts w:ascii="Times New Roman" w:hAnsi="Times New Roman" w:eastAsia="Times New Roman"/>
+                <w:b w:val="0"/>
+                <w:i w:val="0"/>
+                <w:sz w:val="24"/>
+              </w:rPr>
+              <w:t>Start a new benchmark from the sidebar</w:t>
+            </w:r>
+          </w:p>
+        </w:tc>
+        <w:tc>
+          <w:tcPr>
+            <w:tcW w:type="dxa" w:w="2360"/>
+          </w:tcPr>
+          <w:p>
+            <w:pPr>
+              <w:spacing w:after="0" w:line="264" w:lineRule="auto"/>
+            </w:pPr>
+            <w:r>
+              <w:rPr>
+                <w:rFonts w:ascii="Times New Roman" w:hAnsi="Times New Roman" w:eastAsia="Times New Roman"/>
+                <w:b w:val="0"/>
+                <w:i w:val="0"/>
+                <w:sz w:val="24"/>
+              </w:rPr>
+              <w:t>Wizard opens on the Data step, with the Models and Run steps shown ahead</w:t>
             </w:r>
           </w:p>
         </w:tc>
@@ -1824,45 +1824,45 @@
                 <w:i w:val="0"/>
                 <w:sz w:val="24"/>
               </w:rPr>
-              <w:t>M04 Dataset Upload &amp; Preparation</w:t>
-            </w:r>
-          </w:p>
-        </w:tc>
-        <w:tc>
-          <w:tcPr>
-            <w:tcW w:type="dxa" w:w="2360"/>
-          </w:tcPr>
-          <w:p>
-            <w:pPr>
-              <w:spacing w:after="0" w:line="264" w:lineRule="auto"/>
-            </w:pPr>
-            <w:r>
-              <w:rPr>
-                <w:rFonts w:ascii="Times New Roman" w:hAnsi="Times New Roman" w:eastAsia="Times New Roman"/>
-                <w:b w:val="0"/>
-                <w:i w:val="0"/>
-                <w:sz w:val="24"/>
-              </w:rPr>
-              <w:t>Upload a valid PCAP and choose "Prepare on this computer"</w:t>
-            </w:r>
-          </w:p>
-        </w:tc>
-        <w:tc>
-          <w:tcPr>
-            <w:tcW w:type="dxa" w:w="2360"/>
-          </w:tcPr>
-          <w:p>
-            <w:pPr>
-              <w:spacing w:after="0" w:line="264" w:lineRule="auto"/>
-            </w:pPr>
-            <w:r>
-              <w:rPr>
-                <w:rFonts w:ascii="Times New Roman" w:hAnsi="Times New Roman" w:eastAsia="Times New Roman"/>
-                <w:b w:val="0"/>
-                <w:i w:val="0"/>
-                <w:sz w:val="24"/>
-              </w:rPr>
-              <w:t>Packets are converted into flows, the steps are listed, and the prepared set is saved</w:t>
+              <w:t>U02 Benchmark Wizard</w:t>
+            </w:r>
+          </w:p>
+        </w:tc>
+        <w:tc>
+          <w:tcPr>
+            <w:tcW w:type="dxa" w:w="2360"/>
+          </w:tcPr>
+          <w:p>
+            <w:pPr>
+              <w:spacing w:after="0" w:line="264" w:lineRule="auto"/>
+            </w:pPr>
+            <w:r>
+              <w:rPr>
+                <w:rFonts w:ascii="Times New Roman" w:hAnsi="Times New Roman" w:eastAsia="Times New Roman"/>
+                <w:b w:val="0"/>
+                <w:i w:val="0"/>
+                <w:sz w:val="24"/>
+              </w:rPr>
+              <w:t>Try to continue to the Models step without a prepared dataset</w:t>
+            </w:r>
+          </w:p>
+        </w:tc>
+        <w:tc>
+          <w:tcPr>
+            <w:tcW w:type="dxa" w:w="2360"/>
+          </w:tcPr>
+          <w:p>
+            <w:pPr>
+              <w:spacing w:after="0" w:line="264" w:lineRule="auto"/>
+            </w:pPr>
+            <w:r>
+              <w:rPr>
+                <w:rFonts w:ascii="Times New Roman" w:hAnsi="Times New Roman" w:eastAsia="Times New Roman"/>
+                <w:b w:val="0"/>
+                <w:i w:val="0"/>
+                <w:sz w:val="24"/>
+              </w:rPr>
+              <w:t>Wizard does not continue and explains what is missing</w:t>
             </w:r>
           </w:p>
         </w:tc>
@@ -1920,45 +1920,45 @@
                 <w:i w:val="0"/>
                 <w:sz w:val="24"/>
               </w:rPr>
-              <w:t>M04 Dataset Upload &amp; Preparation</w:t>
-            </w:r>
-          </w:p>
-        </w:tc>
-        <w:tc>
-          <w:tcPr>
-            <w:tcW w:type="dxa" w:w="2360"/>
-          </w:tcPr>
-          <w:p>
-            <w:pPr>
-              <w:spacing w:after="0" w:line="264" w:lineRule="auto"/>
-            </w:pPr>
-            <w:r>
-              <w:rPr>
-                <w:rFonts w:ascii="Times New Roman" w:hAnsi="Times New Roman" w:eastAsia="Times New Roman"/>
-                <w:b w:val="0"/>
-                <w:i w:val="0"/>
-                <w:sz w:val="24"/>
-              </w:rPr>
-              <w:t>Upload a valid CSV and choose "Prepare on the GPU server"</w:t>
-            </w:r>
-          </w:p>
-        </w:tc>
-        <w:tc>
-          <w:tcPr>
-            <w:tcW w:type="dxa" w:w="2360"/>
-          </w:tcPr>
-          <w:p>
-            <w:pPr>
-              <w:spacing w:after="0" w:line="264" w:lineRule="auto"/>
-            </w:pPr>
-            <w:r>
-              <w:rPr>
-                <w:rFonts w:ascii="Times New Roman" w:hAnsi="Times New Roman" w:eastAsia="Times New Roman"/>
-                <w:b w:val="0"/>
-                <w:i w:val="0"/>
-                <w:sz w:val="24"/>
-              </w:rPr>
-              <w:t>File is uploaded and prepared on the server, and the prepared set is saved</w:t>
+              <w:t>U02 Benchmark Wizard</w:t>
+            </w:r>
+          </w:p>
+        </w:tc>
+        <w:tc>
+          <w:tcPr>
+            <w:tcW w:type="dxa" w:w="2360"/>
+          </w:tcPr>
+          <w:p>
+            <w:pPr>
+              <w:spacing w:after="0" w:line="264" w:lineRule="auto"/>
+            </w:pPr>
+            <w:r>
+              <w:rPr>
+                <w:rFonts w:ascii="Times New Roman" w:hAnsi="Times New Roman" w:eastAsia="Times New Roman"/>
+                <w:b w:val="0"/>
+                <w:i w:val="0"/>
+                <w:sz w:val="24"/>
+              </w:rPr>
+              <w:t>Select only one model</w:t>
+            </w:r>
+          </w:p>
+        </w:tc>
+        <w:tc>
+          <w:tcPr>
+            <w:tcW w:type="dxa" w:w="2360"/>
+          </w:tcPr>
+          <w:p>
+            <w:pPr>
+              <w:spacing w:after="0" w:line="264" w:lineRule="auto"/>
+            </w:pPr>
+            <w:r>
+              <w:rPr>
+                <w:rFonts w:ascii="Times New Roman" w:hAnsi="Times New Roman" w:eastAsia="Times New Roman"/>
+                <w:b w:val="0"/>
+                <w:i w:val="0"/>
+                <w:sz w:val="24"/>
+              </w:rPr>
+              <w:t>Wizard asks for at least two models before continuing</w:t>
             </w:r>
           </w:p>
         </w:tc>
@@ -2016,45 +2016,45 @@
                 <w:i w:val="0"/>
                 <w:sz w:val="24"/>
               </w:rPr>
-              <w:t>M04 Dataset Upload &amp; Preparation</w:t>
-            </w:r>
-          </w:p>
-        </w:tc>
-        <w:tc>
-          <w:tcPr>
-            <w:tcW w:type="dxa" w:w="2360"/>
-          </w:tcPr>
-          <w:p>
-            <w:pPr>
-              <w:spacing w:after="0" w:line="264" w:lineRule="auto"/>
-            </w:pPr>
-            <w:r>
-              <w:rPr>
-                <w:rFonts w:ascii="Times New Roman" w:hAnsi="Times New Roman" w:eastAsia="Times New Roman"/>
-                <w:b w:val="0"/>
-                <w:i w:val="0"/>
-                <w:sz w:val="24"/>
-              </w:rPr>
-              <w:t>Upload a file that is not a CSV or PCAP (for example a .docx)</w:t>
-            </w:r>
-          </w:p>
-        </w:tc>
-        <w:tc>
-          <w:tcPr>
-            <w:tcW w:type="dxa" w:w="2360"/>
-          </w:tcPr>
-          <w:p>
-            <w:pPr>
-              <w:spacing w:after="0" w:line="264" w:lineRule="auto"/>
-            </w:pPr>
-            <w:r>
-              <w:rPr>
-                <w:rFonts w:ascii="Times New Roman" w:hAnsi="Times New Roman" w:eastAsia="Times New Roman"/>
-                <w:b w:val="0"/>
-                <w:i w:val="0"/>
-                <w:sz w:val="24"/>
-              </w:rPr>
-              <w:t>File is rejected with a format error message</w:t>
+              <w:t>U02 Benchmark Wizard</w:t>
+            </w:r>
+          </w:p>
+        </w:tc>
+        <w:tc>
+          <w:tcPr>
+            <w:tcW w:type="dxa" w:w="2360"/>
+          </w:tcPr>
+          <w:p>
+            <w:pPr>
+              <w:spacing w:after="0" w:line="264" w:lineRule="auto"/>
+            </w:pPr>
+            <w:r>
+              <w:rPr>
+                <w:rFonts w:ascii="Times New Roman" w:hAnsi="Times New Roman" w:eastAsia="Times New Roman"/>
+                <w:b w:val="0"/>
+                <w:i w:val="0"/>
+                <w:sz w:val="24"/>
+              </w:rPr>
+              <w:t>Select five models</w:t>
+            </w:r>
+          </w:p>
+        </w:tc>
+        <w:tc>
+          <w:tcPr>
+            <w:tcW w:type="dxa" w:w="2360"/>
+          </w:tcPr>
+          <w:p>
+            <w:pPr>
+              <w:spacing w:after="0" w:line="264" w:lineRule="auto"/>
+            </w:pPr>
+            <w:r>
+              <w:rPr>
+                <w:rFonts w:ascii="Times New Roman" w:hAnsi="Times New Roman" w:eastAsia="Times New Roman"/>
+                <w:b w:val="0"/>
+                <w:i w:val="0"/>
+                <w:sz w:val="24"/>
+              </w:rPr>
+              <w:t>Wizard allows at most four models per session</w:t>
             </w:r>
           </w:p>
         </w:tc>
@@ -2112,45 +2112,45 @@
                 <w:i w:val="0"/>
                 <w:sz w:val="24"/>
               </w:rPr>
-              <w:t>M04 Dataset Upload &amp; Preparation</w:t>
-            </w:r>
-          </w:p>
-        </w:tc>
-        <w:tc>
-          <w:tcPr>
-            <w:tcW w:type="dxa" w:w="2360"/>
-          </w:tcPr>
-          <w:p>
-            <w:pPr>
-              <w:spacing w:after="0" w:line="264" w:lineRule="auto"/>
-            </w:pPr>
-            <w:r>
-              <w:rPr>
-                <w:rFonts w:ascii="Times New Roman" w:hAnsi="Times New Roman" w:eastAsia="Times New Roman"/>
-                <w:b w:val="0"/>
-                <w:i w:val="0"/>
-                <w:sz w:val="24"/>
-              </w:rPr>
-              <w:t>Upload a CSV that has no label column</w:t>
-            </w:r>
-          </w:p>
-        </w:tc>
-        <w:tc>
-          <w:tcPr>
-            <w:tcW w:type="dxa" w:w="2360"/>
-          </w:tcPr>
-          <w:p>
-            <w:pPr>
-              <w:spacing w:after="0" w:line="264" w:lineRule="auto"/>
-            </w:pPr>
-            <w:r>
-              <w:rPr>
-                <w:rFonts w:ascii="Times New Roman" w:hAnsi="Times New Roman" w:eastAsia="Times New Roman"/>
-                <w:b w:val="0"/>
-                <w:i w:val="0"/>
-                <w:sz w:val="24"/>
-              </w:rPr>
-              <w:t>Preparation stops with a message that no ground-truth label column was found</w:t>
+              <w:t>U02 Benchmark Wizard</w:t>
+            </w:r>
+          </w:p>
+        </w:tc>
+        <w:tc>
+          <w:tcPr>
+            <w:tcW w:type="dxa" w:w="2360"/>
+          </w:tcPr>
+          <w:p>
+            <w:pPr>
+              <w:spacing w:after="0" w:line="264" w:lineRule="auto"/>
+            </w:pPr>
+            <w:r>
+              <w:rPr>
+                <w:rFonts w:ascii="Times New Roman" w:hAnsi="Times New Roman" w:eastAsia="Times New Roman"/>
+                <w:b w:val="0"/>
+                <w:i w:val="0"/>
+                <w:sz w:val="24"/>
+              </w:rPr>
+              <w:t>Go back from the Run step to the Models step</w:t>
+            </w:r>
+          </w:p>
+        </w:tc>
+        <w:tc>
+          <w:tcPr>
+            <w:tcW w:type="dxa" w:w="2360"/>
+          </w:tcPr>
+          <w:p>
+            <w:pPr>
+              <w:spacing w:after="0" w:line="264" w:lineRule="auto"/>
+            </w:pPr>
+            <w:r>
+              <w:rPr>
+                <w:rFonts w:ascii="Times New Roman" w:hAnsi="Times New Roman" w:eastAsia="Times New Roman"/>
+                <w:b w:val="0"/>
+                <w:i w:val="0"/>
+                <w:sz w:val="24"/>
+              </w:rPr>
+              <w:t>Previous choices are kept</w:t>
             </w:r>
           </w:p>
         </w:tc>
@@ -2208,45 +2208,45 @@
                 <w:i w:val="0"/>
                 <w:sz w:val="24"/>
               </w:rPr>
-              <w:t>M04 Dataset Upload &amp; Preparation</w:t>
-            </w:r>
-          </w:p>
-        </w:tc>
-        <w:tc>
-          <w:tcPr>
-            <w:tcW w:type="dxa" w:w="2360"/>
-          </w:tcPr>
-          <w:p>
-            <w:pPr>
-              <w:spacing w:after="0" w:line="264" w:lineRule="auto"/>
-            </w:pPr>
-            <w:r>
-              <w:rPr>
-                <w:rFonts w:ascii="Times New Roman" w:hAnsi="Times New Roman" w:eastAsia="Times New Roman"/>
-                <w:b w:val="0"/>
-                <w:i w:val="0"/>
-                <w:sz w:val="24"/>
-              </w:rPr>
-              <w:t>Upload a file larger than the upload limit</w:t>
-            </w:r>
-          </w:p>
-        </w:tc>
-        <w:tc>
-          <w:tcPr>
-            <w:tcW w:type="dxa" w:w="2360"/>
-          </w:tcPr>
-          <w:p>
-            <w:pPr>
-              <w:spacing w:after="0" w:line="264" w:lineRule="auto"/>
-            </w:pPr>
-            <w:r>
-              <w:rPr>
-                <w:rFonts w:ascii="Times New Roman" w:hAnsi="Times New Roman" w:eastAsia="Times New Roman"/>
-                <w:b w:val="0"/>
-                <w:i w:val="0"/>
-                <w:sz w:val="24"/>
-              </w:rPr>
-              <w:t>Upload is refused with a message stating the limit</w:t>
+              <w:t>U02 Benchmark Wizard</w:t>
+            </w:r>
+          </w:p>
+        </w:tc>
+        <w:tc>
+          <w:tcPr>
+            <w:tcW w:type="dxa" w:w="2360"/>
+          </w:tcPr>
+          <w:p>
+            <w:pPr>
+              <w:spacing w:after="0" w:line="264" w:lineRule="auto"/>
+            </w:pPr>
+            <w:r>
+              <w:rPr>
+                <w:rFonts w:ascii="Times New Roman" w:hAnsi="Times New Roman" w:eastAsia="Times New Roman"/>
+                <w:b w:val="0"/>
+                <w:i w:val="0"/>
+                <w:sz w:val="24"/>
+              </w:rPr>
+              <w:t>Start a benchmark while the GPU server is offline</w:t>
+            </w:r>
+          </w:p>
+        </w:tc>
+        <w:tc>
+          <w:tcPr>
+            <w:tcW w:type="dxa" w:w="2360"/>
+          </w:tcPr>
+          <w:p>
+            <w:pPr>
+              <w:spacing w:after="0" w:line="264" w:lineRule="auto"/>
+            </w:pPr>
+            <w:r>
+              <w:rPr>
+                <w:rFonts w:ascii="Times New Roman" w:hAnsi="Times New Roman" w:eastAsia="Times New Roman"/>
+                <w:b w:val="0"/>
+                <w:i w:val="0"/>
+                <w:sz w:val="24"/>
+              </w:rPr>
+              <w:t>Wizard shows that the GPU is offline and does not start the run</w:t>
             </w:r>
           </w:p>
         </w:tc>
@@ -2304,45 +2304,45 @@
                 <w:i w:val="0"/>
                 <w:sz w:val="24"/>
               </w:rPr>
-              <w:t>M04 Dataset Upload &amp; Preparation</w:t>
-            </w:r>
-          </w:p>
-        </w:tc>
-        <w:tc>
-          <w:tcPr>
-            <w:tcW w:type="dxa" w:w="2360"/>
-          </w:tcPr>
-          <w:p>
-            <w:pPr>
-              <w:spacing w:after="0" w:line="264" w:lineRule="auto"/>
-            </w:pPr>
-            <w:r>
-              <w:rPr>
-                <w:rFonts w:ascii="Times New Roman" w:hAnsi="Times New Roman" w:eastAsia="Times New Roman"/>
-                <w:b w:val="0"/>
-                <w:i w:val="0"/>
-                <w:sz w:val="24"/>
-              </w:rPr>
-              <w:t>Import a dataset from a valid HTTPS link</w:t>
-            </w:r>
-          </w:p>
-        </w:tc>
-        <w:tc>
-          <w:tcPr>
-            <w:tcW w:type="dxa" w:w="2360"/>
-          </w:tcPr>
-          <w:p>
-            <w:pPr>
-              <w:spacing w:after="0" w:line="264" w:lineRule="auto"/>
-            </w:pPr>
-            <w:r>
-              <w:rPr>
-                <w:rFonts w:ascii="Times New Roman" w:hAnsi="Times New Roman" w:eastAsia="Times New Roman"/>
-                <w:b w:val="0"/>
-                <w:i w:val="0"/>
-                <w:sz w:val="24"/>
-              </w:rPr>
-              <w:t>File is downloaded on the server and prepared</w:t>
+              <w:t>U02 Benchmark Wizard</w:t>
+            </w:r>
+          </w:p>
+        </w:tc>
+        <w:tc>
+          <w:tcPr>
+            <w:tcW w:type="dxa" w:w="2360"/>
+          </w:tcPr>
+          <w:p>
+            <w:pPr>
+              <w:spacing w:after="0" w:line="264" w:lineRule="auto"/>
+            </w:pPr>
+            <w:r>
+              <w:rPr>
+                <w:rFonts w:ascii="Times New Roman" w:hAnsi="Times New Roman" w:eastAsia="Times New Roman"/>
+                <w:b w:val="0"/>
+                <w:i w:val="0"/>
+                <w:sz w:val="24"/>
+              </w:rPr>
+              <w:t>Start more sessions than the hourly limit allows</w:t>
+            </w:r>
+          </w:p>
+        </w:tc>
+        <w:tc>
+          <w:tcPr>
+            <w:tcW w:type="dxa" w:w="2360"/>
+          </w:tcPr>
+          <w:p>
+            <w:pPr>
+              <w:spacing w:after="0" w:line="264" w:lineRule="auto"/>
+            </w:pPr>
+            <w:r>
+              <w:rPr>
+                <w:rFonts w:ascii="Times New Roman" w:hAnsi="Times New Roman" w:eastAsia="Times New Roman"/>
+                <w:b w:val="0"/>
+                <w:i w:val="0"/>
+                <w:sz w:val="24"/>
+              </w:rPr>
+              <w:t>Run is refused with a message about the limit</w:t>
             </w:r>
           </w:p>
         </w:tc>
@@ -2400,45 +2400,45 @@
                 <w:i w:val="0"/>
                 <w:sz w:val="24"/>
               </w:rPr>
-              <w:t>M04 Dataset Upload &amp; Preparation</w:t>
-            </w:r>
-          </w:p>
-        </w:tc>
-        <w:tc>
-          <w:tcPr>
-            <w:tcW w:type="dxa" w:w="2360"/>
-          </w:tcPr>
-          <w:p>
-            <w:pPr>
-              <w:spacing w:after="0" w:line="264" w:lineRule="auto"/>
-            </w:pPr>
-            <w:r>
-              <w:rPr>
-                <w:rFonts w:ascii="Times New Roman" w:hAnsi="Times New Roman" w:eastAsia="Times New Roman"/>
-                <w:b w:val="0"/>
-                <w:i w:val="0"/>
-                <w:sz w:val="24"/>
-              </w:rPr>
-              <w:t>Import a dataset from an http://, private or local address</w:t>
-            </w:r>
-          </w:p>
-        </w:tc>
-        <w:tc>
-          <w:tcPr>
-            <w:tcW w:type="dxa" w:w="2360"/>
-          </w:tcPr>
-          <w:p>
-            <w:pPr>
-              <w:spacing w:after="0" w:line="264" w:lineRule="auto"/>
-            </w:pPr>
-            <w:r>
-              <w:rPr>
-                <w:rFonts w:ascii="Times New Roman" w:hAnsi="Times New Roman" w:eastAsia="Times New Roman"/>
-                <w:b w:val="0"/>
-                <w:i w:val="0"/>
-                <w:sz w:val="24"/>
-              </w:rPr>
-              <w:t>Import is refused and the reason is shown</w:t>
+              <w:t>U02 Benchmark Wizard</w:t>
+            </w:r>
+          </w:p>
+        </w:tc>
+        <w:tc>
+          <w:tcPr>
+            <w:tcW w:type="dxa" w:w="2360"/>
+          </w:tcPr>
+          <w:p>
+            <w:pPr>
+              <w:spacing w:after="0" w:line="264" w:lineRule="auto"/>
+            </w:pPr>
+            <w:r>
+              <w:rPr>
+                <w:rFonts w:ascii="Times New Roman" w:hAnsi="Times New Roman" w:eastAsia="Times New Roman"/>
+                <w:b w:val="0"/>
+                <w:i w:val="0"/>
+                <w:sz w:val="24"/>
+              </w:rPr>
+              <w:t>Open the Help page</w:t>
+            </w:r>
+          </w:p>
+        </w:tc>
+        <w:tc>
+          <w:tcPr>
+            <w:tcW w:type="dxa" w:w="2360"/>
+          </w:tcPr>
+          <w:p>
+            <w:pPr>
+              <w:spacing w:after="0" w:line="264" w:lineRule="auto"/>
+            </w:pPr>
+            <w:r>
+              <w:rPr>
+                <w:rFonts w:ascii="Times New Roman" w:hAnsi="Times New Roman" w:eastAsia="Times New Roman"/>
+                <w:b w:val="0"/>
+                <w:i w:val="0"/>
+                <w:sz w:val="24"/>
+              </w:rPr>
+              <w:t>Guide on running a benchmark, reading a session, the tabs, key terms and common questions is shown</w:t>
             </w:r>
           </w:p>
         </w:tc>
@@ -2496,45 +2496,45 @@
                 <w:i w:val="0"/>
                 <w:sz w:val="24"/>
               </w:rPr>
-              <w:t>M04 Dataset Upload &amp; Preparation</w:t>
-            </w:r>
-          </w:p>
-        </w:tc>
-        <w:tc>
-          <w:tcPr>
-            <w:tcW w:type="dxa" w:w="2360"/>
-          </w:tcPr>
-          <w:p>
-            <w:pPr>
-              <w:spacing w:after="0" w:line="264" w:lineRule="auto"/>
-            </w:pPr>
-            <w:r>
-              <w:rPr>
-                <w:rFonts w:ascii="Times New Roman" w:hAnsi="Times New Roman" w:eastAsia="Times New Roman"/>
-                <w:b w:val="0"/>
-                <w:i w:val="0"/>
-                <w:sz w:val="24"/>
-              </w:rPr>
-              <w:t>Open Saved sets and choose an earlier prepared set</w:t>
-            </w:r>
-          </w:p>
-        </w:tc>
-        <w:tc>
-          <w:tcPr>
-            <w:tcW w:type="dxa" w:w="2360"/>
-          </w:tcPr>
-          <w:p>
-            <w:pPr>
-              <w:spacing w:after="0" w:line="264" w:lineRule="auto"/>
-            </w:pPr>
-            <w:r>
-              <w:rPr>
-                <w:rFonts w:ascii="Times New Roman" w:hAnsi="Times New Roman" w:eastAsia="Times New Roman"/>
-                <w:b w:val="0"/>
-                <w:i w:val="0"/>
-                <w:sz w:val="24"/>
-              </w:rPr>
-              <w:t>The set is selected for the new benchmark without preparing it again</w:t>
+              <w:t>U03 Live Telemetry Dashboard</w:t>
+            </w:r>
+          </w:p>
+        </w:tc>
+        <w:tc>
+          <w:tcPr>
+            <w:tcW w:type="dxa" w:w="2360"/>
+          </w:tcPr>
+          <w:p>
+            <w:pPr>
+              <w:spacing w:after="0" w:line="264" w:lineRule="auto"/>
+            </w:pPr>
+            <w:r>
+              <w:rPr>
+                <w:rFonts w:ascii="Times New Roman" w:hAnsi="Times New Roman" w:eastAsia="Times New Roman"/>
+                <w:b w:val="0"/>
+                <w:i w:val="0"/>
+                <w:sz w:val="24"/>
+              </w:rPr>
+              <w:t>Open a running session</w:t>
+            </w:r>
+          </w:p>
+        </w:tc>
+        <w:tc>
+          <w:tcPr>
+            <w:tcW w:type="dxa" w:w="2360"/>
+          </w:tcPr>
+          <w:p>
+            <w:pPr>
+              <w:spacing w:after="0" w:line="264" w:lineRule="auto"/>
+            </w:pPr>
+            <w:r>
+              <w:rPr>
+                <w:rFonts w:ascii="Times New Roman" w:hAnsi="Times New Roman" w:eastAsia="Times New Roman"/>
+                <w:b w:val="0"/>
+                <w:i w:val="0"/>
+                <w:sz w:val="24"/>
+              </w:rPr>
+              <w:t>Event log shows the queue, download, loading, idle power, each flow and scoring as they happen</w:t>
             </w:r>
           </w:p>
         </w:tc>
@@ -2592,45 +2592,45 @@
                 <w:i w:val="0"/>
                 <w:sz w:val="24"/>
               </w:rPr>
-              <w:t>M04 Dataset Upload &amp; Preparation</w:t>
-            </w:r>
-          </w:p>
-        </w:tc>
-        <w:tc>
-          <w:tcPr>
-            <w:tcW w:type="dxa" w:w="2360"/>
-          </w:tcPr>
-          <w:p>
-            <w:pPr>
-              <w:spacing w:after="0" w:line="264" w:lineRule="auto"/>
-            </w:pPr>
-            <w:r>
-              <w:rPr>
-                <w:rFonts w:ascii="Times New Roman" w:hAnsi="Times New Roman" w:eastAsia="Times New Roman"/>
-                <w:b w:val="0"/>
-                <w:i w:val="0"/>
-                <w:sz w:val="24"/>
-              </w:rPr>
-              <w:t>Download a prepared set and re-upload it</w:t>
-            </w:r>
-          </w:p>
-        </w:tc>
-        <w:tc>
-          <w:tcPr>
-            <w:tcW w:type="dxa" w:w="2360"/>
-          </w:tcPr>
-          <w:p>
-            <w:pPr>
-              <w:spacing w:after="0" w:line="264" w:lineRule="auto"/>
-            </w:pPr>
-            <w:r>
-              <w:rPr>
-                <w:rFonts w:ascii="Times New Roman" w:hAnsi="Times New Roman" w:eastAsia="Times New Roman"/>
-                <w:b w:val="0"/>
-                <w:i w:val="0"/>
-                <w:sz w:val="24"/>
-              </w:rPr>
-              <w:t>Set is accepted after its file hashes are checked</w:t>
+              <w:t>U03 Live Telemetry Dashboard</w:t>
+            </w:r>
+          </w:p>
+        </w:tc>
+        <w:tc>
+          <w:tcPr>
+            <w:tcW w:type="dxa" w:w="2360"/>
+          </w:tcPr>
+          <w:p>
+            <w:pPr>
+              <w:spacing w:after="0" w:line="264" w:lineRule="auto"/>
+            </w:pPr>
+            <w:r>
+              <w:rPr>
+                <w:rFonts w:ascii="Times New Roman" w:hAnsi="Times New Roman" w:eastAsia="Times New Roman"/>
+                <w:b w:val="0"/>
+                <w:i w:val="0"/>
+                <w:sz w:val="24"/>
+              </w:rPr>
+              <w:t>Watch the GPU panel during a run</w:t>
+            </w:r>
+          </w:p>
+        </w:tc>
+        <w:tc>
+          <w:tcPr>
+            <w:tcW w:type="dxa" w:w="2360"/>
+          </w:tcPr>
+          <w:p>
+            <w:pPr>
+              <w:spacing w:after="0" w:line="264" w:lineRule="auto"/>
+            </w:pPr>
+            <w:r>
+              <w:rPr>
+                <w:rFonts w:ascii="Times New Roman" w:hAnsi="Times New Roman" w:eastAsia="Times New Roman"/>
+                <w:b w:val="0"/>
+                <w:i w:val="0"/>
+                <w:sz w:val="24"/>
+              </w:rPr>
+              <w:t>GPU utilisation, memory, board power and temperature update every few seconds</w:t>
             </w:r>
           </w:p>
         </w:tc>
@@ -2688,45 +2688,45 @@
                 <w:i w:val="0"/>
                 <w:sz w:val="24"/>
               </w:rPr>
-              <w:t>M04 Dataset Upload &amp; Preparation</w:t>
-            </w:r>
-          </w:p>
-        </w:tc>
-        <w:tc>
-          <w:tcPr>
-            <w:tcW w:type="dxa" w:w="2360"/>
-          </w:tcPr>
-          <w:p>
-            <w:pPr>
-              <w:spacing w:after="0" w:line="264" w:lineRule="auto"/>
-            </w:pPr>
-            <w:r>
-              <w:rPr>
-                <w:rFonts w:ascii="Times New Roman" w:hAnsi="Times New Roman" w:eastAsia="Times New Roman"/>
-                <w:b w:val="0"/>
-                <w:i w:val="0"/>
-                <w:sz w:val="24"/>
-              </w:rPr>
-              <w:t>Re-upload a prepared set whose files were edited</w:t>
-            </w:r>
-          </w:p>
-        </w:tc>
-        <w:tc>
-          <w:tcPr>
-            <w:tcW w:type="dxa" w:w="2360"/>
-          </w:tcPr>
-          <w:p>
-            <w:pPr>
-              <w:spacing w:after="0" w:line="264" w:lineRule="auto"/>
-            </w:pPr>
-            <w:r>
-              <w:rPr>
-                <w:rFonts w:ascii="Times New Roman" w:hAnsi="Times New Roman" w:eastAsia="Times New Roman"/>
-                <w:b w:val="0"/>
-                <w:i w:val="0"/>
-                <w:sz w:val="24"/>
-              </w:rPr>
-              <w:t>Upload is rejected because the hashes do not match</w:t>
+              <w:t>U03 Live Telemetry Dashboard</w:t>
+            </w:r>
+          </w:p>
+        </w:tc>
+        <w:tc>
+          <w:tcPr>
+            <w:tcW w:type="dxa" w:w="2360"/>
+          </w:tcPr>
+          <w:p>
+            <w:pPr>
+              <w:spacing w:after="0" w:line="264" w:lineRule="auto"/>
+            </w:pPr>
+            <w:r>
+              <w:rPr>
+                <w:rFonts w:ascii="Times New Roman" w:hAnsi="Times New Roman" w:eastAsia="Times New Roman"/>
+                <w:b w:val="0"/>
+                <w:i w:val="0"/>
+                <w:sz w:val="24"/>
+              </w:rPr>
+              <w:t>Leave the session page and return while it is still running</w:t>
+            </w:r>
+          </w:p>
+        </w:tc>
+        <w:tc>
+          <w:tcPr>
+            <w:tcW w:type="dxa" w:w="2360"/>
+          </w:tcPr>
+          <w:p>
+            <w:pPr>
+              <w:spacing w:after="0" w:line="264" w:lineRule="auto"/>
+            </w:pPr>
+            <w:r>
+              <w:rPr>
+                <w:rFonts w:ascii="Times New Roman" w:hAnsi="Times New Roman" w:eastAsia="Times New Roman"/>
+                <w:b w:val="0"/>
+                <w:i w:val="0"/>
+                <w:sz w:val="24"/>
+              </w:rPr>
+              <w:t>Live telemetry is shown again, including earlier events</w:t>
             </w:r>
           </w:p>
         </w:tc>
@@ -2784,45 +2784,45 @@
                 <w:i w:val="0"/>
                 <w:sz w:val="24"/>
               </w:rPr>
-              <w:t>M05 Model Catalogue &amp; Selection</w:t>
-            </w:r>
-          </w:p>
-        </w:tc>
-        <w:tc>
-          <w:tcPr>
-            <w:tcW w:type="dxa" w:w="2360"/>
-          </w:tcPr>
-          <w:p>
-            <w:pPr>
-              <w:spacing w:after="0" w:line="264" w:lineRule="auto"/>
-            </w:pPr>
-            <w:r>
-              <w:rPr>
-                <w:rFonts w:ascii="Times New Roman" w:hAnsi="Times New Roman" w:eastAsia="Times New Roman"/>
-                <w:b w:val="0"/>
-                <w:i w:val="0"/>
-                <w:sz w:val="24"/>
-              </w:rPr>
-              <w:t>Open the Models step</w:t>
-            </w:r>
-          </w:p>
-        </w:tc>
-        <w:tc>
-          <w:tcPr>
-            <w:tcW w:type="dxa" w:w="2360"/>
-          </w:tcPr>
-          <w:p>
-            <w:pPr>
-              <w:spacing w:after="0" w:line="264" w:lineRule="auto"/>
-            </w:pPr>
-            <w:r>
-              <w:rPr>
-                <w:rFonts w:ascii="Times New Roman" w:hAnsi="Times New Roman" w:eastAsia="Times New Roman"/>
-                <w:b w:val="0"/>
-                <w:i w:val="0"/>
-                <w:sz w:val="24"/>
-              </w:rPr>
-              <w:t>Study models and catalogue models are listed with their size and context length</w:t>
+              <w:t>U04 Session History &amp; Results Review</w:t>
+            </w:r>
+          </w:p>
+        </w:tc>
+        <w:tc>
+          <w:tcPr>
+            <w:tcW w:type="dxa" w:w="2360"/>
+          </w:tcPr>
+          <w:p>
+            <w:pPr>
+              <w:spacing w:after="0" w:line="264" w:lineRule="auto"/>
+            </w:pPr>
+            <w:r>
+              <w:rPr>
+                <w:rFonts w:ascii="Times New Roman" w:hAnsi="Times New Roman" w:eastAsia="Times New Roman"/>
+                <w:b w:val="0"/>
+                <w:i w:val="0"/>
+                <w:sz w:val="24"/>
+              </w:rPr>
+              <w:t>Open the Home page after logging in</w:t>
+            </w:r>
+          </w:p>
+        </w:tc>
+        <w:tc>
+          <w:tcPr>
+            <w:tcW w:type="dxa" w:w="2360"/>
+          </w:tcPr>
+          <w:p>
+            <w:pPr>
+              <w:spacing w:after="0" w:line="264" w:lineRule="auto"/>
+            </w:pPr>
+            <w:r>
+              <w:rPr>
+                <w:rFonts w:ascii="Times New Roman" w:hAnsi="Times New Roman" w:eastAsia="Times New Roman"/>
+                <w:b w:val="0"/>
+                <w:i w:val="0"/>
+                <w:sz w:val="24"/>
+              </w:rPr>
+              <w:t>Latest session, recent sessions and the GPU status (online or offline) are shown</w:t>
             </w:r>
           </w:p>
         </w:tc>
@@ -2880,45 +2880,45 @@
                 <w:i w:val="0"/>
                 <w:sz w:val="24"/>
               </w:rPr>
-              <w:t>M05 Model Catalogue &amp; Selection</w:t>
-            </w:r>
-          </w:p>
-        </w:tc>
-        <w:tc>
-          <w:tcPr>
-            <w:tcW w:type="dxa" w:w="2360"/>
-          </w:tcPr>
-          <w:p>
-            <w:pPr>
-              <w:spacing w:after="0" w:line="264" w:lineRule="auto"/>
-            </w:pPr>
-            <w:r>
-              <w:rPr>
-                <w:rFonts w:ascii="Times New Roman" w:hAnsi="Times New Roman" w:eastAsia="Times New Roman"/>
-                <w:b w:val="0"/>
-                <w:i w:val="0"/>
-                <w:sz w:val="24"/>
-              </w:rPr>
-              <w:t>Select only one model</w:t>
-            </w:r>
-          </w:p>
-        </w:tc>
-        <w:tc>
-          <w:tcPr>
-            <w:tcW w:type="dxa" w:w="2360"/>
-          </w:tcPr>
-          <w:p>
-            <w:pPr>
-              <w:spacing w:after="0" w:line="264" w:lineRule="auto"/>
-            </w:pPr>
-            <w:r>
-              <w:rPr>
-                <w:rFonts w:ascii="Times New Roman" w:hAnsi="Times New Roman" w:eastAsia="Times New Roman"/>
-                <w:b w:val="0"/>
-                <w:i w:val="0"/>
-                <w:sz w:val="24"/>
-              </w:rPr>
-              <w:t>Wizard asks for at least two models before continuing</w:t>
+              <w:t>U04 Session History &amp; Results Review</w:t>
+            </w:r>
+          </w:p>
+        </w:tc>
+        <w:tc>
+          <w:tcPr>
+            <w:tcW w:type="dxa" w:w="2360"/>
+          </w:tcPr>
+          <w:p>
+            <w:pPr>
+              <w:spacing w:after="0" w:line="264" w:lineRule="auto"/>
+            </w:pPr>
+            <w:r>
+              <w:rPr>
+                <w:rFonts w:ascii="Times New Roman" w:hAnsi="Times New Roman" w:eastAsia="Times New Roman"/>
+                <w:b w:val="0"/>
+                <w:i w:val="0"/>
+                <w:sz w:val="24"/>
+              </w:rPr>
+              <w:t>Open the Sessions page</w:t>
+            </w:r>
+          </w:p>
+        </w:tc>
+        <w:tc>
+          <w:tcPr>
+            <w:tcW w:type="dxa" w:w="2360"/>
+          </w:tcPr>
+          <w:p>
+            <w:pPr>
+              <w:spacing w:after="0" w:line="264" w:lineRule="auto"/>
+            </w:pPr>
+            <w:r>
+              <w:rPr>
+                <w:rFonts w:ascii="Times New Roman" w:hAnsi="Times New Roman" w:eastAsia="Times New Roman"/>
+                <w:b w:val="0"/>
+                <w:i w:val="0"/>
+                <w:sz w:val="24"/>
+              </w:rPr>
+              <w:t>User's past sessions are listed with their status, models and date</w:t>
             </w:r>
           </w:p>
         </w:tc>
@@ -2976,45 +2976,45 @@
                 <w:i w:val="0"/>
                 <w:sz w:val="24"/>
               </w:rPr>
-              <w:t>M05 Model Catalogue &amp; Selection</w:t>
-            </w:r>
-          </w:p>
-        </w:tc>
-        <w:tc>
-          <w:tcPr>
-            <w:tcW w:type="dxa" w:w="2360"/>
-          </w:tcPr>
-          <w:p>
-            <w:pPr>
-              <w:spacing w:after="0" w:line="264" w:lineRule="auto"/>
-            </w:pPr>
-            <w:r>
-              <w:rPr>
-                <w:rFonts w:ascii="Times New Roman" w:hAnsi="Times New Roman" w:eastAsia="Times New Roman"/>
-                <w:b w:val="0"/>
-                <w:i w:val="0"/>
-                <w:sz w:val="24"/>
-              </w:rPr>
-              <w:t>Select five models</w:t>
-            </w:r>
-          </w:p>
-        </w:tc>
-        <w:tc>
-          <w:tcPr>
-            <w:tcW w:type="dxa" w:w="2360"/>
-          </w:tcPr>
-          <w:p>
-            <w:pPr>
-              <w:spacing w:after="0" w:line="264" w:lineRule="auto"/>
-            </w:pPr>
-            <w:r>
-              <w:rPr>
-                <w:rFonts w:ascii="Times New Roman" w:hAnsi="Times New Roman" w:eastAsia="Times New Roman"/>
-                <w:b w:val="0"/>
-                <w:i w:val="0"/>
-                <w:sz w:val="24"/>
-              </w:rPr>
-              <w:t>Wizard allows at most four models per session</w:t>
+              <w:t>U04 Session History &amp; Results Review</w:t>
+            </w:r>
+          </w:p>
+        </w:tc>
+        <w:tc>
+          <w:tcPr>
+            <w:tcW w:type="dxa" w:w="2360"/>
+          </w:tcPr>
+          <w:p>
+            <w:pPr>
+              <w:spacing w:after="0" w:line="264" w:lineRule="auto"/>
+            </w:pPr>
+            <w:r>
+              <w:rPr>
+                <w:rFonts w:ascii="Times New Roman" w:hAnsi="Times New Roman" w:eastAsia="Times New Roman"/>
+                <w:b w:val="0"/>
+                <w:i w:val="0"/>
+                <w:sz w:val="24"/>
+              </w:rPr>
+              <w:t>Switch the GPU server off, then open a finished session</w:t>
+            </w:r>
+          </w:p>
+        </w:tc>
+        <w:tc>
+          <w:tcPr>
+            <w:tcW w:type="dxa" w:w="2360"/>
+          </w:tcPr>
+          <w:p>
+            <w:pPr>
+              <w:spacing w:after="0" w:line="264" w:lineRule="auto"/>
+            </w:pPr>
+            <w:r>
+              <w:rPr>
+                <w:rFonts w:ascii="Times New Roman" w:hAnsi="Times New Roman" w:eastAsia="Times New Roman"/>
+                <w:b w:val="0"/>
+                <w:i w:val="0"/>
+                <w:sz w:val="24"/>
+              </w:rPr>
+              <w:t>Results, analyses and the PDF are still available from the Supabase database</w:t>
             </w:r>
           </w:p>
         </w:tc>
@@ -3072,45 +3072,45 @@
                 <w:i w:val="0"/>
                 <w:sz w:val="24"/>
               </w:rPr>
-              <w:t>M05 Model Catalogue &amp; Selection</w:t>
-            </w:r>
-          </w:p>
-        </w:tc>
-        <w:tc>
-          <w:tcPr>
-            <w:tcW w:type="dxa" w:w="2360"/>
-          </w:tcPr>
-          <w:p>
-            <w:pPr>
-              <w:spacing w:after="0" w:line="264" w:lineRule="auto"/>
-            </w:pPr>
-            <w:r>
-              <w:rPr>
-                <w:rFonts w:ascii="Times New Roman" w:hAnsi="Times New Roman" w:eastAsia="Times New Roman"/>
-                <w:b w:val="0"/>
-                <w:i w:val="0"/>
-                <w:sz w:val="24"/>
-              </w:rPr>
-              <w:t>Check the GPU fit of each model</w:t>
-            </w:r>
-          </w:p>
-        </w:tc>
-        <w:tc>
-          <w:tcPr>
-            <w:tcW w:type="dxa" w:w="2360"/>
-          </w:tcPr>
-          <w:p>
-            <w:pPr>
-              <w:spacing w:after="0" w:line="264" w:lineRule="auto"/>
-            </w:pPr>
-            <w:r>
-              <w:rPr>
-                <w:rFonts w:ascii="Times New Roman" w:hAnsi="Times New Roman" w:eastAsia="Times New Roman"/>
-                <w:b w:val="0"/>
-                <w:i w:val="0"/>
-                <w:sz w:val="24"/>
-              </w:rPr>
-              <w:t>Each model shows whether it fits this GPU in 4-bit before it is chosen</w:t>
+              <w:t>U04 Session History &amp; Results Review</w:t>
+            </w:r>
+          </w:p>
+        </w:tc>
+        <w:tc>
+          <w:tcPr>
+            <w:tcW w:type="dxa" w:w="2360"/>
+          </w:tcPr>
+          <w:p>
+            <w:pPr>
+              <w:spacing w:after="0" w:line="264" w:lineRule="auto"/>
+            </w:pPr>
+            <w:r>
+              <w:rPr>
+                <w:rFonts w:ascii="Times New Roman" w:hAnsi="Times New Roman" w:eastAsia="Times New Roman"/>
+                <w:b w:val="0"/>
+                <w:i w:val="0"/>
+                <w:sz w:val="24"/>
+              </w:rPr>
+              <w:t>Open a finished session</w:t>
+            </w:r>
+          </w:p>
+        </w:tc>
+        <w:tc>
+          <w:tcPr>
+            <w:tcW w:type="dxa" w:w="2360"/>
+          </w:tcPr>
+          <w:p>
+            <w:pPr>
+              <w:spacing w:after="0" w:line="264" w:lineRule="auto"/>
+            </w:pPr>
+            <w:r>
+              <w:rPr>
+                <w:rFonts w:ascii="Times New Roman" w:hAnsi="Times New Roman" w:eastAsia="Times New Roman"/>
+                <w:b w:val="0"/>
+                <w:i w:val="0"/>
+                <w:sz w:val="24"/>
+              </w:rPr>
+              <w:t>Results are shown in five tabs: Overview, Reliability, Performance, Agents and Cost</w:t>
             </w:r>
           </w:p>
         </w:tc>
@@ -3168,45 +3168,45 @@
                 <w:i w:val="0"/>
                 <w:sz w:val="24"/>
               </w:rPr>
-              <w:t>M06 Agent Pipeline Configuration</w:t>
-            </w:r>
-          </w:p>
-        </w:tc>
-        <w:tc>
-          <w:tcPr>
-            <w:tcW w:type="dxa" w:w="2360"/>
-          </w:tcPr>
-          <w:p>
-            <w:pPr>
-              <w:spacing w:after="0" w:line="264" w:lineRule="auto"/>
-            </w:pPr>
-            <w:r>
-              <w:rPr>
-                <w:rFonts w:ascii="Times New Roman" w:hAnsi="Times New Roman" w:eastAsia="Times New Roman"/>
-                <w:b w:val="0"/>
-                <w:i w:val="0"/>
-                <w:sz w:val="24"/>
-              </w:rPr>
-              <w:t>Keep the default pipeline</w:t>
-            </w:r>
-          </w:p>
-        </w:tc>
-        <w:tc>
-          <w:tcPr>
-            <w:tcW w:type="dxa" w:w="2360"/>
-          </w:tcPr>
-          <w:p>
-            <w:pPr>
-              <w:spacing w:after="0" w:line="264" w:lineRule="auto"/>
-            </w:pPr>
-            <w:r>
-              <w:rPr>
-                <w:rFonts w:ascii="Times New Roman" w:hAnsi="Times New Roman" w:eastAsia="Times New Roman"/>
-                <w:b w:val="0"/>
-                <w:i w:val="0"/>
-                <w:sz w:val="24"/>
-              </w:rPr>
-              <w:t>Four agents are used: perceive, reason, decide and act</w:t>
+              <w:t>U04 Session History &amp; Results Review</w:t>
+            </w:r>
+          </w:p>
+        </w:tc>
+        <w:tc>
+          <w:tcPr>
+            <w:tcW w:type="dxa" w:w="2360"/>
+          </w:tcPr>
+          <w:p>
+            <w:pPr>
+              <w:spacing w:after="0" w:line="264" w:lineRule="auto"/>
+            </w:pPr>
+            <w:r>
+              <w:rPr>
+                <w:rFonts w:ascii="Times New Roman" w:hAnsi="Times New Roman" w:eastAsia="Times New Roman"/>
+                <w:b w:val="0"/>
+                <w:i w:val="0"/>
+                <w:sz w:val="24"/>
+              </w:rPr>
+              <w:t>Open the Performance tab</w:t>
+            </w:r>
+          </w:p>
+        </w:tc>
+        <w:tc>
+          <w:tcPr>
+            <w:tcW w:type="dxa" w:w="2360"/>
+          </w:tcPr>
+          <w:p>
+            <w:pPr>
+              <w:spacing w:after="0" w:line="264" w:lineRule="auto"/>
+            </w:pPr>
+            <w:r>
+              <w:rPr>
+                <w:rFonts w:ascii="Times New Roman" w:hAnsi="Times New Roman" w:eastAsia="Times New Roman"/>
+                <w:b w:val="0"/>
+                <w:i w:val="0"/>
+                <w:sz w:val="24"/>
+              </w:rPr>
+              <w:t>Latency per flow, throughput, load scaling and cold start are shown</w:t>
             </w:r>
           </w:p>
         </w:tc>
@@ -3264,45 +3264,45 @@
                 <w:i w:val="0"/>
                 <w:sz w:val="24"/>
               </w:rPr>
-              <w:t>M06 Agent Pipeline Configuration</w:t>
-            </w:r>
-          </w:p>
-        </w:tc>
-        <w:tc>
-          <w:tcPr>
-            <w:tcW w:type="dxa" w:w="2360"/>
-          </w:tcPr>
-          <w:p>
-            <w:pPr>
-              <w:spacing w:after="0" w:line="264" w:lineRule="auto"/>
-            </w:pPr>
-            <w:r>
-              <w:rPr>
-                <w:rFonts w:ascii="Times New Roman" w:hAnsi="Times New Roman" w:eastAsia="Times New Roman"/>
-                <w:b w:val="0"/>
-                <w:i w:val="0"/>
-                <w:sz w:val="24"/>
-              </w:rPr>
-              <w:t>Define a custom pipeline with a different number of agents</w:t>
-            </w:r>
-          </w:p>
-        </w:tc>
-        <w:tc>
-          <w:tcPr>
-            <w:tcW w:type="dxa" w:w="2360"/>
-          </w:tcPr>
-          <w:p>
-            <w:pPr>
-              <w:spacing w:after="0" w:line="264" w:lineRule="auto"/>
-            </w:pPr>
-            <w:r>
-              <w:rPr>
-                <w:rFonts w:ascii="Times New Roman" w:hAnsi="Times New Roman" w:eastAsia="Times New Roman"/>
-                <w:b w:val="0"/>
-                <w:i w:val="0"/>
-                <w:sz w:val="24"/>
-              </w:rPr>
-              <w:t>Pipeline is validated, saved and used for the session</w:t>
+              <w:t>U04 Session History &amp; Results Review</w:t>
+            </w:r>
+          </w:p>
+        </w:tc>
+        <w:tc>
+          <w:tcPr>
+            <w:tcW w:type="dxa" w:w="2360"/>
+          </w:tcPr>
+          <w:p>
+            <w:pPr>
+              <w:spacing w:after="0" w:line="264" w:lineRule="auto"/>
+            </w:pPr>
+            <w:r>
+              <w:rPr>
+                <w:rFonts w:ascii="Times New Roman" w:hAnsi="Times New Roman" w:eastAsia="Times New Roman"/>
+                <w:b w:val="0"/>
+                <w:i w:val="0"/>
+                <w:sz w:val="24"/>
+              </w:rPr>
+              <w:t>Add notes and tags to a session and save</w:t>
+            </w:r>
+          </w:p>
+        </w:tc>
+        <w:tc>
+          <w:tcPr>
+            <w:tcW w:type="dxa" w:w="2360"/>
+          </w:tcPr>
+          <w:p>
+            <w:pPr>
+              <w:spacing w:after="0" w:line="264" w:lineRule="auto"/>
+            </w:pPr>
+            <w:r>
+              <w:rPr>
+                <w:rFonts w:ascii="Times New Roman" w:hAnsi="Times New Roman" w:eastAsia="Times New Roman"/>
+                <w:b w:val="0"/>
+                <w:i w:val="0"/>
+                <w:sz w:val="24"/>
+              </w:rPr>
+              <w:t>Notes and tags are saved and shown when the session is opened again</w:t>
             </w:r>
           </w:p>
         </w:tc>
@@ -3360,45 +3360,45 @@
                 <w:i w:val="0"/>
                 <w:sz w:val="24"/>
               </w:rPr>
-              <w:t>M06 Agent Pipeline Configuration</w:t>
-            </w:r>
-          </w:p>
-        </w:tc>
-        <w:tc>
-          <w:tcPr>
-            <w:tcW w:type="dxa" w:w="2360"/>
-          </w:tcPr>
-          <w:p>
-            <w:pPr>
-              <w:spacing w:after="0" w:line="264" w:lineRule="auto"/>
-            </w:pPr>
-            <w:r>
-              <w:rPr>
-                <w:rFonts w:ascii="Times New Roman" w:hAnsi="Times New Roman" w:eastAsia="Times New Roman"/>
-                <w:b w:val="0"/>
-                <w:i w:val="0"/>
-                <w:sz w:val="24"/>
-              </w:rPr>
-              <w:t>Change an agent's output-token budget</w:t>
-            </w:r>
-          </w:p>
-        </w:tc>
-        <w:tc>
-          <w:tcPr>
-            <w:tcW w:type="dxa" w:w="2360"/>
-          </w:tcPr>
-          <w:p>
-            <w:pPr>
-              <w:spacing w:after="0" w:line="264" w:lineRule="auto"/>
-            </w:pPr>
-            <w:r>
-              <w:rPr>
-                <w:rFonts w:ascii="Times New Roman" w:hAnsi="Times New Roman" w:eastAsia="Times New Roman"/>
-                <w:b w:val="0"/>
-                <w:i w:val="0"/>
-                <w:sz w:val="24"/>
-              </w:rPr>
-              <w:t>New budget is saved and shown in the session's settings</w:t>
+              <w:t>U04 Session History &amp; Results Review</w:t>
+            </w:r>
+          </w:p>
+        </w:tc>
+        <w:tc>
+          <w:tcPr>
+            <w:tcW w:type="dxa" w:w="2360"/>
+          </w:tcPr>
+          <w:p>
+            <w:pPr>
+              <w:spacing w:after="0" w:line="264" w:lineRule="auto"/>
+            </w:pPr>
+            <w:r>
+              <w:rPr>
+                <w:rFonts w:ascii="Times New Roman" w:hAnsi="Times New Roman" w:eastAsia="Times New Roman"/>
+                <w:b w:val="0"/>
+                <w:i w:val="0"/>
+                <w:sz w:val="24"/>
+              </w:rPr>
+              <w:t>Delete a session</w:t>
+            </w:r>
+          </w:p>
+        </w:tc>
+        <w:tc>
+          <w:tcPr>
+            <w:tcW w:type="dxa" w:w="2360"/>
+          </w:tcPr>
+          <w:p>
+            <w:pPr>
+              <w:spacing w:after="0" w:line="264" w:lineRule="auto"/>
+            </w:pPr>
+            <w:r>
+              <w:rPr>
+                <w:rFonts w:ascii="Times New Roman" w:hAnsi="Times New Roman" w:eastAsia="Times New Roman"/>
+                <w:b w:val="0"/>
+                <w:i w:val="0"/>
+                <w:sz w:val="24"/>
+              </w:rPr>
+              <w:t>Session is removed from the session list after confirmation</w:t>
             </w:r>
           </w:p>
         </w:tc>
@@ -3456,45 +3456,45 @@
                 <w:i w:val="0"/>
                 <w:sz w:val="24"/>
               </w:rPr>
-              <w:t>M07 Benchmark Execution &amp; Job Queue</w:t>
-            </w:r>
-          </w:p>
-        </w:tc>
-        <w:tc>
-          <w:tcPr>
-            <w:tcW w:type="dxa" w:w="2360"/>
-          </w:tcPr>
-          <w:p>
-            <w:pPr>
-              <w:spacing w:after="0" w:line="264" w:lineRule="auto"/>
-            </w:pPr>
-            <w:r>
-              <w:rPr>
-                <w:rFonts w:ascii="Times New Roman" w:hAnsi="Times New Roman" w:eastAsia="Times New Roman"/>
-                <w:b w:val="0"/>
-                <w:i w:val="0"/>
-                <w:sz w:val="24"/>
-              </w:rPr>
-              <w:t>Start a benchmark while the GPU is free</w:t>
-            </w:r>
-          </w:p>
-        </w:tc>
-        <w:tc>
-          <w:tcPr>
-            <w:tcW w:type="dxa" w:w="2360"/>
-          </w:tcPr>
-          <w:p>
-            <w:pPr>
-              <w:spacing w:after="0" w:line="264" w:lineRule="auto"/>
-            </w:pPr>
-            <w:r>
-              <w:rPr>
-                <w:rFonts w:ascii="Times New Roman" w:hAnsi="Times New Roman" w:eastAsia="Times New Roman"/>
-                <w:b w:val="0"/>
-                <w:i w:val="0"/>
-                <w:sz w:val="24"/>
-              </w:rPr>
-              <w:t>Job starts, and each model is downloaded if needed, loaded in 4-bit and run over every flow</w:t>
+              <w:t>U04 Session History &amp; Results Review</w:t>
+            </w:r>
+          </w:p>
+        </w:tc>
+        <w:tc>
+          <w:tcPr>
+            <w:tcW w:type="dxa" w:w="2360"/>
+          </w:tcPr>
+          <w:p>
+            <w:pPr>
+              <w:spacing w:after="0" w:line="264" w:lineRule="auto"/>
+            </w:pPr>
+            <w:r>
+              <w:rPr>
+                <w:rFonts w:ascii="Times New Roman" w:hAnsi="Times New Roman" w:eastAsia="Times New Roman"/>
+                <w:b w:val="0"/>
+                <w:i w:val="0"/>
+                <w:sz w:val="24"/>
+              </w:rPr>
+              <w:t>Try to delete or edit the notes of another user's session</w:t>
+            </w:r>
+          </w:p>
+        </w:tc>
+        <w:tc>
+          <w:tcPr>
+            <w:tcW w:type="dxa" w:w="2360"/>
+          </w:tcPr>
+          <w:p>
+            <w:pPr>
+              <w:spacing w:after="0" w:line="264" w:lineRule="auto"/>
+            </w:pPr>
+            <w:r>
+              <w:rPr>
+                <w:rFonts w:ascii="Times New Roman" w:hAnsi="Times New Roman" w:eastAsia="Times New Roman"/>
+                <w:b w:val="0"/>
+                <w:i w:val="0"/>
+                <w:sz w:val="24"/>
+              </w:rPr>
+              <w:t>Change is refused unless the user is an administrator</w:t>
             </w:r>
           </w:p>
         </w:tc>
@@ -3552,45 +3552,45 @@
                 <w:i w:val="0"/>
                 <w:sz w:val="24"/>
               </w:rPr>
-              <w:t>M07 Benchmark Execution &amp; Job Queue</w:t>
-            </w:r>
-          </w:p>
-        </w:tc>
-        <w:tc>
-          <w:tcPr>
-            <w:tcW w:type="dxa" w:w="2360"/>
-          </w:tcPr>
-          <w:p>
-            <w:pPr>
-              <w:spacing w:after="0" w:line="264" w:lineRule="auto"/>
-            </w:pPr>
-            <w:r>
-              <w:rPr>
-                <w:rFonts w:ascii="Times New Roman" w:hAnsi="Times New Roman" w:eastAsia="Times New Roman"/>
-                <w:b w:val="0"/>
-                <w:i w:val="0"/>
-                <w:sz w:val="24"/>
-              </w:rPr>
-              <w:t>Start a second benchmark while one is running</w:t>
-            </w:r>
-          </w:p>
-        </w:tc>
-        <w:tc>
-          <w:tcPr>
-            <w:tcW w:type="dxa" w:w="2360"/>
-          </w:tcPr>
-          <w:p>
-            <w:pPr>
-              <w:spacing w:after="0" w:line="264" w:lineRule="auto"/>
-            </w:pPr>
-            <w:r>
-              <w:rPr>
-                <w:rFonts w:ascii="Times New Roman" w:hAnsi="Times New Roman" w:eastAsia="Times New Roman"/>
-                <w:b w:val="0"/>
-                <w:i w:val="0"/>
-                <w:sz w:val="24"/>
-              </w:rPr>
-              <w:t>Second job waits in the queue and starts when the first one finishes</w:t>
+              <w:t>U05 Model Comparison, Leaderboard &amp; Trends</w:t>
+            </w:r>
+          </w:p>
+        </w:tc>
+        <w:tc>
+          <w:tcPr>
+            <w:tcW w:type="dxa" w:w="2360"/>
+          </w:tcPr>
+          <w:p>
+            <w:pPr>
+              <w:spacing w:after="0" w:line="264" w:lineRule="auto"/>
+            </w:pPr>
+            <w:r>
+              <w:rPr>
+                <w:rFonts w:ascii="Times New Roman" w:hAnsi="Times New Roman" w:eastAsia="Times New Roman"/>
+                <w:b w:val="0"/>
+                <w:i w:val="0"/>
+                <w:sz w:val="24"/>
+              </w:rPr>
+              <w:t>Compare two sessions run on the same prepared set</w:t>
+            </w:r>
+          </w:p>
+        </w:tc>
+        <w:tc>
+          <w:tcPr>
+            <w:tcW w:type="dxa" w:w="2360"/>
+          </w:tcPr>
+          <w:p>
+            <w:pPr>
+              <w:spacing w:after="0" w:line="264" w:lineRule="auto"/>
+            </w:pPr>
+            <w:r>
+              <w:rPr>
+                <w:rFonts w:ascii="Times New Roman" w:hAnsi="Times New Roman" w:eastAsia="Times New Roman"/>
+                <w:b w:val="0"/>
+                <w:i w:val="0"/>
+                <w:sz w:val="24"/>
+              </w:rPr>
+              <w:t>Models are compared head to head with the differences and their significance</w:t>
             </w:r>
           </w:p>
         </w:tc>
@@ -3648,45 +3648,45 @@
                 <w:i w:val="0"/>
                 <w:sz w:val="24"/>
               </w:rPr>
-              <w:t>M07 Benchmark Execution &amp; Job Queue</w:t>
-            </w:r>
-          </w:p>
-        </w:tc>
-        <w:tc>
-          <w:tcPr>
-            <w:tcW w:type="dxa" w:w="2360"/>
-          </w:tcPr>
-          <w:p>
-            <w:pPr>
-              <w:spacing w:after="0" w:line="264" w:lineRule="auto"/>
-            </w:pPr>
-            <w:r>
-              <w:rPr>
-                <w:rFonts w:ascii="Times New Roman" w:hAnsi="Times New Roman" w:eastAsia="Times New Roman"/>
-                <w:b w:val="0"/>
-                <w:i w:val="0"/>
-                <w:sz w:val="24"/>
-              </w:rPr>
-              <w:t>Prepare a dataset on this computer while a benchmark is running</w:t>
-            </w:r>
-          </w:p>
-        </w:tc>
-        <w:tc>
-          <w:tcPr>
-            <w:tcW w:type="dxa" w:w="2360"/>
-          </w:tcPr>
-          <w:p>
-            <w:pPr>
-              <w:spacing w:after="0" w:line="264" w:lineRule="auto"/>
-            </w:pPr>
-            <w:r>
-              <w:rPr>
-                <w:rFonts w:ascii="Times New Roman" w:hAnsi="Times New Roman" w:eastAsia="Times New Roman"/>
-                <w:b w:val="0"/>
-                <w:i w:val="0"/>
-                <w:sz w:val="24"/>
-              </w:rPr>
-              <w:t>Preparation finishes without waiting for the running benchmark</w:t>
+              <w:t>U05 Model Comparison, Leaderboard &amp; Trends</w:t>
+            </w:r>
+          </w:p>
+        </w:tc>
+        <w:tc>
+          <w:tcPr>
+            <w:tcW w:type="dxa" w:w="2360"/>
+          </w:tcPr>
+          <w:p>
+            <w:pPr>
+              <w:spacing w:after="0" w:line="264" w:lineRule="auto"/>
+            </w:pPr>
+            <w:r>
+              <w:rPr>
+                <w:rFonts w:ascii="Times New Roman" w:hAnsi="Times New Roman" w:eastAsia="Times New Roman"/>
+                <w:b w:val="0"/>
+                <w:i w:val="0"/>
+                <w:sz w:val="24"/>
+              </w:rPr>
+              <w:t>Try to compare sessions run on different prepared sets</w:t>
+            </w:r>
+          </w:p>
+        </w:tc>
+        <w:tc>
+          <w:tcPr>
+            <w:tcW w:type="dxa" w:w="2360"/>
+          </w:tcPr>
+          <w:p>
+            <w:pPr>
+              <w:spacing w:after="0" w:line="264" w:lineRule="auto"/>
+            </w:pPr>
+            <w:r>
+              <w:rPr>
+                <w:rFonts w:ascii="Times New Roman" w:hAnsi="Times New Roman" w:eastAsia="Times New Roman"/>
+                <w:b w:val="0"/>
+                <w:i w:val="0"/>
+                <w:sz w:val="24"/>
+              </w:rPr>
+              <w:t>System does not mix them and explains that the flows differ</w:t>
             </w:r>
           </w:p>
         </w:tc>
@@ -3744,45 +3744,45 @@
                 <w:i w:val="0"/>
                 <w:sz w:val="24"/>
               </w:rPr>
-              <w:t>M07 Benchmark Execution &amp; Job Queue</w:t>
-            </w:r>
-          </w:p>
-        </w:tc>
-        <w:tc>
-          <w:tcPr>
-            <w:tcW w:type="dxa" w:w="2360"/>
-          </w:tcPr>
-          <w:p>
-            <w:pPr>
-              <w:spacing w:after="0" w:line="264" w:lineRule="auto"/>
-            </w:pPr>
-            <w:r>
-              <w:rPr>
-                <w:rFonts w:ascii="Times New Roman" w:hAnsi="Times New Roman" w:eastAsia="Times New Roman"/>
-                <w:b w:val="0"/>
-                <w:i w:val="0"/>
-                <w:sz w:val="24"/>
-              </w:rPr>
-              <w:t>Click Stop benchmark on a running session</w:t>
-            </w:r>
-          </w:p>
-        </w:tc>
-        <w:tc>
-          <w:tcPr>
-            <w:tcW w:type="dxa" w:w="2360"/>
-          </w:tcPr>
-          <w:p>
-            <w:pPr>
-              <w:spacing w:after="0" w:line="264" w:lineRule="auto"/>
-            </w:pPr>
-            <w:r>
-              <w:rPr>
-                <w:rFonts w:ascii="Times New Roman" w:hAnsi="Times New Roman" w:eastAsia="Times New Roman"/>
-                <w:b w:val="0"/>
-                <w:i w:val="0"/>
-                <w:sz w:val="24"/>
-              </w:rPr>
-              <w:t>Benchmark stops, the session is marked Stopped and it is not scored</w:t>
+              <w:t>U05 Model Comparison, Leaderboard &amp; Trends</w:t>
+            </w:r>
+          </w:p>
+        </w:tc>
+        <w:tc>
+          <w:tcPr>
+            <w:tcW w:type="dxa" w:w="2360"/>
+          </w:tcPr>
+          <w:p>
+            <w:pPr>
+              <w:spacing w:after="0" w:line="264" w:lineRule="auto"/>
+            </w:pPr>
+            <w:r>
+              <w:rPr>
+                <w:rFonts w:ascii="Times New Roman" w:hAnsi="Times New Roman" w:eastAsia="Times New Roman"/>
+                <w:b w:val="0"/>
+                <w:i w:val="0"/>
+                <w:sz w:val="24"/>
+              </w:rPr>
+              <w:t>Open the Leaderboard</w:t>
+            </w:r>
+          </w:p>
+        </w:tc>
+        <w:tc>
+          <w:tcPr>
+            <w:tcW w:type="dxa" w:w="2360"/>
+          </w:tcPr>
+          <w:p>
+            <w:pPr>
+              <w:spacing w:after="0" w:line="264" w:lineRule="auto"/>
+            </w:pPr>
+            <w:r>
+              <w:rPr>
+                <w:rFonts w:ascii="Times New Roman" w:hAnsi="Times New Roman" w:eastAsia="Times New Roman"/>
+                <w:b w:val="0"/>
+                <w:i w:val="0"/>
+                <w:sz w:val="24"/>
+              </w:rPr>
+              <w:t>Models are ranked across sessions on the same prepared set</w:t>
             </w:r>
           </w:p>
         </w:tc>
@@ -3840,45 +3840,45 @@
                 <w:i w:val="0"/>
                 <w:sz w:val="24"/>
               </w:rPr>
-              <w:t>M07 Benchmark Execution &amp; Job Queue</w:t>
-            </w:r>
-          </w:p>
-        </w:tc>
-        <w:tc>
-          <w:tcPr>
-            <w:tcW w:type="dxa" w:w="2360"/>
-          </w:tcPr>
-          <w:p>
-            <w:pPr>
-              <w:spacing w:after="0" w:line="264" w:lineRule="auto"/>
-            </w:pPr>
-            <w:r>
-              <w:rPr>
-                <w:rFonts w:ascii="Times New Roman" w:hAnsi="Times New Roman" w:eastAsia="Times New Roman"/>
-                <w:b w:val="0"/>
-                <w:i w:val="0"/>
-                <w:sz w:val="24"/>
-              </w:rPr>
-              <w:t>Resume an interrupted session</w:t>
-            </w:r>
-          </w:p>
-        </w:tc>
-        <w:tc>
-          <w:tcPr>
-            <w:tcW w:type="dxa" w:w="2360"/>
-          </w:tcPr>
-          <w:p>
-            <w:pPr>
-              <w:spacing w:after="0" w:line="264" w:lineRule="auto"/>
-            </w:pPr>
-            <w:r>
-              <w:rPr>
-                <w:rFonts w:ascii="Times New Roman" w:hAnsi="Times New Roman" w:eastAsia="Times New Roman"/>
-                <w:b w:val="0"/>
-                <w:i w:val="0"/>
-                <w:sz w:val="24"/>
-              </w:rPr>
-              <w:t>Benchmark continues and skips the flows already completed</w:t>
+              <w:t>U05 Model Comparison, Leaderboard &amp; Trends</w:t>
+            </w:r>
+          </w:p>
+        </w:tc>
+        <w:tc>
+          <w:tcPr>
+            <w:tcW w:type="dxa" w:w="2360"/>
+          </w:tcPr>
+          <w:p>
+            <w:pPr>
+              <w:spacing w:after="0" w:line="264" w:lineRule="auto"/>
+            </w:pPr>
+            <w:r>
+              <w:rPr>
+                <w:rFonts w:ascii="Times New Roman" w:hAnsi="Times New Roman" w:eastAsia="Times New Roman"/>
+                <w:b w:val="0"/>
+                <w:i w:val="0"/>
+                <w:sz w:val="24"/>
+              </w:rPr>
+              <w:t>Set a finished session to repeat on a schedule</w:t>
+            </w:r>
+          </w:p>
+        </w:tc>
+        <w:tc>
+          <w:tcPr>
+            <w:tcW w:type="dxa" w:w="2360"/>
+          </w:tcPr>
+          <w:p>
+            <w:pPr>
+              <w:spacing w:after="0" w:line="264" w:lineRule="auto"/>
+            </w:pPr>
+            <w:r>
+              <w:rPr>
+                <w:rFonts w:ascii="Times New Roman" w:hAnsi="Times New Roman" w:eastAsia="Times New Roman"/>
+                <w:b w:val="0"/>
+                <w:i w:val="0"/>
+                <w:sz w:val="24"/>
+              </w:rPr>
+              <w:t>Repeat runs join the queue at the chosen interval, up to the chosen number of runs</w:t>
             </w:r>
           </w:p>
         </w:tc>
@@ -3936,45 +3936,45 @@
                 <w:i w:val="0"/>
                 <w:sz w:val="24"/>
               </w:rPr>
-              <w:t>M07 Benchmark Execution &amp; Job Queue</w:t>
-            </w:r>
-          </w:p>
-        </w:tc>
-        <w:tc>
-          <w:tcPr>
-            <w:tcW w:type="dxa" w:w="2360"/>
-          </w:tcPr>
-          <w:p>
-            <w:pPr>
-              <w:spacing w:after="0" w:line="264" w:lineRule="auto"/>
-            </w:pPr>
-            <w:r>
-              <w:rPr>
-                <w:rFonts w:ascii="Times New Roman" w:hAnsi="Times New Roman" w:eastAsia="Times New Roman"/>
-                <w:b w:val="0"/>
-                <w:i w:val="0"/>
-                <w:sz w:val="24"/>
-              </w:rPr>
-              <w:t>Start a benchmark while the GPU server is offline</w:t>
-            </w:r>
-          </w:p>
-        </w:tc>
-        <w:tc>
-          <w:tcPr>
-            <w:tcW w:type="dxa" w:w="2360"/>
-          </w:tcPr>
-          <w:p>
-            <w:pPr>
-              <w:spacing w:after="0" w:line="264" w:lineRule="auto"/>
-            </w:pPr>
-            <w:r>
-              <w:rPr>
-                <w:rFonts w:ascii="Times New Roman" w:hAnsi="Times New Roman" w:eastAsia="Times New Roman"/>
-                <w:b w:val="0"/>
-                <w:i w:val="0"/>
-                <w:sz w:val="24"/>
-              </w:rPr>
-              <w:t>System shows that the GPU is offline and does not start the run</w:t>
+              <w:t>U05 Model Comparison, Leaderboard &amp; Trends</w:t>
+            </w:r>
+          </w:p>
+        </w:tc>
+        <w:tc>
+          <w:tcPr>
+            <w:tcW w:type="dxa" w:w="2360"/>
+          </w:tcPr>
+          <w:p>
+            <w:pPr>
+              <w:spacing w:after="0" w:line="264" w:lineRule="auto"/>
+            </w:pPr>
+            <w:r>
+              <w:rPr>
+                <w:rFonts w:ascii="Times New Roman" w:hAnsi="Times New Roman" w:eastAsia="Times New Roman"/>
+                <w:b w:val="0"/>
+                <w:i w:val="0"/>
+                <w:sz w:val="24"/>
+              </w:rPr>
+              <w:t>Open Trends for a model with several runs</w:t>
+            </w:r>
+          </w:p>
+        </w:tc>
+        <w:tc>
+          <w:tcPr>
+            <w:tcW w:type="dxa" w:w="2360"/>
+          </w:tcPr>
+          <w:p>
+            <w:pPr>
+              <w:spacing w:after="0" w:line="264" w:lineRule="auto"/>
+            </w:pPr>
+            <w:r>
+              <w:rPr>
+                <w:rFonts w:ascii="Times New Roman" w:hAnsi="Times New Roman" w:eastAsia="Times New Roman"/>
+                <w:b w:val="0"/>
+                <w:i w:val="0"/>
+                <w:sz w:val="24"/>
+              </w:rPr>
+              <w:t>Results over time are shown and runs outside the usual spread are flagged</w:t>
             </w:r>
           </w:p>
         </w:tc>
@@ -4032,45 +4032,45 @@
                 <w:i w:val="0"/>
                 <w:sz w:val="24"/>
               </w:rPr>
-              <w:t>M07 Benchmark Execution &amp; Job Queue</w:t>
-            </w:r>
-          </w:p>
-        </w:tc>
-        <w:tc>
-          <w:tcPr>
-            <w:tcW w:type="dxa" w:w="2360"/>
-          </w:tcPr>
-          <w:p>
-            <w:pPr>
-              <w:spacing w:after="0" w:line="264" w:lineRule="auto"/>
-            </w:pPr>
-            <w:r>
-              <w:rPr>
-                <w:rFonts w:ascii="Times New Roman" w:hAnsi="Times New Roman" w:eastAsia="Times New Roman"/>
-                <w:b w:val="0"/>
-                <w:i w:val="0"/>
-                <w:sz w:val="24"/>
-              </w:rPr>
-              <w:t>Start more sessions than the hourly limit allows</w:t>
-            </w:r>
-          </w:p>
-        </w:tc>
-        <w:tc>
-          <w:tcPr>
-            <w:tcW w:type="dxa" w:w="2360"/>
-          </w:tcPr>
-          <w:p>
-            <w:pPr>
-              <w:spacing w:after="0" w:line="264" w:lineRule="auto"/>
-            </w:pPr>
-            <w:r>
-              <w:rPr>
-                <w:rFonts w:ascii="Times New Roman" w:hAnsi="Times New Roman" w:eastAsia="Times New Roman"/>
-                <w:b w:val="0"/>
-                <w:i w:val="0"/>
-                <w:sz w:val="24"/>
-              </w:rPr>
-              <w:t>Run is refused with a message about the limit</w:t>
+              <w:t>U06 Benchmark Report Generator</w:t>
+            </w:r>
+          </w:p>
+        </w:tc>
+        <w:tc>
+          <w:tcPr>
+            <w:tcW w:type="dxa" w:w="2360"/>
+          </w:tcPr>
+          <w:p>
+            <w:pPr>
+              <w:spacing w:after="0" w:line="264" w:lineRule="auto"/>
+            </w:pPr>
+            <w:r>
+              <w:rPr>
+                <w:rFonts w:ascii="Times New Roman" w:hAnsi="Times New Roman" w:eastAsia="Times New Roman"/>
+                <w:b w:val="0"/>
+                <w:i w:val="0"/>
+                <w:sz w:val="24"/>
+              </w:rPr>
+              <w:t>Click Download PDF on a finished session</w:t>
+            </w:r>
+          </w:p>
+        </w:tc>
+        <w:tc>
+          <w:tcPr>
+            <w:tcW w:type="dxa" w:w="2360"/>
+          </w:tcPr>
+          <w:p>
+            <w:pPr>
+              <w:spacing w:after="0" w:line="264" w:lineRule="auto"/>
+            </w:pPr>
+            <w:r>
+              <w:rPr>
+                <w:rFonts w:ascii="Times New Roman" w:hAnsi="Times New Roman" w:eastAsia="Times New Roman"/>
+                <w:b w:val="0"/>
+                <w:i w:val="0"/>
+                <w:sz w:val="24"/>
+              </w:rPr>
+              <w:t>A PDF report with the results, analyses, recommendation and environment is downloaded</w:t>
             </w:r>
           </w:p>
         </w:tc>
@@ -4128,45 +4128,45 @@
                 <w:i w:val="0"/>
                 <w:sz w:val="24"/>
               </w:rPr>
-              <w:t>M08 Live Telemetry</w:t>
-            </w:r>
-          </w:p>
-        </w:tc>
-        <w:tc>
-          <w:tcPr>
-            <w:tcW w:type="dxa" w:w="2360"/>
-          </w:tcPr>
-          <w:p>
-            <w:pPr>
-              <w:spacing w:after="0" w:line="264" w:lineRule="auto"/>
-            </w:pPr>
-            <w:r>
-              <w:rPr>
-                <w:rFonts w:ascii="Times New Roman" w:hAnsi="Times New Roman" w:eastAsia="Times New Roman"/>
-                <w:b w:val="0"/>
-                <w:i w:val="0"/>
-                <w:sz w:val="24"/>
-              </w:rPr>
-              <w:t>Open a running session</w:t>
-            </w:r>
-          </w:p>
-        </w:tc>
-        <w:tc>
-          <w:tcPr>
-            <w:tcW w:type="dxa" w:w="2360"/>
-          </w:tcPr>
-          <w:p>
-            <w:pPr>
-              <w:spacing w:after="0" w:line="264" w:lineRule="auto"/>
-            </w:pPr>
-            <w:r>
-              <w:rPr>
-                <w:rFonts w:ascii="Times New Roman" w:hAnsi="Times New Roman" w:eastAsia="Times New Roman"/>
-                <w:b w:val="0"/>
-                <w:i w:val="0"/>
-                <w:sz w:val="24"/>
-              </w:rPr>
-              <w:t>Event log shows the queue, download, loading, idle power, each flow and scoring as they happen</w:t>
+              <w:t>U07 Telegram Notification Dispatcher</w:t>
+            </w:r>
+          </w:p>
+        </w:tc>
+        <w:tc>
+          <w:tcPr>
+            <w:tcW w:type="dxa" w:w="2360"/>
+          </w:tcPr>
+          <w:p>
+            <w:pPr>
+              <w:spacing w:after="0" w:line="264" w:lineRule="auto"/>
+            </w:pPr>
+            <w:r>
+              <w:rPr>
+                <w:rFonts w:ascii="Times New Roman" w:hAnsi="Times New Roman" w:eastAsia="Times New Roman"/>
+                <w:b w:val="0"/>
+                <w:i w:val="0"/>
+                <w:sz w:val="24"/>
+              </w:rPr>
+              <w:t>Enter a Telegram chat ID in Settings and click Send a test message</w:t>
+            </w:r>
+          </w:p>
+        </w:tc>
+        <w:tc>
+          <w:tcPr>
+            <w:tcW w:type="dxa" w:w="2360"/>
+          </w:tcPr>
+          <w:p>
+            <w:pPr>
+              <w:spacing w:after="0" w:line="264" w:lineRule="auto"/>
+            </w:pPr>
+            <w:r>
+              <w:rPr>
+                <w:rFonts w:ascii="Times New Roman" w:hAnsi="Times New Roman" w:eastAsia="Times New Roman"/>
+                <w:b w:val="0"/>
+                <w:i w:val="0"/>
+                <w:sz w:val="24"/>
+              </w:rPr>
+              <w:t>A test message arrives in the Telegram chat</w:t>
             </w:r>
           </w:p>
         </w:tc>
@@ -4224,45 +4224,45 @@
                 <w:i w:val="0"/>
                 <w:sz w:val="24"/>
               </w:rPr>
-              <w:t>M08 Live Telemetry</w:t>
-            </w:r>
-          </w:p>
-        </w:tc>
-        <w:tc>
-          <w:tcPr>
-            <w:tcW w:type="dxa" w:w="2360"/>
-          </w:tcPr>
-          <w:p>
-            <w:pPr>
-              <w:spacing w:after="0" w:line="264" w:lineRule="auto"/>
-            </w:pPr>
-            <w:r>
-              <w:rPr>
-                <w:rFonts w:ascii="Times New Roman" w:hAnsi="Times New Roman" w:eastAsia="Times New Roman"/>
-                <w:b w:val="0"/>
-                <w:i w:val="0"/>
-                <w:sz w:val="24"/>
-              </w:rPr>
-              <w:t>Watch the GPU panel during a run</w:t>
-            </w:r>
-          </w:p>
-        </w:tc>
-        <w:tc>
-          <w:tcPr>
-            <w:tcW w:type="dxa" w:w="2360"/>
-          </w:tcPr>
-          <w:p>
-            <w:pPr>
-              <w:spacing w:after="0" w:line="264" w:lineRule="auto"/>
-            </w:pPr>
-            <w:r>
-              <w:rPr>
-                <w:rFonts w:ascii="Times New Roman" w:hAnsi="Times New Roman" w:eastAsia="Times New Roman"/>
-                <w:b w:val="0"/>
-                <w:i w:val="0"/>
-                <w:sz w:val="24"/>
-              </w:rPr>
-              <w:t>GPU utilisation, memory, board power and temperature update every few seconds</w:t>
+              <w:t>U07 Telegram Notification Dispatcher</w:t>
+            </w:r>
+          </w:p>
+        </w:tc>
+        <w:tc>
+          <w:tcPr>
+            <w:tcW w:type="dxa" w:w="2360"/>
+          </w:tcPr>
+          <w:p>
+            <w:pPr>
+              <w:spacing w:after="0" w:line="264" w:lineRule="auto"/>
+            </w:pPr>
+            <w:r>
+              <w:rPr>
+                <w:rFonts w:ascii="Times New Roman" w:hAnsi="Times New Roman" w:eastAsia="Times New Roman"/>
+                <w:b w:val="0"/>
+                <w:i w:val="0"/>
+                <w:sz w:val="24"/>
+              </w:rPr>
+              <w:t>Finish a session with notifications turned on</w:t>
+            </w:r>
+          </w:p>
+        </w:tc>
+        <w:tc>
+          <w:tcPr>
+            <w:tcW w:type="dxa" w:w="2360"/>
+          </w:tcPr>
+          <w:p>
+            <w:pPr>
+              <w:spacing w:after="0" w:line="264" w:lineRule="auto"/>
+            </w:pPr>
+            <w:r>
+              <w:rPr>
+                <w:rFonts w:ascii="Times New Roman" w:hAnsi="Times New Roman" w:eastAsia="Times New Roman"/>
+                <w:b w:val="0"/>
+                <w:i w:val="0"/>
+                <w:sz w:val="24"/>
+              </w:rPr>
+              <w:t>One Telegram message with the status and the more efficient model is received</w:t>
             </w:r>
           </w:p>
         </w:tc>
@@ -4320,45 +4320,45 @@
                 <w:i w:val="0"/>
                 <w:sz w:val="24"/>
               </w:rPr>
-              <w:t>M08 Live Telemetry</w:t>
-            </w:r>
-          </w:p>
-        </w:tc>
-        <w:tc>
-          <w:tcPr>
-            <w:tcW w:type="dxa" w:w="2360"/>
-          </w:tcPr>
-          <w:p>
-            <w:pPr>
-              <w:spacing w:after="0" w:line="264" w:lineRule="auto"/>
-            </w:pPr>
-            <w:r>
-              <w:rPr>
-                <w:rFonts w:ascii="Times New Roman" w:hAnsi="Times New Roman" w:eastAsia="Times New Roman"/>
-                <w:b w:val="0"/>
-                <w:i w:val="0"/>
-                <w:sz w:val="24"/>
-              </w:rPr>
-              <w:t>Leave the session page and return while it is still running</w:t>
-            </w:r>
-          </w:p>
-        </w:tc>
-        <w:tc>
-          <w:tcPr>
-            <w:tcW w:type="dxa" w:w="2360"/>
-          </w:tcPr>
-          <w:p>
-            <w:pPr>
-              <w:spacing w:after="0" w:line="264" w:lineRule="auto"/>
-            </w:pPr>
-            <w:r>
-              <w:rPr>
-                <w:rFonts w:ascii="Times New Roman" w:hAnsi="Times New Roman" w:eastAsia="Times New Roman"/>
-                <w:b w:val="0"/>
-                <w:i w:val="0"/>
-                <w:sz w:val="24"/>
-              </w:rPr>
-              <w:t>Live telemetry is shown again, including earlier events</w:t>
+              <w:t>U07 Telegram Notification Dispatcher</w:t>
+            </w:r>
+          </w:p>
+        </w:tc>
+        <w:tc>
+          <w:tcPr>
+            <w:tcW w:type="dxa" w:w="2360"/>
+          </w:tcPr>
+          <w:p>
+            <w:pPr>
+              <w:spacing w:after="0" w:line="264" w:lineRule="auto"/>
+            </w:pPr>
+            <w:r>
+              <w:rPr>
+                <w:rFonts w:ascii="Times New Roman" w:hAnsi="Times New Roman" w:eastAsia="Times New Roman"/>
+                <w:b w:val="0"/>
+                <w:i w:val="0"/>
+                <w:sz w:val="24"/>
+              </w:rPr>
+              <w:t>Finish a session with notifications turned off</w:t>
+            </w:r>
+          </w:p>
+        </w:tc>
+        <w:tc>
+          <w:tcPr>
+            <w:tcW w:type="dxa" w:w="2360"/>
+          </w:tcPr>
+          <w:p>
+            <w:pPr>
+              <w:spacing w:after="0" w:line="264" w:lineRule="auto"/>
+            </w:pPr>
+            <w:r>
+              <w:rPr>
+                <w:rFonts w:ascii="Times New Roman" w:hAnsi="Times New Roman" w:eastAsia="Times New Roman"/>
+                <w:b w:val="0"/>
+                <w:i w:val="0"/>
+                <w:sz w:val="24"/>
+              </w:rPr>
+              <w:t>No Telegram message is sent</w:t>
             </w:r>
           </w:p>
         </w:tc>
@@ -4416,45 +4416,45 @@
                 <w:i w:val="0"/>
                 <w:sz w:val="24"/>
               </w:rPr>
-              <w:t>M09 Session Results &amp; Analyses</w:t>
-            </w:r>
-          </w:p>
-        </w:tc>
-        <w:tc>
-          <w:tcPr>
-            <w:tcW w:type="dxa" w:w="2360"/>
-          </w:tcPr>
-          <w:p>
-            <w:pPr>
-              <w:spacing w:after="0" w:line="264" w:lineRule="auto"/>
-            </w:pPr>
-            <w:r>
-              <w:rPr>
-                <w:rFonts w:ascii="Times New Roman" w:hAnsi="Times New Roman" w:eastAsia="Times New Roman"/>
-                <w:b w:val="0"/>
-                <w:i w:val="0"/>
-                <w:sz w:val="24"/>
-              </w:rPr>
-              <w:t>Open a finished session</w:t>
-            </w:r>
-          </w:p>
-        </w:tc>
-        <w:tc>
-          <w:tcPr>
-            <w:tcW w:type="dxa" w:w="2360"/>
-          </w:tcPr>
-          <w:p>
-            <w:pPr>
-              <w:spacing w:after="0" w:line="264" w:lineRule="auto"/>
-            </w:pPr>
-            <w:r>
-              <w:rPr>
-                <w:rFonts w:ascii="Times New Roman" w:hAnsi="Times New Roman" w:eastAsia="Times New Roman"/>
-                <w:b w:val="0"/>
-                <w:i w:val="0"/>
-                <w:sz w:val="24"/>
-              </w:rPr>
-              <w:t>Overview shows the scorecard, key findings and the measured verdict</w:t>
+              <w:t>D01 Dataset Ingestion Handler</w:t>
+            </w:r>
+          </w:p>
+        </w:tc>
+        <w:tc>
+          <w:tcPr>
+            <w:tcW w:type="dxa" w:w="2360"/>
+          </w:tcPr>
+          <w:p>
+            <w:pPr>
+              <w:spacing w:after="0" w:line="264" w:lineRule="auto"/>
+            </w:pPr>
+            <w:r>
+              <w:rPr>
+                <w:rFonts w:ascii="Times New Roman" w:hAnsi="Times New Roman" w:eastAsia="Times New Roman"/>
+                <w:b w:val="0"/>
+                <w:i w:val="0"/>
+                <w:sz w:val="24"/>
+              </w:rPr>
+              <w:t>Upload a file that is not a CSV or PCAP (for example a .docx)</w:t>
+            </w:r>
+          </w:p>
+        </w:tc>
+        <w:tc>
+          <w:tcPr>
+            <w:tcW w:type="dxa" w:w="2360"/>
+          </w:tcPr>
+          <w:p>
+            <w:pPr>
+              <w:spacing w:after="0" w:line="264" w:lineRule="auto"/>
+            </w:pPr>
+            <w:r>
+              <w:rPr>
+                <w:rFonts w:ascii="Times New Roman" w:hAnsi="Times New Roman" w:eastAsia="Times New Roman"/>
+                <w:b w:val="0"/>
+                <w:i w:val="0"/>
+                <w:sz w:val="24"/>
+              </w:rPr>
+              <w:t>File is rejected with a format error message</w:t>
             </w:r>
           </w:p>
         </w:tc>
@@ -4512,45 +4512,45 @@
                 <w:i w:val="0"/>
                 <w:sz w:val="24"/>
               </w:rPr>
-              <w:t>M09 Session Results &amp; Analyses</w:t>
-            </w:r>
-          </w:p>
-        </w:tc>
-        <w:tc>
-          <w:tcPr>
-            <w:tcW w:type="dxa" w:w="2360"/>
-          </w:tcPr>
-          <w:p>
-            <w:pPr>
-              <w:spacing w:after="0" w:line="264" w:lineRule="auto"/>
-            </w:pPr>
-            <w:r>
-              <w:rPr>
-                <w:rFonts w:ascii="Times New Roman" w:hAnsi="Times New Roman" w:eastAsia="Times New Roman"/>
-                <w:b w:val="0"/>
-                <w:i w:val="0"/>
-                <w:sz w:val="24"/>
-              </w:rPr>
-              <w:t>Open the Reliability tab</w:t>
-            </w:r>
-          </w:p>
-        </w:tc>
-        <w:tc>
-          <w:tcPr>
-            <w:tcW w:type="dxa" w:w="2360"/>
-          </w:tcPr>
-          <w:p>
-            <w:pPr>
-              <w:spacing w:after="0" w:line="264" w:lineRule="auto"/>
-            </w:pPr>
-            <w:r>
-              <w:rPr>
-                <w:rFonts w:ascii="Times New Roman" w:hAnsi="Times New Roman" w:eastAsia="Times New Roman"/>
-                <w:b w:val="0"/>
-                <w:i w:val="0"/>
-                <w:sz w:val="24"/>
-              </w:rPr>
-              <w:t>Valid-answer rate, where answers fail and answer consistency are shown</w:t>
+              <w:t>D01 Dataset Ingestion Handler</w:t>
+            </w:r>
+          </w:p>
+        </w:tc>
+        <w:tc>
+          <w:tcPr>
+            <w:tcW w:type="dxa" w:w="2360"/>
+          </w:tcPr>
+          <w:p>
+            <w:pPr>
+              <w:spacing w:after="0" w:line="264" w:lineRule="auto"/>
+            </w:pPr>
+            <w:r>
+              <w:rPr>
+                <w:rFonts w:ascii="Times New Roman" w:hAnsi="Times New Roman" w:eastAsia="Times New Roman"/>
+                <w:b w:val="0"/>
+                <w:i w:val="0"/>
+                <w:sz w:val="24"/>
+              </w:rPr>
+              <w:t>Upload a file larger than the upload limit</w:t>
+            </w:r>
+          </w:p>
+        </w:tc>
+        <w:tc>
+          <w:tcPr>
+            <w:tcW w:type="dxa" w:w="2360"/>
+          </w:tcPr>
+          <w:p>
+            <w:pPr>
+              <w:spacing w:after="0" w:line="264" w:lineRule="auto"/>
+            </w:pPr>
+            <w:r>
+              <w:rPr>
+                <w:rFonts w:ascii="Times New Roman" w:hAnsi="Times New Roman" w:eastAsia="Times New Roman"/>
+                <w:b w:val="0"/>
+                <w:i w:val="0"/>
+                <w:sz w:val="24"/>
+              </w:rPr>
+              <w:t>Upload is refused with a message stating the limit</w:t>
             </w:r>
           </w:p>
         </w:tc>
@@ -4608,45 +4608,45 @@
                 <w:i w:val="0"/>
                 <w:sz w:val="24"/>
               </w:rPr>
-              <w:t>M09 Session Results &amp; Analyses</w:t>
-            </w:r>
-          </w:p>
-        </w:tc>
-        <w:tc>
-          <w:tcPr>
-            <w:tcW w:type="dxa" w:w="2360"/>
-          </w:tcPr>
-          <w:p>
-            <w:pPr>
-              <w:spacing w:after="0" w:line="264" w:lineRule="auto"/>
-            </w:pPr>
-            <w:r>
-              <w:rPr>
-                <w:rFonts w:ascii="Times New Roman" w:hAnsi="Times New Roman" w:eastAsia="Times New Roman"/>
-                <w:b w:val="0"/>
-                <w:i w:val="0"/>
-                <w:sz w:val="24"/>
-              </w:rPr>
-              <w:t>Open the Performance tab</w:t>
-            </w:r>
-          </w:p>
-        </w:tc>
-        <w:tc>
-          <w:tcPr>
-            <w:tcW w:type="dxa" w:w="2360"/>
-          </w:tcPr>
-          <w:p>
-            <w:pPr>
-              <w:spacing w:after="0" w:line="264" w:lineRule="auto"/>
-            </w:pPr>
-            <w:r>
-              <w:rPr>
-                <w:rFonts w:ascii="Times New Roman" w:hAnsi="Times New Roman" w:eastAsia="Times New Roman"/>
-                <w:b w:val="0"/>
-                <w:i w:val="0"/>
-                <w:sz w:val="24"/>
-              </w:rPr>
-              <w:t>Latency per flow, throughput, load scaling and cold start are shown</w:t>
+              <w:t>D01 Dataset Ingestion Handler</w:t>
+            </w:r>
+          </w:p>
+        </w:tc>
+        <w:tc>
+          <w:tcPr>
+            <w:tcW w:type="dxa" w:w="2360"/>
+          </w:tcPr>
+          <w:p>
+            <w:pPr>
+              <w:spacing w:after="0" w:line="264" w:lineRule="auto"/>
+            </w:pPr>
+            <w:r>
+              <w:rPr>
+                <w:rFonts w:ascii="Times New Roman" w:hAnsi="Times New Roman" w:eastAsia="Times New Roman"/>
+                <w:b w:val="0"/>
+                <w:i w:val="0"/>
+                <w:sz w:val="24"/>
+              </w:rPr>
+              <w:t>Import a dataset from a valid HTTPS link</w:t>
+            </w:r>
+          </w:p>
+        </w:tc>
+        <w:tc>
+          <w:tcPr>
+            <w:tcW w:type="dxa" w:w="2360"/>
+          </w:tcPr>
+          <w:p>
+            <w:pPr>
+              <w:spacing w:after="0" w:line="264" w:lineRule="auto"/>
+            </w:pPr>
+            <w:r>
+              <w:rPr>
+                <w:rFonts w:ascii="Times New Roman" w:hAnsi="Times New Roman" w:eastAsia="Times New Roman"/>
+                <w:b w:val="0"/>
+                <w:i w:val="0"/>
+                <w:sz w:val="24"/>
+              </w:rPr>
+              <w:t>File is downloaded on the server and prepared</w:t>
             </w:r>
           </w:p>
         </w:tc>
@@ -4704,45 +4704,45 @@
                 <w:i w:val="0"/>
                 <w:sz w:val="24"/>
               </w:rPr>
-              <w:t>M09 Session Results &amp; Analyses</w:t>
-            </w:r>
-          </w:p>
-        </w:tc>
-        <w:tc>
-          <w:tcPr>
-            <w:tcW w:type="dxa" w:w="2360"/>
-          </w:tcPr>
-          <w:p>
-            <w:pPr>
-              <w:spacing w:after="0" w:line="264" w:lineRule="auto"/>
-            </w:pPr>
-            <w:r>
-              <w:rPr>
-                <w:rFonts w:ascii="Times New Roman" w:hAnsi="Times New Roman" w:eastAsia="Times New Roman"/>
-                <w:b w:val="0"/>
-                <w:i w:val="0"/>
-                <w:sz w:val="24"/>
-              </w:rPr>
-              <w:t>Open the Agents tab</w:t>
-            </w:r>
-          </w:p>
-        </w:tc>
-        <w:tc>
-          <w:tcPr>
-            <w:tcW w:type="dxa" w:w="2360"/>
-          </w:tcPr>
-          <w:p>
-            <w:pPr>
-              <w:spacing w:after="0" w:line="264" w:lineRule="auto"/>
-            </w:pPr>
-            <w:r>
-              <w:rPr>
-                <w:rFonts w:ascii="Times New Roman" w:hAnsi="Times New Roman" w:eastAsia="Times New Roman"/>
-                <w:b w:val="0"/>
-                <w:i w:val="0"/>
-                <w:sz w:val="24"/>
-              </w:rPr>
-              <w:t>Time, memory and tokens of each agent and the remove-an-agent what-if are shown</w:t>
+              <w:t>D01 Dataset Ingestion Handler</w:t>
+            </w:r>
+          </w:p>
+        </w:tc>
+        <w:tc>
+          <w:tcPr>
+            <w:tcW w:type="dxa" w:w="2360"/>
+          </w:tcPr>
+          <w:p>
+            <w:pPr>
+              <w:spacing w:after="0" w:line="264" w:lineRule="auto"/>
+            </w:pPr>
+            <w:r>
+              <w:rPr>
+                <w:rFonts w:ascii="Times New Roman" w:hAnsi="Times New Roman" w:eastAsia="Times New Roman"/>
+                <w:b w:val="0"/>
+                <w:i w:val="0"/>
+                <w:sz w:val="24"/>
+              </w:rPr>
+              <w:t>Import a dataset from an http://, private or local address</w:t>
+            </w:r>
+          </w:p>
+        </w:tc>
+        <w:tc>
+          <w:tcPr>
+            <w:tcW w:type="dxa" w:w="2360"/>
+          </w:tcPr>
+          <w:p>
+            <w:pPr>
+              <w:spacing w:after="0" w:line="264" w:lineRule="auto"/>
+            </w:pPr>
+            <w:r>
+              <w:rPr>
+                <w:rFonts w:ascii="Times New Roman" w:hAnsi="Times New Roman" w:eastAsia="Times New Roman"/>
+                <w:b w:val="0"/>
+                <w:i w:val="0"/>
+                <w:sz w:val="24"/>
+              </w:rPr>
+              <w:t>Import is refused and the reason is shown</w:t>
             </w:r>
           </w:p>
         </w:tc>
@@ -4800,45 +4800,45 @@
                 <w:i w:val="0"/>
                 <w:sz w:val="24"/>
               </w:rPr>
-              <w:t>M09 Session Results &amp; Analyses</w:t>
-            </w:r>
-          </w:p>
-        </w:tc>
-        <w:tc>
-          <w:tcPr>
-            <w:tcW w:type="dxa" w:w="2360"/>
-          </w:tcPr>
-          <w:p>
-            <w:pPr>
-              <w:spacing w:after="0" w:line="264" w:lineRule="auto"/>
-            </w:pPr>
-            <w:r>
-              <w:rPr>
-                <w:rFonts w:ascii="Times New Roman" w:hAnsi="Times New Roman" w:eastAsia="Times New Roman"/>
-                <w:b w:val="0"/>
-                <w:i w:val="0"/>
-                <w:sz w:val="24"/>
-              </w:rPr>
-              <w:t>Open the Cost tab</w:t>
-            </w:r>
-          </w:p>
-        </w:tc>
-        <w:tc>
-          <w:tcPr>
-            <w:tcW w:type="dxa" w:w="2360"/>
-          </w:tcPr>
-          <w:p>
-            <w:pPr>
-              <w:spacing w:after="0" w:line="264" w:lineRule="auto"/>
-            </w:pPr>
-            <w:r>
-              <w:rPr>
-                <w:rFonts w:ascii="Times New Roman" w:hAnsi="Times New Roman" w:eastAsia="Times New Roman"/>
-                <w:b w:val="0"/>
-                <w:i w:val="0"/>
-                <w:sz w:val="24"/>
-              </w:rPr>
-              <w:t>Energy per flow, cost per 1,000 flows and cost per valid answer are shown</w:t>
+              <w:t>D02 Browser Preparation Engine</w:t>
+            </w:r>
+          </w:p>
+        </w:tc>
+        <w:tc>
+          <w:tcPr>
+            <w:tcW w:type="dxa" w:w="2360"/>
+          </w:tcPr>
+          <w:p>
+            <w:pPr>
+              <w:spacing w:after="0" w:line="264" w:lineRule="auto"/>
+            </w:pPr>
+            <w:r>
+              <w:rPr>
+                <w:rFonts w:ascii="Times New Roman" w:hAnsi="Times New Roman" w:eastAsia="Times New Roman"/>
+                <w:b w:val="0"/>
+                <w:i w:val="0"/>
+                <w:sz w:val="24"/>
+              </w:rPr>
+              <w:t>Upload a valid labelled CSV and choose "Prepare on this computer"</w:t>
+            </w:r>
+          </w:p>
+        </w:tc>
+        <w:tc>
+          <w:tcPr>
+            <w:tcW w:type="dxa" w:w="2360"/>
+          </w:tcPr>
+          <w:p>
+            <w:pPr>
+              <w:spacing w:after="0" w:line="264" w:lineRule="auto"/>
+            </w:pPr>
+            <w:r>
+              <w:rPr>
+                <w:rFonts w:ascii="Times New Roman" w:hAnsi="Times New Roman" w:eastAsia="Times New Roman"/>
+                <w:b w:val="0"/>
+                <w:i w:val="0"/>
+                <w:sz w:val="24"/>
+              </w:rPr>
+              <w:t>Data is prepared in the browser, each step is listed, and the prepared set is saved</w:t>
             </w:r>
           </w:p>
         </w:tc>
@@ -4896,45 +4896,45 @@
                 <w:i w:val="0"/>
                 <w:sz w:val="24"/>
               </w:rPr>
-              <w:t>M09 Session Results &amp; Analyses</w:t>
-            </w:r>
-          </w:p>
-        </w:tc>
-        <w:tc>
-          <w:tcPr>
-            <w:tcW w:type="dxa" w:w="2360"/>
-          </w:tcPr>
-          <w:p>
-            <w:pPr>
-              <w:spacing w:after="0" w:line="264" w:lineRule="auto"/>
-            </w:pPr>
-            <w:r>
-              <w:rPr>
-                <w:rFonts w:ascii="Times New Roman" w:hAnsi="Times New Roman" w:eastAsia="Times New Roman"/>
-                <w:b w:val="0"/>
-                <w:i w:val="0"/>
-                <w:sz w:val="24"/>
-              </w:rPr>
-              <w:t>Add notes and tags to a session and save</w:t>
-            </w:r>
-          </w:p>
-        </w:tc>
-        <w:tc>
-          <w:tcPr>
-            <w:tcW w:type="dxa" w:w="2360"/>
-          </w:tcPr>
-          <w:p>
-            <w:pPr>
-              <w:spacing w:after="0" w:line="264" w:lineRule="auto"/>
-            </w:pPr>
-            <w:r>
-              <w:rPr>
-                <w:rFonts w:ascii="Times New Roman" w:hAnsi="Times New Roman" w:eastAsia="Times New Roman"/>
-                <w:b w:val="0"/>
-                <w:i w:val="0"/>
-                <w:sz w:val="24"/>
-              </w:rPr>
-              <w:t>Notes and tags are saved and shown when the session is opened again</w:t>
+              <w:t>D02 Browser Preparation Engine</w:t>
+            </w:r>
+          </w:p>
+        </w:tc>
+        <w:tc>
+          <w:tcPr>
+            <w:tcW w:type="dxa" w:w="2360"/>
+          </w:tcPr>
+          <w:p>
+            <w:pPr>
+              <w:spacing w:after="0" w:line="264" w:lineRule="auto"/>
+            </w:pPr>
+            <w:r>
+              <w:rPr>
+                <w:rFonts w:ascii="Times New Roman" w:hAnsi="Times New Roman" w:eastAsia="Times New Roman"/>
+                <w:b w:val="0"/>
+                <w:i w:val="0"/>
+                <w:sz w:val="24"/>
+              </w:rPr>
+              <w:t>Prepare a dataset on this computer while a benchmark is running</w:t>
+            </w:r>
+          </w:p>
+        </w:tc>
+        <w:tc>
+          <w:tcPr>
+            <w:tcW w:type="dxa" w:w="2360"/>
+          </w:tcPr>
+          <w:p>
+            <w:pPr>
+              <w:spacing w:after="0" w:line="264" w:lineRule="auto"/>
+            </w:pPr>
+            <w:r>
+              <w:rPr>
+                <w:rFonts w:ascii="Times New Roman" w:hAnsi="Times New Roman" w:eastAsia="Times New Roman"/>
+                <w:b w:val="0"/>
+                <w:i w:val="0"/>
+                <w:sz w:val="24"/>
+              </w:rPr>
+              <w:t>Preparation finishes without waiting for the running benchmark</w:t>
             </w:r>
           </w:p>
         </w:tc>
@@ -4992,45 +4992,45 @@
                 <w:i w:val="0"/>
                 <w:sz w:val="24"/>
               </w:rPr>
-              <w:t>M09 Session Results &amp; Analyses</w:t>
-            </w:r>
-          </w:p>
-        </w:tc>
-        <w:tc>
-          <w:tcPr>
-            <w:tcW w:type="dxa" w:w="2360"/>
-          </w:tcPr>
-          <w:p>
-            <w:pPr>
-              <w:spacing w:after="0" w:line="264" w:lineRule="auto"/>
-            </w:pPr>
-            <w:r>
-              <w:rPr>
-                <w:rFonts w:ascii="Times New Roman" w:hAnsi="Times New Roman" w:eastAsia="Times New Roman"/>
-                <w:b w:val="0"/>
-                <w:i w:val="0"/>
-                <w:sz w:val="24"/>
-              </w:rPr>
-              <w:t>Delete a session</w:t>
-            </w:r>
-          </w:p>
-        </w:tc>
-        <w:tc>
-          <w:tcPr>
-            <w:tcW w:type="dxa" w:w="2360"/>
-          </w:tcPr>
-          <w:p>
-            <w:pPr>
-              <w:spacing w:after="0" w:line="264" w:lineRule="auto"/>
-            </w:pPr>
-            <w:r>
-              <w:rPr>
-                <w:rFonts w:ascii="Times New Roman" w:hAnsi="Times New Roman" w:eastAsia="Times New Roman"/>
-                <w:b w:val="0"/>
-                <w:i w:val="0"/>
-                <w:sz w:val="24"/>
-              </w:rPr>
-              <w:t>Session is removed from the session list after confirmation</w:t>
+              <w:t>D02 Browser Preparation Engine</w:t>
+            </w:r>
+          </w:p>
+        </w:tc>
+        <w:tc>
+          <w:tcPr>
+            <w:tcW w:type="dxa" w:w="2360"/>
+          </w:tcPr>
+          <w:p>
+            <w:pPr>
+              <w:spacing w:after="0" w:line="264" w:lineRule="auto"/>
+            </w:pPr>
+            <w:r>
+              <w:rPr>
+                <w:rFonts w:ascii="Times New Roman" w:hAnsi="Times New Roman" w:eastAsia="Times New Roman"/>
+                <w:b w:val="0"/>
+                <w:i w:val="0"/>
+                <w:sz w:val="24"/>
+              </w:rPr>
+              <w:t>Upload a valid CSV and choose "Prepare on the GPU server"</w:t>
+            </w:r>
+          </w:p>
+        </w:tc>
+        <w:tc>
+          <w:tcPr>
+            <w:tcW w:type="dxa" w:w="2360"/>
+          </w:tcPr>
+          <w:p>
+            <w:pPr>
+              <w:spacing w:after="0" w:line="264" w:lineRule="auto"/>
+            </w:pPr>
+            <w:r>
+              <w:rPr>
+                <w:rFonts w:ascii="Times New Roman" w:hAnsi="Times New Roman" w:eastAsia="Times New Roman"/>
+                <w:b w:val="0"/>
+                <w:i w:val="0"/>
+                <w:sz w:val="24"/>
+              </w:rPr>
+              <w:t>File is uploaded and prepared on the server, and the prepared set is saved</w:t>
             </w:r>
           </w:p>
         </w:tc>
@@ -5088,45 +5088,45 @@
                 <w:i w:val="0"/>
                 <w:sz w:val="24"/>
               </w:rPr>
-              <w:t>M09 Session Results &amp; Analyses</w:t>
-            </w:r>
-          </w:p>
-        </w:tc>
-        <w:tc>
-          <w:tcPr>
-            <w:tcW w:type="dxa" w:w="2360"/>
-          </w:tcPr>
-          <w:p>
-            <w:pPr>
-              <w:spacing w:after="0" w:line="264" w:lineRule="auto"/>
-            </w:pPr>
-            <w:r>
-              <w:rPr>
-                <w:rFonts w:ascii="Times New Roman" w:hAnsi="Times New Roman" w:eastAsia="Times New Roman"/>
-                <w:b w:val="0"/>
-                <w:i w:val="0"/>
-                <w:sz w:val="24"/>
-              </w:rPr>
-              <w:t>Try to delete or edit the notes of another user's session</w:t>
-            </w:r>
-          </w:p>
-        </w:tc>
-        <w:tc>
-          <w:tcPr>
-            <w:tcW w:type="dxa" w:w="2360"/>
-          </w:tcPr>
-          <w:p>
-            <w:pPr>
-              <w:spacing w:after="0" w:line="264" w:lineRule="auto"/>
-            </w:pPr>
-            <w:r>
-              <w:rPr>
-                <w:rFonts w:ascii="Times New Roman" w:hAnsi="Times New Roman" w:eastAsia="Times New Roman"/>
-                <w:b w:val="0"/>
-                <w:i w:val="0"/>
-                <w:sz w:val="24"/>
-              </w:rPr>
-              <w:t>Change is refused unless the user is an administrator</w:t>
+              <w:t>D03 PCAP-to-Flow Converter</w:t>
+            </w:r>
+          </w:p>
+        </w:tc>
+        <w:tc>
+          <w:tcPr>
+            <w:tcW w:type="dxa" w:w="2360"/>
+          </w:tcPr>
+          <w:p>
+            <w:pPr>
+              <w:spacing w:after="0" w:line="264" w:lineRule="auto"/>
+            </w:pPr>
+            <w:r>
+              <w:rPr>
+                <w:rFonts w:ascii="Times New Roman" w:hAnsi="Times New Roman" w:eastAsia="Times New Roman"/>
+                <w:b w:val="0"/>
+                <w:i w:val="0"/>
+                <w:sz w:val="24"/>
+              </w:rPr>
+              <w:t>Upload a valid PCAP file</w:t>
+            </w:r>
+          </w:p>
+        </w:tc>
+        <w:tc>
+          <w:tcPr>
+            <w:tcW w:type="dxa" w:w="2360"/>
+          </w:tcPr>
+          <w:p>
+            <w:pPr>
+              <w:spacing w:after="0" w:line="264" w:lineRule="auto"/>
+            </w:pPr>
+            <w:r>
+              <w:rPr>
+                <w:rFonts w:ascii="Times New Roman" w:hAnsi="Times New Roman" w:eastAsia="Times New Roman"/>
+                <w:b w:val="0"/>
+                <w:i w:val="0"/>
+                <w:sz w:val="24"/>
+              </w:rPr>
+              <w:t>Packets are converted into flows with 78 features, and the number of flows is shown</w:t>
             </w:r>
           </w:p>
         </w:tc>
@@ -5184,45 +5184,45 @@
                 <w:i w:val="0"/>
                 <w:sz w:val="24"/>
               </w:rPr>
-              <w:t>M10 Model Comparison &amp; Leaderboard</w:t>
-            </w:r>
-          </w:p>
-        </w:tc>
-        <w:tc>
-          <w:tcPr>
-            <w:tcW w:type="dxa" w:w="2360"/>
-          </w:tcPr>
-          <w:p>
-            <w:pPr>
-              <w:spacing w:after="0" w:line="264" w:lineRule="auto"/>
-            </w:pPr>
-            <w:r>
-              <w:rPr>
-                <w:rFonts w:ascii="Times New Roman" w:hAnsi="Times New Roman" w:eastAsia="Times New Roman"/>
-                <w:b w:val="0"/>
-                <w:i w:val="0"/>
-                <w:sz w:val="24"/>
-              </w:rPr>
-              <w:t>Compare two sessions run on the same prepared set</w:t>
-            </w:r>
-          </w:p>
-        </w:tc>
-        <w:tc>
-          <w:tcPr>
-            <w:tcW w:type="dxa" w:w="2360"/>
-          </w:tcPr>
-          <w:p>
-            <w:pPr>
-              <w:spacing w:after="0" w:line="264" w:lineRule="auto"/>
-            </w:pPr>
-            <w:r>
-              <w:rPr>
-                <w:rFonts w:ascii="Times New Roman" w:hAnsi="Times New Roman" w:eastAsia="Times New Roman"/>
-                <w:b w:val="0"/>
-                <w:i w:val="0"/>
-                <w:sz w:val="24"/>
-              </w:rPr>
-              <w:t>Models are compared head to head with the differences and their significance</w:t>
+              <w:t>D03 PCAP-to-Flow Converter</w:t>
+            </w:r>
+          </w:p>
+        </w:tc>
+        <w:tc>
+          <w:tcPr>
+            <w:tcW w:type="dxa" w:w="2360"/>
+          </w:tcPr>
+          <w:p>
+            <w:pPr>
+              <w:spacing w:after="0" w:line="264" w:lineRule="auto"/>
+            </w:pPr>
+            <w:r>
+              <w:rPr>
+                <w:rFonts w:ascii="Times New Roman" w:hAnsi="Times New Roman" w:eastAsia="Times New Roman"/>
+                <w:b w:val="0"/>
+                <w:i w:val="0"/>
+                <w:sz w:val="24"/>
+              </w:rPr>
+              <w:t>Upload a PCAP larger than the packet budget</w:t>
+            </w:r>
+          </w:p>
+        </w:tc>
+        <w:tc>
+          <w:tcPr>
+            <w:tcW w:type="dxa" w:w="2360"/>
+          </w:tcPr>
+          <w:p>
+            <w:pPr>
+              <w:spacing w:after="0" w:line="264" w:lineRule="auto"/>
+            </w:pPr>
+            <w:r>
+              <w:rPr>
+                <w:rFonts w:ascii="Times New Roman" w:hAnsi="Times New Roman" w:eastAsia="Times New Roman"/>
+                <w:b w:val="0"/>
+                <w:i w:val="0"/>
+                <w:sz w:val="24"/>
+              </w:rPr>
+              <w:t>Capture is sampled by time window and the windows used are recorded</w:t>
             </w:r>
           </w:p>
         </w:tc>
@@ -5280,45 +5280,45 @@
                 <w:i w:val="0"/>
                 <w:sz w:val="24"/>
               </w:rPr>
-              <w:t>M10 Model Comparison &amp; Leaderboard</w:t>
-            </w:r>
-          </w:p>
-        </w:tc>
-        <w:tc>
-          <w:tcPr>
-            <w:tcW w:type="dxa" w:w="2360"/>
-          </w:tcPr>
-          <w:p>
-            <w:pPr>
-              <w:spacing w:after="0" w:line="264" w:lineRule="auto"/>
-            </w:pPr>
-            <w:r>
-              <w:rPr>
-                <w:rFonts w:ascii="Times New Roman" w:hAnsi="Times New Roman" w:eastAsia="Times New Roman"/>
-                <w:b w:val="0"/>
-                <w:i w:val="0"/>
-                <w:sz w:val="24"/>
-              </w:rPr>
-              <w:t>Try to compare sessions run on different prepared sets</w:t>
-            </w:r>
-          </w:p>
-        </w:tc>
-        <w:tc>
-          <w:tcPr>
-            <w:tcW w:type="dxa" w:w="2360"/>
-          </w:tcPr>
-          <w:p>
-            <w:pPr>
-              <w:spacing w:after="0" w:line="264" w:lineRule="auto"/>
-            </w:pPr>
-            <w:r>
-              <w:rPr>
-                <w:rFonts w:ascii="Times New Roman" w:hAnsi="Times New Roman" w:eastAsia="Times New Roman"/>
-                <w:b w:val="0"/>
-                <w:i w:val="0"/>
-                <w:sz w:val="24"/>
-              </w:rPr>
-              <w:t>System does not mix them and explains that the flows differ</w:t>
+              <w:t>D04 Label Detection &amp; Isolation</w:t>
+            </w:r>
+          </w:p>
+        </w:tc>
+        <w:tc>
+          <w:tcPr>
+            <w:tcW w:type="dxa" w:w="2360"/>
+          </w:tcPr>
+          <w:p>
+            <w:pPr>
+              <w:spacing w:after="0" w:line="264" w:lineRule="auto"/>
+            </w:pPr>
+            <w:r>
+              <w:rPr>
+                <w:rFonts w:ascii="Times New Roman" w:hAnsi="Times New Roman" w:eastAsia="Times New Roman"/>
+                <w:b w:val="0"/>
+                <w:i w:val="0"/>
+                <w:sz w:val="24"/>
+              </w:rPr>
+              <w:t>Upload a labelled CSV</w:t>
+            </w:r>
+          </w:p>
+        </w:tc>
+        <w:tc>
+          <w:tcPr>
+            <w:tcW w:type="dxa" w:w="2360"/>
+          </w:tcPr>
+          <w:p>
+            <w:pPr>
+              <w:spacing w:after="0" w:line="264" w:lineRule="auto"/>
+            </w:pPr>
+            <w:r>
+              <w:rPr>
+                <w:rFonts w:ascii="Times New Roman" w:hAnsi="Times New Roman" w:eastAsia="Times New Roman"/>
+                <w:b w:val="0"/>
+                <w:i w:val="0"/>
+                <w:sz w:val="24"/>
+              </w:rPr>
+              <w:t>Label column is found and shown, and the labels are saved in a separate file</w:t>
             </w:r>
           </w:p>
         </w:tc>
@@ -5376,45 +5376,45 @@
                 <w:i w:val="0"/>
                 <w:sz w:val="24"/>
               </w:rPr>
-              <w:t>M10 Model Comparison &amp; Leaderboard</w:t>
-            </w:r>
-          </w:p>
-        </w:tc>
-        <w:tc>
-          <w:tcPr>
-            <w:tcW w:type="dxa" w:w="2360"/>
-          </w:tcPr>
-          <w:p>
-            <w:pPr>
-              <w:spacing w:after="0" w:line="264" w:lineRule="auto"/>
-            </w:pPr>
-            <w:r>
-              <w:rPr>
-                <w:rFonts w:ascii="Times New Roman" w:hAnsi="Times New Roman" w:eastAsia="Times New Roman"/>
-                <w:b w:val="0"/>
-                <w:i w:val="0"/>
-                <w:sz w:val="24"/>
-              </w:rPr>
-              <w:t>Open the Leaderboard</w:t>
-            </w:r>
-          </w:p>
-        </w:tc>
-        <w:tc>
-          <w:tcPr>
-            <w:tcW w:type="dxa" w:w="2360"/>
-          </w:tcPr>
-          <w:p>
-            <w:pPr>
-              <w:spacing w:after="0" w:line="264" w:lineRule="auto"/>
-            </w:pPr>
-            <w:r>
-              <w:rPr>
-                <w:rFonts w:ascii="Times New Roman" w:hAnsi="Times New Roman" w:eastAsia="Times New Roman"/>
-                <w:b w:val="0"/>
-                <w:i w:val="0"/>
-                <w:sz w:val="24"/>
-              </w:rPr>
-              <w:t>Models are ranked across sessions on the same prepared set</w:t>
+              <w:t>D04 Label Detection &amp; Isolation</w:t>
+            </w:r>
+          </w:p>
+        </w:tc>
+        <w:tc>
+          <w:tcPr>
+            <w:tcW w:type="dxa" w:w="2360"/>
+          </w:tcPr>
+          <w:p>
+            <w:pPr>
+              <w:spacing w:after="0" w:line="264" w:lineRule="auto"/>
+            </w:pPr>
+            <w:r>
+              <w:rPr>
+                <w:rFonts w:ascii="Times New Roman" w:hAnsi="Times New Roman" w:eastAsia="Times New Roman"/>
+                <w:b w:val="0"/>
+                <w:i w:val="0"/>
+                <w:sz w:val="24"/>
+              </w:rPr>
+              <w:t>Upload a CSV that has no label column</w:t>
+            </w:r>
+          </w:p>
+        </w:tc>
+        <w:tc>
+          <w:tcPr>
+            <w:tcW w:type="dxa" w:w="2360"/>
+          </w:tcPr>
+          <w:p>
+            <w:pPr>
+              <w:spacing w:after="0" w:line="264" w:lineRule="auto"/>
+            </w:pPr>
+            <w:r>
+              <w:rPr>
+                <w:rFonts w:ascii="Times New Roman" w:hAnsi="Times New Roman" w:eastAsia="Times New Roman"/>
+                <w:b w:val="0"/>
+                <w:i w:val="0"/>
+                <w:sz w:val="24"/>
+              </w:rPr>
+              <w:t>Preparation stops with a message that no ground-truth label column was found</w:t>
             </w:r>
           </w:p>
         </w:tc>
@@ -5472,45 +5472,45 @@
                 <w:i w:val="0"/>
                 <w:sz w:val="24"/>
               </w:rPr>
-              <w:t>M11 History, Trends &amp; Scheduled Re-runs</w:t>
-            </w:r>
-          </w:p>
-        </w:tc>
-        <w:tc>
-          <w:tcPr>
-            <w:tcW w:type="dxa" w:w="2360"/>
-          </w:tcPr>
-          <w:p>
-            <w:pPr>
-              <w:spacing w:after="0" w:line="264" w:lineRule="auto"/>
-            </w:pPr>
-            <w:r>
-              <w:rPr>
-                <w:rFonts w:ascii="Times New Roman" w:hAnsi="Times New Roman" w:eastAsia="Times New Roman"/>
-                <w:b w:val="0"/>
-                <w:i w:val="0"/>
-                <w:sz w:val="24"/>
-              </w:rPr>
-              <w:t>Set a finished session to repeat on a schedule</w:t>
-            </w:r>
-          </w:p>
-        </w:tc>
-        <w:tc>
-          <w:tcPr>
-            <w:tcW w:type="dxa" w:w="2360"/>
-          </w:tcPr>
-          <w:p>
-            <w:pPr>
-              <w:spacing w:after="0" w:line="264" w:lineRule="auto"/>
-            </w:pPr>
-            <w:r>
-              <w:rPr>
-                <w:rFonts w:ascii="Times New Roman" w:hAnsi="Times New Roman" w:eastAsia="Times New Roman"/>
-                <w:b w:val="0"/>
-                <w:i w:val="0"/>
-                <w:sz w:val="24"/>
-              </w:rPr>
-              <w:t>Repeat runs join the queue at the chosen interval, up to the chosen number of runs</w:t>
+              <w:t>D05 Rule-Based Flow Selection &amp; Sampling</w:t>
+            </w:r>
+          </w:p>
+        </w:tc>
+        <w:tc>
+          <w:tcPr>
+            <w:tcW w:type="dxa" w:w="2360"/>
+          </w:tcPr>
+          <w:p>
+            <w:pPr>
+              <w:spacing w:after="0" w:line="264" w:lineRule="auto"/>
+            </w:pPr>
+            <w:r>
+              <w:rPr>
+                <w:rFonts w:ascii="Times New Roman" w:hAnsi="Times New Roman" w:eastAsia="Times New Roman"/>
+                <w:b w:val="0"/>
+                <w:i w:val="0"/>
+                <w:sz w:val="24"/>
+              </w:rPr>
+              <w:t>Upload a dataset with more flows than the limit</w:t>
+            </w:r>
+          </w:p>
+        </w:tc>
+        <w:tc>
+          <w:tcPr>
+            <w:tcW w:type="dxa" w:w="2360"/>
+          </w:tcPr>
+          <w:p>
+            <w:pPr>
+              <w:spacing w:after="0" w:line="264" w:lineRule="auto"/>
+            </w:pPr>
+            <w:r>
+              <w:rPr>
+                <w:rFonts w:ascii="Times New Roman" w:hAnsi="Times New Roman" w:eastAsia="Times New Roman"/>
+                <w:b w:val="0"/>
+                <w:i w:val="0"/>
+                <w:sz w:val="24"/>
+              </w:rPr>
+              <w:t>At most 500 flows are kept, and the class counts before and after selection are recorded in the manifest</w:t>
             </w:r>
           </w:p>
         </w:tc>
@@ -5568,45 +5568,45 @@
                 <w:i w:val="0"/>
                 <w:sz w:val="24"/>
               </w:rPr>
-              <w:t>M11 History, Trends &amp; Scheduled Re-runs</w:t>
-            </w:r>
-          </w:p>
-        </w:tc>
-        <w:tc>
-          <w:tcPr>
-            <w:tcW w:type="dxa" w:w="2360"/>
-          </w:tcPr>
-          <w:p>
-            <w:pPr>
-              <w:spacing w:after="0" w:line="264" w:lineRule="auto"/>
-            </w:pPr>
-            <w:r>
-              <w:rPr>
-                <w:rFonts w:ascii="Times New Roman" w:hAnsi="Times New Roman" w:eastAsia="Times New Roman"/>
-                <w:b w:val="0"/>
-                <w:i w:val="0"/>
-                <w:sz w:val="24"/>
-              </w:rPr>
-              <w:t>Open Trends for a model with several runs</w:t>
-            </w:r>
-          </w:p>
-        </w:tc>
-        <w:tc>
-          <w:tcPr>
-            <w:tcW w:type="dxa" w:w="2360"/>
-          </w:tcPr>
-          <w:p>
-            <w:pPr>
-              <w:spacing w:after="0" w:line="264" w:lineRule="auto"/>
-            </w:pPr>
-            <w:r>
-              <w:rPr>
-                <w:rFonts w:ascii="Times New Roman" w:hAnsi="Times New Roman" w:eastAsia="Times New Roman"/>
-                <w:b w:val="0"/>
-                <w:i w:val="0"/>
-                <w:sz w:val="24"/>
-              </w:rPr>
-              <w:t>Results over time are shown and runs outside the usual spread are flagged</w:t>
+              <w:t>D06 Prepared-Set Integrity Hashing</w:t>
+            </w:r>
+          </w:p>
+        </w:tc>
+        <w:tc>
+          <w:tcPr>
+            <w:tcW w:type="dxa" w:w="2360"/>
+          </w:tcPr>
+          <w:p>
+            <w:pPr>
+              <w:spacing w:after="0" w:line="264" w:lineRule="auto"/>
+            </w:pPr>
+            <w:r>
+              <w:rPr>
+                <w:rFonts w:ascii="Times New Roman" w:hAnsi="Times New Roman" w:eastAsia="Times New Roman"/>
+                <w:b w:val="0"/>
+                <w:i w:val="0"/>
+                <w:sz w:val="24"/>
+              </w:rPr>
+              <w:t>Open Saved sets and choose an earlier prepared set</w:t>
+            </w:r>
+          </w:p>
+        </w:tc>
+        <w:tc>
+          <w:tcPr>
+            <w:tcW w:type="dxa" w:w="2360"/>
+          </w:tcPr>
+          <w:p>
+            <w:pPr>
+              <w:spacing w:after="0" w:line="264" w:lineRule="auto"/>
+            </w:pPr>
+            <w:r>
+              <w:rPr>
+                <w:rFonts w:ascii="Times New Roman" w:hAnsi="Times New Roman" w:eastAsia="Times New Roman"/>
+                <w:b w:val="0"/>
+                <w:i w:val="0"/>
+                <w:sz w:val="24"/>
+              </w:rPr>
+              <w:t>The set is selected for the new benchmark without preparing it again</w:t>
             </w:r>
           </w:p>
         </w:tc>
@@ -5664,45 +5664,45 @@
                 <w:i w:val="0"/>
                 <w:sz w:val="24"/>
               </w:rPr>
-              <w:t>M12 Benchmark Reports</w:t>
-            </w:r>
-          </w:p>
-        </w:tc>
-        <w:tc>
-          <w:tcPr>
-            <w:tcW w:type="dxa" w:w="2360"/>
-          </w:tcPr>
-          <w:p>
-            <w:pPr>
-              <w:spacing w:after="0" w:line="264" w:lineRule="auto"/>
-            </w:pPr>
-            <w:r>
-              <w:rPr>
-                <w:rFonts w:ascii="Times New Roman" w:hAnsi="Times New Roman" w:eastAsia="Times New Roman"/>
-                <w:b w:val="0"/>
-                <w:i w:val="0"/>
-                <w:sz w:val="24"/>
-              </w:rPr>
-              <w:t>Click Download PDF on a finished session</w:t>
-            </w:r>
-          </w:p>
-        </w:tc>
-        <w:tc>
-          <w:tcPr>
-            <w:tcW w:type="dxa" w:w="2360"/>
-          </w:tcPr>
-          <w:p>
-            <w:pPr>
-              <w:spacing w:after="0" w:line="264" w:lineRule="auto"/>
-            </w:pPr>
-            <w:r>
-              <w:rPr>
-                <w:rFonts w:ascii="Times New Roman" w:hAnsi="Times New Roman" w:eastAsia="Times New Roman"/>
-                <w:b w:val="0"/>
-                <w:i w:val="0"/>
-                <w:sz w:val="24"/>
-              </w:rPr>
-              <w:t>A PDF report with the results, analyses, recommendation and environment is downloaded</w:t>
+              <w:t>D06 Prepared-Set Integrity Hashing</w:t>
+            </w:r>
+          </w:p>
+        </w:tc>
+        <w:tc>
+          <w:tcPr>
+            <w:tcW w:type="dxa" w:w="2360"/>
+          </w:tcPr>
+          <w:p>
+            <w:pPr>
+              <w:spacing w:after="0" w:line="264" w:lineRule="auto"/>
+            </w:pPr>
+            <w:r>
+              <w:rPr>
+                <w:rFonts w:ascii="Times New Roman" w:hAnsi="Times New Roman" w:eastAsia="Times New Roman"/>
+                <w:b w:val="0"/>
+                <w:i w:val="0"/>
+                <w:sz w:val="24"/>
+              </w:rPr>
+              <w:t>Download a prepared set and re-upload it</w:t>
+            </w:r>
+          </w:p>
+        </w:tc>
+        <w:tc>
+          <w:tcPr>
+            <w:tcW w:type="dxa" w:w="2360"/>
+          </w:tcPr>
+          <w:p>
+            <w:pPr>
+              <w:spacing w:after="0" w:line="264" w:lineRule="auto"/>
+            </w:pPr>
+            <w:r>
+              <w:rPr>
+                <w:rFonts w:ascii="Times New Roman" w:hAnsi="Times New Roman" w:eastAsia="Times New Roman"/>
+                <w:b w:val="0"/>
+                <w:i w:val="0"/>
+                <w:sz w:val="24"/>
+              </w:rPr>
+              <w:t>Set is accepted after its file hashes are checked</w:t>
             </w:r>
           </w:p>
         </w:tc>
@@ -5760,45 +5760,45 @@
                 <w:i w:val="0"/>
                 <w:sz w:val="24"/>
               </w:rPr>
-              <w:t>M13 Settings &amp; Profile</w:t>
-            </w:r>
-          </w:p>
-        </w:tc>
-        <w:tc>
-          <w:tcPr>
-            <w:tcW w:type="dxa" w:w="2360"/>
-          </w:tcPr>
-          <w:p>
-            <w:pPr>
-              <w:spacing w:after="0" w:line="264" w:lineRule="auto"/>
-            </w:pPr>
-            <w:r>
-              <w:rPr>
-                <w:rFonts w:ascii="Times New Roman" w:hAnsi="Times New Roman" w:eastAsia="Times New Roman"/>
-                <w:b w:val="0"/>
-                <w:i w:val="0"/>
-                <w:sz w:val="24"/>
-              </w:rPr>
-              <w:t>Change the theme to light, dark or system</w:t>
-            </w:r>
-          </w:p>
-        </w:tc>
-        <w:tc>
-          <w:tcPr>
-            <w:tcW w:type="dxa" w:w="2360"/>
-          </w:tcPr>
-          <w:p>
-            <w:pPr>
-              <w:spacing w:after="0" w:line="264" w:lineRule="auto"/>
-            </w:pPr>
-            <w:r>
-              <w:rPr>
-                <w:rFonts w:ascii="Times New Roman" w:hAnsi="Times New Roman" w:eastAsia="Times New Roman"/>
-                <w:b w:val="0"/>
-                <w:i w:val="0"/>
-                <w:sz w:val="24"/>
-              </w:rPr>
-              <w:t>Interface changes immediately and the choice is remembered</w:t>
+              <w:t>D06 Prepared-Set Integrity Hashing</w:t>
+            </w:r>
+          </w:p>
+        </w:tc>
+        <w:tc>
+          <w:tcPr>
+            <w:tcW w:type="dxa" w:w="2360"/>
+          </w:tcPr>
+          <w:p>
+            <w:pPr>
+              <w:spacing w:after="0" w:line="264" w:lineRule="auto"/>
+            </w:pPr>
+            <w:r>
+              <w:rPr>
+                <w:rFonts w:ascii="Times New Roman" w:hAnsi="Times New Roman" w:eastAsia="Times New Roman"/>
+                <w:b w:val="0"/>
+                <w:i w:val="0"/>
+                <w:sz w:val="24"/>
+              </w:rPr>
+              <w:t>Re-upload a prepared set whose files were edited</w:t>
+            </w:r>
+          </w:p>
+        </w:tc>
+        <w:tc>
+          <w:tcPr>
+            <w:tcW w:type="dxa" w:w="2360"/>
+          </w:tcPr>
+          <w:p>
+            <w:pPr>
+              <w:spacing w:after="0" w:line="264" w:lineRule="auto"/>
+            </w:pPr>
+            <w:r>
+              <w:rPr>
+                <w:rFonts w:ascii="Times New Roman" w:hAnsi="Times New Roman" w:eastAsia="Times New Roman"/>
+                <w:b w:val="0"/>
+                <w:i w:val="0"/>
+                <w:sz w:val="24"/>
+              </w:rPr>
+              <w:t>Upload is rejected because the hashes do not match</w:t>
             </w:r>
           </w:p>
         </w:tc>
@@ -5856,45 +5856,45 @@
                 <w:i w:val="0"/>
                 <w:sz w:val="24"/>
               </w:rPr>
-              <w:t>M13 Settings &amp; Profile</w:t>
-            </w:r>
-          </w:p>
-        </w:tc>
-        <w:tc>
-          <w:tcPr>
-            <w:tcW w:type="dxa" w:w="2360"/>
-          </w:tcPr>
-          <w:p>
-            <w:pPr>
-              <w:spacing w:after="0" w:line="264" w:lineRule="auto"/>
-            </w:pPr>
-            <w:r>
-              <w:rPr>
-                <w:rFonts w:ascii="Times New Roman" w:hAnsi="Times New Roman" w:eastAsia="Times New Roman"/>
-                <w:b w:val="0"/>
-                <w:i w:val="0"/>
-                <w:sz w:val="24"/>
-              </w:rPr>
-              <w:t>Enter a Telegram chat ID and click Send a test message</w:t>
-            </w:r>
-          </w:p>
-        </w:tc>
-        <w:tc>
-          <w:tcPr>
-            <w:tcW w:type="dxa" w:w="2360"/>
-          </w:tcPr>
-          <w:p>
-            <w:pPr>
-              <w:spacing w:after="0" w:line="264" w:lineRule="auto"/>
-            </w:pPr>
-            <w:r>
-              <w:rPr>
-                <w:rFonts w:ascii="Times New Roman" w:hAnsi="Times New Roman" w:eastAsia="Times New Roman"/>
-                <w:b w:val="0"/>
-                <w:i w:val="0"/>
-                <w:sz w:val="24"/>
-              </w:rPr>
-              <w:t>A test message arrives in the Telegram chat</w:t>
+              <w:t>L01 Model Catalogue &amp; Suitability Check</w:t>
+            </w:r>
+          </w:p>
+        </w:tc>
+        <w:tc>
+          <w:tcPr>
+            <w:tcW w:type="dxa" w:w="2360"/>
+          </w:tcPr>
+          <w:p>
+            <w:pPr>
+              <w:spacing w:after="0" w:line="264" w:lineRule="auto"/>
+            </w:pPr>
+            <w:r>
+              <w:rPr>
+                <w:rFonts w:ascii="Times New Roman" w:hAnsi="Times New Roman" w:eastAsia="Times New Roman"/>
+                <w:b w:val="0"/>
+                <w:i w:val="0"/>
+                <w:sz w:val="24"/>
+              </w:rPr>
+              <w:t>Open the Models step</w:t>
+            </w:r>
+          </w:p>
+        </w:tc>
+        <w:tc>
+          <w:tcPr>
+            <w:tcW w:type="dxa" w:w="2360"/>
+          </w:tcPr>
+          <w:p>
+            <w:pPr>
+              <w:spacing w:after="0" w:line="264" w:lineRule="auto"/>
+            </w:pPr>
+            <w:r>
+              <w:rPr>
+                <w:rFonts w:ascii="Times New Roman" w:hAnsi="Times New Roman" w:eastAsia="Times New Roman"/>
+                <w:b w:val="0"/>
+                <w:i w:val="0"/>
+                <w:sz w:val="24"/>
+              </w:rPr>
+              <w:t>Study models and catalogue models are listed with their size and context length</w:t>
             </w:r>
           </w:p>
         </w:tc>
@@ -5952,45 +5952,45 @@
                 <w:i w:val="0"/>
                 <w:sz w:val="24"/>
               </w:rPr>
-              <w:t>M13 Settings &amp; Profile</w:t>
-            </w:r>
-          </w:p>
-        </w:tc>
-        <w:tc>
-          <w:tcPr>
-            <w:tcW w:type="dxa" w:w="2360"/>
-          </w:tcPr>
-          <w:p>
-            <w:pPr>
-              <w:spacing w:after="0" w:line="264" w:lineRule="auto"/>
-            </w:pPr>
-            <w:r>
-              <w:rPr>
-                <w:rFonts w:ascii="Times New Roman" w:hAnsi="Times New Roman" w:eastAsia="Times New Roman"/>
-                <w:b w:val="0"/>
-                <w:i w:val="0"/>
-                <w:sz w:val="24"/>
-              </w:rPr>
-              <w:t>Change the new-benchmark defaults and SAW weight presets and save</w:t>
-            </w:r>
-          </w:p>
-        </w:tc>
-        <w:tc>
-          <w:tcPr>
-            <w:tcW w:type="dxa" w:w="2360"/>
-          </w:tcPr>
-          <w:p>
-            <w:pPr>
-              <w:spacing w:after="0" w:line="264" w:lineRule="auto"/>
-            </w:pPr>
-            <w:r>
-              <w:rPr>
-                <w:rFonts w:ascii="Times New Roman" w:hAnsi="Times New Roman" w:eastAsia="Times New Roman"/>
-                <w:b w:val="0"/>
-                <w:i w:val="0"/>
-                <w:sz w:val="24"/>
-              </w:rPr>
-              <w:t>New benchmarks start with the saved defaults and weights</w:t>
+              <w:t>L01 Model Catalogue &amp; Suitability Check</w:t>
+            </w:r>
+          </w:p>
+        </w:tc>
+        <w:tc>
+          <w:tcPr>
+            <w:tcW w:type="dxa" w:w="2360"/>
+          </w:tcPr>
+          <w:p>
+            <w:pPr>
+              <w:spacing w:after="0" w:line="264" w:lineRule="auto"/>
+            </w:pPr>
+            <w:r>
+              <w:rPr>
+                <w:rFonts w:ascii="Times New Roman" w:hAnsi="Times New Roman" w:eastAsia="Times New Roman"/>
+                <w:b w:val="0"/>
+                <w:i w:val="0"/>
+                <w:sz w:val="24"/>
+              </w:rPr>
+              <w:t>Check the GPU fit of each model</w:t>
+            </w:r>
+          </w:p>
+        </w:tc>
+        <w:tc>
+          <w:tcPr>
+            <w:tcW w:type="dxa" w:w="2360"/>
+          </w:tcPr>
+          <w:p>
+            <w:pPr>
+              <w:spacing w:after="0" w:line="264" w:lineRule="auto"/>
+            </w:pPr>
+            <w:r>
+              <w:rPr>
+                <w:rFonts w:ascii="Times New Roman" w:hAnsi="Times New Roman" w:eastAsia="Times New Roman"/>
+                <w:b w:val="0"/>
+                <w:i w:val="0"/>
+                <w:sz w:val="24"/>
+              </w:rPr>
+              <w:t>Each model shows whether it fits this GPU in 4-bit before it is chosen</w:t>
             </w:r>
           </w:p>
         </w:tc>
@@ -6048,45 +6048,45 @@
                 <w:i w:val="0"/>
                 <w:sz w:val="24"/>
               </w:rPr>
-              <w:t>M14 Admin Panel</w:t>
-            </w:r>
-          </w:p>
-        </w:tc>
-        <w:tc>
-          <w:tcPr>
-            <w:tcW w:type="dxa" w:w="2360"/>
-          </w:tcPr>
-          <w:p>
-            <w:pPr>
-              <w:spacing w:after="0" w:line="264" w:lineRule="auto"/>
-            </w:pPr>
-            <w:r>
-              <w:rPr>
-                <w:rFonts w:ascii="Times New Roman" w:hAnsi="Times New Roman" w:eastAsia="Times New Roman"/>
-                <w:b w:val="0"/>
-                <w:i w:val="0"/>
-                <w:sz w:val="24"/>
-              </w:rPr>
-              <w:t>Admin creates a new user</w:t>
-            </w:r>
-          </w:p>
-        </w:tc>
-        <w:tc>
-          <w:tcPr>
-            <w:tcW w:type="dxa" w:w="2360"/>
-          </w:tcPr>
-          <w:p>
-            <w:pPr>
-              <w:spacing w:after="0" w:line="264" w:lineRule="auto"/>
-            </w:pPr>
-            <w:r>
-              <w:rPr>
-                <w:rFonts w:ascii="Times New Roman" w:hAnsi="Times New Roman" w:eastAsia="Times New Roman"/>
-                <w:b w:val="0"/>
-                <w:i w:val="0"/>
-                <w:sz w:val="24"/>
-              </w:rPr>
-              <w:t>User is created and must choose a new password at first login</w:t>
+              <w:t>L01 Model Catalogue &amp; Suitability Check</w:t>
+            </w:r>
+          </w:p>
+        </w:tc>
+        <w:tc>
+          <w:tcPr>
+            <w:tcW w:type="dxa" w:w="2360"/>
+          </w:tcPr>
+          <w:p>
+            <w:pPr>
+              <w:spacing w:after="0" w:line="264" w:lineRule="auto"/>
+            </w:pPr>
+            <w:r>
+              <w:rPr>
+                <w:rFonts w:ascii="Times New Roman" w:hAnsi="Times New Roman" w:eastAsia="Times New Roman"/>
+                <w:b w:val="0"/>
+                <w:i w:val="0"/>
+                <w:sz w:val="24"/>
+              </w:rPr>
+              <w:t>Admin adds a model to the catalogue</w:t>
+            </w:r>
+          </w:p>
+        </w:tc>
+        <w:tc>
+          <w:tcPr>
+            <w:tcW w:type="dxa" w:w="2360"/>
+          </w:tcPr>
+          <w:p>
+            <w:pPr>
+              <w:spacing w:after="0" w:line="264" w:lineRule="auto"/>
+            </w:pPr>
+            <w:r>
+              <w:rPr>
+                <w:rFonts w:ascii="Times New Roman" w:hAnsi="Times New Roman" w:eastAsia="Times New Roman"/>
+                <w:b w:val="0"/>
+                <w:i w:val="0"/>
+                <w:sz w:val="24"/>
+              </w:rPr>
+              <w:t>Model is checked by the rule base and appears in the Models step when suitable</w:t>
             </w:r>
           </w:p>
         </w:tc>
@@ -6144,45 +6144,45 @@
                 <w:i w:val="0"/>
                 <w:sz w:val="24"/>
               </w:rPr>
-              <w:t>M14 Admin Panel</w:t>
-            </w:r>
-          </w:p>
-        </w:tc>
-        <w:tc>
-          <w:tcPr>
-            <w:tcW w:type="dxa" w:w="2360"/>
-          </w:tcPr>
-          <w:p>
-            <w:pPr>
-              <w:spacing w:after="0" w:line="264" w:lineRule="auto"/>
-            </w:pPr>
-            <w:r>
-              <w:rPr>
-                <w:rFonts w:ascii="Times New Roman" w:hAnsi="Times New Roman" w:eastAsia="Times New Roman"/>
-                <w:b w:val="0"/>
-                <w:i w:val="0"/>
-                <w:sz w:val="24"/>
-              </w:rPr>
-              <w:t>Admin resets a user's password</w:t>
-            </w:r>
-          </w:p>
-        </w:tc>
-        <w:tc>
-          <w:tcPr>
-            <w:tcW w:type="dxa" w:w="2360"/>
-          </w:tcPr>
-          <w:p>
-            <w:pPr>
-              <w:spacing w:after="0" w:line="264" w:lineRule="auto"/>
-            </w:pPr>
-            <w:r>
-              <w:rPr>
-                <w:rFonts w:ascii="Times New Roman" w:hAnsi="Times New Roman" w:eastAsia="Times New Roman"/>
-                <w:b w:val="0"/>
-                <w:i w:val="0"/>
-                <w:sz w:val="24"/>
-              </w:rPr>
-              <w:t>User can log in with the new temporary password and must change it</w:t>
+              <w:t>L02 GPU Job Queue</w:t>
+            </w:r>
+          </w:p>
+        </w:tc>
+        <w:tc>
+          <w:tcPr>
+            <w:tcW w:type="dxa" w:w="2360"/>
+          </w:tcPr>
+          <w:p>
+            <w:pPr>
+              <w:spacing w:after="0" w:line="264" w:lineRule="auto"/>
+            </w:pPr>
+            <w:r>
+              <w:rPr>
+                <w:rFonts w:ascii="Times New Roman" w:hAnsi="Times New Roman" w:eastAsia="Times New Roman"/>
+                <w:b w:val="0"/>
+                <w:i w:val="0"/>
+                <w:sz w:val="24"/>
+              </w:rPr>
+              <w:t>Start a benchmark while the GPU is free</w:t>
+            </w:r>
+          </w:p>
+        </w:tc>
+        <w:tc>
+          <w:tcPr>
+            <w:tcW w:type="dxa" w:w="2360"/>
+          </w:tcPr>
+          <w:p>
+            <w:pPr>
+              <w:spacing w:after="0" w:line="264" w:lineRule="auto"/>
+            </w:pPr>
+            <w:r>
+              <w:rPr>
+                <w:rFonts w:ascii="Times New Roman" w:hAnsi="Times New Roman" w:eastAsia="Times New Roman"/>
+                <w:b w:val="0"/>
+                <w:i w:val="0"/>
+                <w:sz w:val="24"/>
+              </w:rPr>
+              <w:t>Job starts straight away</w:t>
             </w:r>
           </w:p>
         </w:tc>
@@ -6240,45 +6240,45 @@
                 <w:i w:val="0"/>
                 <w:sz w:val="24"/>
               </w:rPr>
-              <w:t>M14 Admin Panel</w:t>
-            </w:r>
-          </w:p>
-        </w:tc>
-        <w:tc>
-          <w:tcPr>
-            <w:tcW w:type="dxa" w:w="2360"/>
-          </w:tcPr>
-          <w:p>
-            <w:pPr>
-              <w:spacing w:after="0" w:line="264" w:lineRule="auto"/>
-            </w:pPr>
-            <w:r>
-              <w:rPr>
-                <w:rFonts w:ascii="Times New Roman" w:hAnsi="Times New Roman" w:eastAsia="Times New Roman"/>
-                <w:b w:val="0"/>
-                <w:i w:val="0"/>
-                <w:sz w:val="24"/>
-              </w:rPr>
-              <w:t>Admin disables and then deletes a user</w:t>
-            </w:r>
-          </w:p>
-        </w:tc>
-        <w:tc>
-          <w:tcPr>
-            <w:tcW w:type="dxa" w:w="2360"/>
-          </w:tcPr>
-          <w:p>
-            <w:pPr>
-              <w:spacing w:after="0" w:line="264" w:lineRule="auto"/>
-            </w:pPr>
-            <w:r>
-              <w:rPr>
-                <w:rFonts w:ascii="Times New Roman" w:hAnsi="Times New Roman" w:eastAsia="Times New Roman"/>
-                <w:b w:val="0"/>
-                <w:i w:val="0"/>
-                <w:sz w:val="24"/>
-              </w:rPr>
-              <w:t>Disabled user cannot log in, and a deleted user is removed from the list</w:t>
+              <w:t>L02 GPU Job Queue</w:t>
+            </w:r>
+          </w:p>
+        </w:tc>
+        <w:tc>
+          <w:tcPr>
+            <w:tcW w:type="dxa" w:w="2360"/>
+          </w:tcPr>
+          <w:p>
+            <w:pPr>
+              <w:spacing w:after="0" w:line="264" w:lineRule="auto"/>
+            </w:pPr>
+            <w:r>
+              <w:rPr>
+                <w:rFonts w:ascii="Times New Roman" w:hAnsi="Times New Roman" w:eastAsia="Times New Roman"/>
+                <w:b w:val="0"/>
+                <w:i w:val="0"/>
+                <w:sz w:val="24"/>
+              </w:rPr>
+              <w:t>Start a second benchmark while one is running</w:t>
+            </w:r>
+          </w:p>
+        </w:tc>
+        <w:tc>
+          <w:tcPr>
+            <w:tcW w:type="dxa" w:w="2360"/>
+          </w:tcPr>
+          <w:p>
+            <w:pPr>
+              <w:spacing w:after="0" w:line="264" w:lineRule="auto"/>
+            </w:pPr>
+            <w:r>
+              <w:rPr>
+                <w:rFonts w:ascii="Times New Roman" w:hAnsi="Times New Roman" w:eastAsia="Times New Roman"/>
+                <w:b w:val="0"/>
+                <w:i w:val="0"/>
+                <w:sz w:val="24"/>
+              </w:rPr>
+              <w:t>Second job waits in the queue and starts when the first one finishes</w:t>
             </w:r>
           </w:p>
         </w:tc>
@@ -6336,45 +6336,45 @@
                 <w:i w:val="0"/>
                 <w:sz w:val="24"/>
               </w:rPr>
-              <w:t>M14 Admin Panel</w:t>
-            </w:r>
-          </w:p>
-        </w:tc>
-        <w:tc>
-          <w:tcPr>
-            <w:tcW w:type="dxa" w:w="2360"/>
-          </w:tcPr>
-          <w:p>
-            <w:pPr>
-              <w:spacing w:after="0" w:line="264" w:lineRule="auto"/>
-            </w:pPr>
-            <w:r>
-              <w:rPr>
-                <w:rFonts w:ascii="Times New Roman" w:hAnsi="Times New Roman" w:eastAsia="Times New Roman"/>
-                <w:b w:val="0"/>
-                <w:i w:val="0"/>
-                <w:sz w:val="24"/>
-              </w:rPr>
-              <w:t>Admin opens the Backend and Credentials sections</w:t>
-            </w:r>
-          </w:p>
-        </w:tc>
-        <w:tc>
-          <w:tcPr>
-            <w:tcW w:type="dxa" w:w="2360"/>
-          </w:tcPr>
-          <w:p>
-            <w:pPr>
-              <w:spacing w:after="0" w:line="264" w:lineRule="auto"/>
-            </w:pPr>
-            <w:r>
-              <w:rPr>
-                <w:rFonts w:ascii="Times New Roman" w:hAnsi="Times New Roman" w:eastAsia="Times New Roman"/>
-                <w:b w:val="0"/>
-                <w:i w:val="0"/>
-                <w:sz w:val="24"/>
-              </w:rPr>
-              <w:t>GPU status is shown, and credentials are shown as set or not set without their values</w:t>
+              <w:t>L02 GPU Job Queue</w:t>
+            </w:r>
+          </w:p>
+        </w:tc>
+        <w:tc>
+          <w:tcPr>
+            <w:tcW w:type="dxa" w:w="2360"/>
+          </w:tcPr>
+          <w:p>
+            <w:pPr>
+              <w:spacing w:after="0" w:line="264" w:lineRule="auto"/>
+            </w:pPr>
+            <w:r>
+              <w:rPr>
+                <w:rFonts w:ascii="Times New Roman" w:hAnsi="Times New Roman" w:eastAsia="Times New Roman"/>
+                <w:b w:val="0"/>
+                <w:i w:val="0"/>
+                <w:sz w:val="24"/>
+              </w:rPr>
+              <w:t>Click Stop benchmark on a running session</w:t>
+            </w:r>
+          </w:p>
+        </w:tc>
+        <w:tc>
+          <w:tcPr>
+            <w:tcW w:type="dxa" w:w="2360"/>
+          </w:tcPr>
+          <w:p>
+            <w:pPr>
+              <w:spacing w:after="0" w:line="264" w:lineRule="auto"/>
+            </w:pPr>
+            <w:r>
+              <w:rPr>
+                <w:rFonts w:ascii="Times New Roman" w:hAnsi="Times New Roman" w:eastAsia="Times New Roman"/>
+                <w:b w:val="0"/>
+                <w:i w:val="0"/>
+                <w:sz w:val="24"/>
+              </w:rPr>
+              <w:t>Benchmark stops, the session is marked Stopped and it is not scored</w:t>
             </w:r>
           </w:p>
         </w:tc>
@@ -6432,45 +6432,45 @@
                 <w:i w:val="0"/>
                 <w:sz w:val="24"/>
               </w:rPr>
-              <w:t>M14 Admin Panel</w:t>
-            </w:r>
-          </w:p>
-        </w:tc>
-        <w:tc>
-          <w:tcPr>
-            <w:tcW w:type="dxa" w:w="2360"/>
-          </w:tcPr>
-          <w:p>
-            <w:pPr>
-              <w:spacing w:after="0" w:line="264" w:lineRule="auto"/>
-            </w:pPr>
-            <w:r>
-              <w:rPr>
-                <w:rFonts w:ascii="Times New Roman" w:hAnsi="Times New Roman" w:eastAsia="Times New Roman"/>
-                <w:b w:val="0"/>
-                <w:i w:val="0"/>
-                <w:sz w:val="24"/>
-              </w:rPr>
-              <w:t>Admin changes the system limits and the model catalogue</w:t>
-            </w:r>
-          </w:p>
-        </w:tc>
-        <w:tc>
-          <w:tcPr>
-            <w:tcW w:type="dxa" w:w="2360"/>
-          </w:tcPr>
-          <w:p>
-            <w:pPr>
-              <w:spacing w:after="0" w:line="264" w:lineRule="auto"/>
-            </w:pPr>
-            <w:r>
-              <w:rPr>
-                <w:rFonts w:ascii="Times New Roman" w:hAnsi="Times New Roman" w:eastAsia="Times New Roman"/>
-                <w:b w:val="0"/>
-                <w:i w:val="0"/>
-                <w:sz w:val="24"/>
-              </w:rPr>
-              <w:t>New limits and catalogue apply to the next benchmark</w:t>
+              <w:t>L02 GPU Job Queue</w:t>
+            </w:r>
+          </w:p>
+        </w:tc>
+        <w:tc>
+          <w:tcPr>
+            <w:tcW w:type="dxa" w:w="2360"/>
+          </w:tcPr>
+          <w:p>
+            <w:pPr>
+              <w:spacing w:after="0" w:line="264" w:lineRule="auto"/>
+            </w:pPr>
+            <w:r>
+              <w:rPr>
+                <w:rFonts w:ascii="Times New Roman" w:hAnsi="Times New Roman" w:eastAsia="Times New Roman"/>
+                <w:b w:val="0"/>
+                <w:i w:val="0"/>
+                <w:sz w:val="24"/>
+              </w:rPr>
+              <w:t>Resume an interrupted session</w:t>
+            </w:r>
+          </w:p>
+        </w:tc>
+        <w:tc>
+          <w:tcPr>
+            <w:tcW w:type="dxa" w:w="2360"/>
+          </w:tcPr>
+          <w:p>
+            <w:pPr>
+              <w:spacing w:after="0" w:line="264" w:lineRule="auto"/>
+            </w:pPr>
+            <w:r>
+              <w:rPr>
+                <w:rFonts w:ascii="Times New Roman" w:hAnsi="Times New Roman" w:eastAsia="Times New Roman"/>
+                <w:b w:val="0"/>
+                <w:i w:val="0"/>
+                <w:sz w:val="24"/>
+              </w:rPr>
+              <w:t>Benchmark continues and skips the flows already completed</w:t>
             </w:r>
           </w:p>
         </w:tc>
@@ -6528,45 +6528,45 @@
                 <w:i w:val="0"/>
                 <w:sz w:val="24"/>
               </w:rPr>
-              <w:t>M14 Admin Panel</w:t>
-            </w:r>
-          </w:p>
-        </w:tc>
-        <w:tc>
-          <w:tcPr>
-            <w:tcW w:type="dxa" w:w="2360"/>
-          </w:tcPr>
-          <w:p>
-            <w:pPr>
-              <w:spacing w:after="0" w:line="264" w:lineRule="auto"/>
-            </w:pPr>
-            <w:r>
-              <w:rPr>
-                <w:rFonts w:ascii="Times New Roman" w:hAnsi="Times New Roman" w:eastAsia="Times New Roman"/>
-                <w:b w:val="0"/>
-                <w:i w:val="0"/>
-                <w:sz w:val="24"/>
-              </w:rPr>
-              <w:t>A normal user tries to open the Admin page</w:t>
-            </w:r>
-          </w:p>
-        </w:tc>
-        <w:tc>
-          <w:tcPr>
-            <w:tcW w:type="dxa" w:w="2360"/>
-          </w:tcPr>
-          <w:p>
-            <w:pPr>
-              <w:spacing w:after="0" w:line="264" w:lineRule="auto"/>
-            </w:pPr>
-            <w:r>
-              <w:rPr>
-                <w:rFonts w:ascii="Times New Roman" w:hAnsi="Times New Roman" w:eastAsia="Times New Roman"/>
-                <w:b w:val="0"/>
-                <w:i w:val="0"/>
-                <w:sz w:val="24"/>
-              </w:rPr>
-              <w:t>Access is denied</w:t>
+              <w:t>L03 Isolated Model Worker</w:t>
+            </w:r>
+          </w:p>
+        </w:tc>
+        <w:tc>
+          <w:tcPr>
+            <w:tcW w:type="dxa" w:w="2360"/>
+          </w:tcPr>
+          <w:p>
+            <w:pPr>
+              <w:spacing w:after="0" w:line="264" w:lineRule="auto"/>
+            </w:pPr>
+            <w:r>
+              <w:rPr>
+                <w:rFonts w:ascii="Times New Roman" w:hAnsi="Times New Roman" w:eastAsia="Times New Roman"/>
+                <w:b w:val="0"/>
+                <w:i w:val="0"/>
+                <w:sz w:val="24"/>
+              </w:rPr>
+              <w:t>Run a model that is not yet on the server</w:t>
+            </w:r>
+          </w:p>
+        </w:tc>
+        <w:tc>
+          <w:tcPr>
+            <w:tcW w:type="dxa" w:w="2360"/>
+          </w:tcPr>
+          <w:p>
+            <w:pPr>
+              <w:spacing w:after="0" w:line="264" w:lineRule="auto"/>
+            </w:pPr>
+            <w:r>
+              <w:rPr>
+                <w:rFonts w:ascii="Times New Roman" w:hAnsi="Times New Roman" w:eastAsia="Times New Roman"/>
+                <w:b w:val="0"/>
+                <w:i w:val="0"/>
+                <w:sz w:val="24"/>
+              </w:rPr>
+              <w:t>Model is downloaded from Hugging Face, loaded in 4-bit and run</w:t>
             </w:r>
           </w:p>
         </w:tc>
@@ -6624,45 +6624,45 @@
                 <w:i w:val="0"/>
                 <w:sz w:val="24"/>
               </w:rPr>
-              <w:t>M15 Help Centre</w:t>
-            </w:r>
-          </w:p>
-        </w:tc>
-        <w:tc>
-          <w:tcPr>
-            <w:tcW w:type="dxa" w:w="2360"/>
-          </w:tcPr>
-          <w:p>
-            <w:pPr>
-              <w:spacing w:after="0" w:line="264" w:lineRule="auto"/>
-            </w:pPr>
-            <w:r>
-              <w:rPr>
-                <w:rFonts w:ascii="Times New Roman" w:hAnsi="Times New Roman" w:eastAsia="Times New Roman"/>
-                <w:b w:val="0"/>
-                <w:i w:val="0"/>
-                <w:sz w:val="24"/>
-              </w:rPr>
-              <w:t>Open the Help page</w:t>
-            </w:r>
-          </w:p>
-        </w:tc>
-        <w:tc>
-          <w:tcPr>
-            <w:tcW w:type="dxa" w:w="2360"/>
-          </w:tcPr>
-          <w:p>
-            <w:pPr>
-              <w:spacing w:after="0" w:line="264" w:lineRule="auto"/>
-            </w:pPr>
-            <w:r>
-              <w:rPr>
-                <w:rFonts w:ascii="Times New Roman" w:hAnsi="Times New Roman" w:eastAsia="Times New Roman"/>
-                <w:b w:val="0"/>
-                <w:i w:val="0"/>
-                <w:sz w:val="24"/>
-              </w:rPr>
-              <w:t>Guide on running a benchmark, reading a session, the tabs, key terms and common questions is shown</w:t>
+              <w:t>L03 Isolated Model Worker</w:t>
+            </w:r>
+          </w:p>
+        </w:tc>
+        <w:tc>
+          <w:tcPr>
+            <w:tcW w:type="dxa" w:w="2360"/>
+          </w:tcPr>
+          <w:p>
+            <w:pPr>
+              <w:spacing w:after="0" w:line="264" w:lineRule="auto"/>
+            </w:pPr>
+            <w:r>
+              <w:rPr>
+                <w:rFonts w:ascii="Times New Roman" w:hAnsi="Times New Roman" w:eastAsia="Times New Roman"/>
+                <w:b w:val="0"/>
+                <w:i w:val="0"/>
+                <w:sz w:val="24"/>
+              </w:rPr>
+              <w:t>Run a session with two models</w:t>
+            </w:r>
+          </w:p>
+        </w:tc>
+        <w:tc>
+          <w:tcPr>
+            <w:tcW w:type="dxa" w:w="2360"/>
+          </w:tcPr>
+          <w:p>
+            <w:pPr>
+              <w:spacing w:after="0" w:line="264" w:lineRule="auto"/>
+            </w:pPr>
+            <w:r>
+              <w:rPr>
+                <w:rFonts w:ascii="Times New Roman" w:hAnsi="Times New Roman" w:eastAsia="Times New Roman"/>
+                <w:b w:val="0"/>
+                <w:i w:val="0"/>
+                <w:sz w:val="24"/>
+              </w:rPr>
+              <w:t>Each model runs in its own worker, and GPU memory is freed before the next model loads</w:t>
             </w:r>
           </w:p>
         </w:tc>
@@ -6720,45 +6720,45 @@
                 <w:i w:val="0"/>
                 <w:sz w:val="24"/>
               </w:rPr>
-              <w:t>A11 Telegram Notification Dispatcher</w:t>
-            </w:r>
-          </w:p>
-        </w:tc>
-        <w:tc>
-          <w:tcPr>
-            <w:tcW w:type="dxa" w:w="2360"/>
-          </w:tcPr>
-          <w:p>
-            <w:pPr>
-              <w:spacing w:after="0" w:line="264" w:lineRule="auto"/>
-            </w:pPr>
-            <w:r>
-              <w:rPr>
-                <w:rFonts w:ascii="Times New Roman" w:hAnsi="Times New Roman" w:eastAsia="Times New Roman"/>
-                <w:b w:val="0"/>
-                <w:i w:val="0"/>
-                <w:sz w:val="24"/>
-              </w:rPr>
-              <w:t>Finish a session with notifications turned on</w:t>
-            </w:r>
-          </w:p>
-        </w:tc>
-        <w:tc>
-          <w:tcPr>
-            <w:tcW w:type="dxa" w:w="2360"/>
-          </w:tcPr>
-          <w:p>
-            <w:pPr>
-              <w:spacing w:after="0" w:line="264" w:lineRule="auto"/>
-            </w:pPr>
-            <w:r>
-              <w:rPr>
-                <w:rFonts w:ascii="Times New Roman" w:hAnsi="Times New Roman" w:eastAsia="Times New Roman"/>
-                <w:b w:val="0"/>
-                <w:i w:val="0"/>
-                <w:sz w:val="24"/>
-              </w:rPr>
-              <w:t>One Telegram message with the status and the more efficient model is received</w:t>
+              <w:t>L04 Multi-Agent Pipeline</w:t>
+            </w:r>
+          </w:p>
+        </w:tc>
+        <w:tc>
+          <w:tcPr>
+            <w:tcW w:type="dxa" w:w="2360"/>
+          </w:tcPr>
+          <w:p>
+            <w:pPr>
+              <w:spacing w:after="0" w:line="264" w:lineRule="auto"/>
+            </w:pPr>
+            <w:r>
+              <w:rPr>
+                <w:rFonts w:ascii="Times New Roman" w:hAnsi="Times New Roman" w:eastAsia="Times New Roman"/>
+                <w:b w:val="0"/>
+                <w:i w:val="0"/>
+                <w:sz w:val="24"/>
+              </w:rPr>
+              <w:t>Keep the default pipeline</w:t>
+            </w:r>
+          </w:p>
+        </w:tc>
+        <w:tc>
+          <w:tcPr>
+            <w:tcW w:type="dxa" w:w="2360"/>
+          </w:tcPr>
+          <w:p>
+            <w:pPr>
+              <w:spacing w:after="0" w:line="264" w:lineRule="auto"/>
+            </w:pPr>
+            <w:r>
+              <w:rPr>
+                <w:rFonts w:ascii="Times New Roman" w:hAnsi="Times New Roman" w:eastAsia="Times New Roman"/>
+                <w:b w:val="0"/>
+                <w:i w:val="0"/>
+                <w:sz w:val="24"/>
+              </w:rPr>
+              <w:t>Four agents are used: perceive, reason, decide and act</w:t>
             </w:r>
           </w:p>
         </w:tc>
@@ -6816,45 +6816,45 @@
                 <w:i w:val="0"/>
                 <w:sz w:val="24"/>
               </w:rPr>
-              <w:t>A11 Telegram Notification Dispatcher</w:t>
-            </w:r>
-          </w:p>
-        </w:tc>
-        <w:tc>
-          <w:tcPr>
-            <w:tcW w:type="dxa" w:w="2360"/>
-          </w:tcPr>
-          <w:p>
-            <w:pPr>
-              <w:spacing w:after="0" w:line="264" w:lineRule="auto"/>
-            </w:pPr>
-            <w:r>
-              <w:rPr>
-                <w:rFonts w:ascii="Times New Roman" w:hAnsi="Times New Roman" w:eastAsia="Times New Roman"/>
-                <w:b w:val="0"/>
-                <w:i w:val="0"/>
-                <w:sz w:val="24"/>
-              </w:rPr>
-              <w:t>Finish a session with notifications turned off</w:t>
-            </w:r>
-          </w:p>
-        </w:tc>
-        <w:tc>
-          <w:tcPr>
-            <w:tcW w:type="dxa" w:w="2360"/>
-          </w:tcPr>
-          <w:p>
-            <w:pPr>
-              <w:spacing w:after="0" w:line="264" w:lineRule="auto"/>
-            </w:pPr>
-            <w:r>
-              <w:rPr>
-                <w:rFonts w:ascii="Times New Roman" w:hAnsi="Times New Roman" w:eastAsia="Times New Roman"/>
-                <w:b w:val="0"/>
-                <w:i w:val="0"/>
-                <w:sz w:val="24"/>
-              </w:rPr>
-              <w:t>No Telegram message is sent</w:t>
+              <w:t>L04 Multi-Agent Pipeline</w:t>
+            </w:r>
+          </w:p>
+        </w:tc>
+        <w:tc>
+          <w:tcPr>
+            <w:tcW w:type="dxa" w:w="2360"/>
+          </w:tcPr>
+          <w:p>
+            <w:pPr>
+              <w:spacing w:after="0" w:line="264" w:lineRule="auto"/>
+            </w:pPr>
+            <w:r>
+              <w:rPr>
+                <w:rFonts w:ascii="Times New Roman" w:hAnsi="Times New Roman" w:eastAsia="Times New Roman"/>
+                <w:b w:val="0"/>
+                <w:i w:val="0"/>
+                <w:sz w:val="24"/>
+              </w:rPr>
+              <w:t>Define a custom pipeline with a different number of agents</w:t>
+            </w:r>
+          </w:p>
+        </w:tc>
+        <w:tc>
+          <w:tcPr>
+            <w:tcW w:type="dxa" w:w="2360"/>
+          </w:tcPr>
+          <w:p>
+            <w:pPr>
+              <w:spacing w:after="0" w:line="264" w:lineRule="auto"/>
+            </w:pPr>
+            <w:r>
+              <w:rPr>
+                <w:rFonts w:ascii="Times New Roman" w:hAnsi="Times New Roman" w:eastAsia="Times New Roman"/>
+                <w:b w:val="0"/>
+                <w:i w:val="0"/>
+                <w:sz w:val="24"/>
+              </w:rPr>
+              <w:t>Pipeline is validated, saved and used for the session</w:t>
             </w:r>
           </w:p>
         </w:tc>
@@ -6912,45 +6912,45 @@
                 <w:i w:val="0"/>
                 <w:sz w:val="24"/>
               </w:rPr>
-              <w:t>A10 Results Upload</w:t>
-            </w:r>
-          </w:p>
-        </w:tc>
-        <w:tc>
-          <w:tcPr>
-            <w:tcW w:type="dxa" w:w="2360"/>
-          </w:tcPr>
-          <w:p>
-            <w:pPr>
-              <w:spacing w:after="0" w:line="264" w:lineRule="auto"/>
-            </w:pPr>
-            <w:r>
-              <w:rPr>
-                <w:rFonts w:ascii="Times New Roman" w:hAnsi="Times New Roman" w:eastAsia="Times New Roman"/>
-                <w:b w:val="0"/>
-                <w:i w:val="0"/>
-                <w:sz w:val="24"/>
-              </w:rPr>
-              <w:t>Switch the GPU server off after a session finishes, then open the session</w:t>
-            </w:r>
-          </w:p>
-        </w:tc>
-        <w:tc>
-          <w:tcPr>
-            <w:tcW w:type="dxa" w:w="2360"/>
-          </w:tcPr>
-          <w:p>
-            <w:pPr>
-              <w:spacing w:after="0" w:line="264" w:lineRule="auto"/>
-            </w:pPr>
-            <w:r>
-              <w:rPr>
-                <w:rFonts w:ascii="Times New Roman" w:hAnsi="Times New Roman" w:eastAsia="Times New Roman"/>
-                <w:b w:val="0"/>
-                <w:i w:val="0"/>
-                <w:sz w:val="24"/>
-              </w:rPr>
-              <w:t>Results, analyses and the PDF are still available from the control plane</w:t>
+              <w:t>L04 Multi-Agent Pipeline</w:t>
+            </w:r>
+          </w:p>
+        </w:tc>
+        <w:tc>
+          <w:tcPr>
+            <w:tcW w:type="dxa" w:w="2360"/>
+          </w:tcPr>
+          <w:p>
+            <w:pPr>
+              <w:spacing w:after="0" w:line="264" w:lineRule="auto"/>
+            </w:pPr>
+            <w:r>
+              <w:rPr>
+                <w:rFonts w:ascii="Times New Roman" w:hAnsi="Times New Roman" w:eastAsia="Times New Roman"/>
+                <w:b w:val="0"/>
+                <w:i w:val="0"/>
+                <w:sz w:val="24"/>
+              </w:rPr>
+              <w:t>Change an agent's output-token budget</w:t>
+            </w:r>
+          </w:p>
+        </w:tc>
+        <w:tc>
+          <w:tcPr>
+            <w:tcW w:type="dxa" w:w="2360"/>
+          </w:tcPr>
+          <w:p>
+            <w:pPr>
+              <w:spacing w:after="0" w:line="264" w:lineRule="auto"/>
+            </w:pPr>
+            <w:r>
+              <w:rPr>
+                <w:rFonts w:ascii="Times New Roman" w:hAnsi="Times New Roman" w:eastAsia="Times New Roman"/>
+                <w:b w:val="0"/>
+                <w:i w:val="0"/>
+                <w:sz w:val="24"/>
+              </w:rPr>
+              <w:t>New budget is saved and shown in the session's settings</w:t>
             </w:r>
           </w:p>
         </w:tc>
@@ -6990,6 +6990,870 @@
                 <w:sz w:val="24"/>
               </w:rPr>
               <w:t>FT-72</w:t>
+            </w:r>
+          </w:p>
+        </w:tc>
+        <w:tc>
+          <w:tcPr>
+            <w:tcW w:type="dxa" w:w="1699"/>
+          </w:tcPr>
+          <w:p>
+            <w:pPr>
+              <w:spacing w:after="0" w:line="264" w:lineRule="auto"/>
+            </w:pPr>
+            <w:r>
+              <w:rPr>
+                <w:rFonts w:ascii="Times New Roman" w:hAnsi="Times New Roman" w:eastAsia="Times New Roman"/>
+                <w:b w:val="0"/>
+                <w:i w:val="0"/>
+                <w:sz w:val="24"/>
+              </w:rPr>
+              <w:t>L05 Per-Agent Instrumentation Layer</w:t>
+            </w:r>
+          </w:p>
+        </w:tc>
+        <w:tc>
+          <w:tcPr>
+            <w:tcW w:type="dxa" w:w="2360"/>
+          </w:tcPr>
+          <w:p>
+            <w:pPr>
+              <w:spacing w:after="0" w:line="264" w:lineRule="auto"/>
+            </w:pPr>
+            <w:r>
+              <w:rPr>
+                <w:rFonts w:ascii="Times New Roman" w:hAnsi="Times New Roman" w:eastAsia="Times New Roman"/>
+                <w:b w:val="0"/>
+                <w:i w:val="0"/>
+                <w:sz w:val="24"/>
+              </w:rPr>
+              <w:t>Open the Agents tab of a finished session</w:t>
+            </w:r>
+          </w:p>
+        </w:tc>
+        <w:tc>
+          <w:tcPr>
+            <w:tcW w:type="dxa" w:w="2360"/>
+          </w:tcPr>
+          <w:p>
+            <w:pPr>
+              <w:spacing w:after="0" w:line="264" w:lineRule="auto"/>
+            </w:pPr>
+            <w:r>
+              <w:rPr>
+                <w:rFonts w:ascii="Times New Roman" w:hAnsi="Times New Roman" w:eastAsia="Times New Roman"/>
+                <w:b w:val="0"/>
+                <w:i w:val="0"/>
+                <w:sz w:val="24"/>
+              </w:rPr>
+              <w:t>Wall time, time to first token, GPU memory and tokens are shown for every agent</w:t>
+            </w:r>
+          </w:p>
+        </w:tc>
+        <w:tc>
+          <w:tcPr>
+            <w:tcW w:type="dxa" w:w="944"/>
+          </w:tcPr>
+          <w:p>
+            <w:pPr>
+              <w:spacing w:after="0" w:line="264" w:lineRule="auto"/>
+            </w:pPr>
+            <w:r>
+              <w:rPr>
+                <w:rFonts w:ascii="Times New Roman" w:hAnsi="Times New Roman" w:eastAsia="Times New Roman"/>
+                <w:b w:val="0"/>
+                <w:i w:val="0"/>
+                <w:sz w:val="24"/>
+              </w:rPr>
+            </w:r>
+          </w:p>
+        </w:tc>
+      </w:tr>
+      <w:tr>
+        <w:tc>
+          <w:tcPr>
+            <w:tcW w:type="dxa" w:w="944"/>
+          </w:tcPr>
+          <w:p>
+            <w:pPr>
+              <w:spacing w:after="0" w:line="264" w:lineRule="auto"/>
+            </w:pPr>
+            <w:r>
+              <w:rPr>
+                <w:rFonts w:ascii="Times New Roman" w:hAnsi="Times New Roman" w:eastAsia="Times New Roman"/>
+                <w:b w:val="0"/>
+                <w:i w:val="0"/>
+                <w:sz w:val="24"/>
+              </w:rPr>
+              <w:t>FT-73</w:t>
+            </w:r>
+          </w:p>
+        </w:tc>
+        <w:tc>
+          <w:tcPr>
+            <w:tcW w:type="dxa" w:w="1699"/>
+          </w:tcPr>
+          <w:p>
+            <w:pPr>
+              <w:spacing w:after="0" w:line="264" w:lineRule="auto"/>
+            </w:pPr>
+            <w:r>
+              <w:rPr>
+                <w:rFonts w:ascii="Times New Roman" w:hAnsi="Times New Roman" w:eastAsia="Times New Roman"/>
+                <w:b w:val="0"/>
+                <w:i w:val="0"/>
+                <w:sz w:val="24"/>
+              </w:rPr>
+              <w:t>E01 GPU Power &amp; Energy Sampler</w:t>
+            </w:r>
+          </w:p>
+        </w:tc>
+        <w:tc>
+          <w:tcPr>
+            <w:tcW w:type="dxa" w:w="2360"/>
+          </w:tcPr>
+          <w:p>
+            <w:pPr>
+              <w:spacing w:after="0" w:line="264" w:lineRule="auto"/>
+            </w:pPr>
+            <w:r>
+              <w:rPr>
+                <w:rFonts w:ascii="Times New Roman" w:hAnsi="Times New Roman" w:eastAsia="Times New Roman"/>
+                <w:b w:val="0"/>
+                <w:i w:val="0"/>
+                <w:sz w:val="24"/>
+              </w:rPr>
+              <w:t>Run a benchmark on the GPU server</w:t>
+            </w:r>
+          </w:p>
+        </w:tc>
+        <w:tc>
+          <w:tcPr>
+            <w:tcW w:type="dxa" w:w="2360"/>
+          </w:tcPr>
+          <w:p>
+            <w:pPr>
+              <w:spacing w:after="0" w:line="264" w:lineRule="auto"/>
+            </w:pPr>
+            <w:r>
+              <w:rPr>
+                <w:rFonts w:ascii="Times New Roman" w:hAnsi="Times New Roman" w:eastAsia="Times New Roman"/>
+                <w:b w:val="0"/>
+                <w:i w:val="0"/>
+                <w:sz w:val="24"/>
+              </w:rPr>
+              <w:t>Idle power and energy per flow are recorded for each model</w:t>
+            </w:r>
+          </w:p>
+        </w:tc>
+        <w:tc>
+          <w:tcPr>
+            <w:tcW w:type="dxa" w:w="944"/>
+          </w:tcPr>
+          <w:p>
+            <w:pPr>
+              <w:spacing w:after="0" w:line="264" w:lineRule="auto"/>
+            </w:pPr>
+            <w:r>
+              <w:rPr>
+                <w:rFonts w:ascii="Times New Roman" w:hAnsi="Times New Roman" w:eastAsia="Times New Roman"/>
+                <w:b w:val="0"/>
+                <w:i w:val="0"/>
+                <w:sz w:val="24"/>
+              </w:rPr>
+            </w:r>
+          </w:p>
+        </w:tc>
+      </w:tr>
+      <w:tr>
+        <w:tc>
+          <w:tcPr>
+            <w:tcW w:type="dxa" w:w="944"/>
+          </w:tcPr>
+          <w:p>
+            <w:pPr>
+              <w:spacing w:after="0" w:line="264" w:lineRule="auto"/>
+            </w:pPr>
+            <w:r>
+              <w:rPr>
+                <w:rFonts w:ascii="Times New Roman" w:hAnsi="Times New Roman" w:eastAsia="Times New Roman"/>
+                <w:b w:val="0"/>
+                <w:i w:val="0"/>
+                <w:sz w:val="24"/>
+              </w:rPr>
+              <w:t>FT-74</w:t>
+            </w:r>
+          </w:p>
+        </w:tc>
+        <w:tc>
+          <w:tcPr>
+            <w:tcW w:type="dxa" w:w="1699"/>
+          </w:tcPr>
+          <w:p>
+            <w:pPr>
+              <w:spacing w:after="0" w:line="264" w:lineRule="auto"/>
+            </w:pPr>
+            <w:r>
+              <w:rPr>
+                <w:rFonts w:ascii="Times New Roman" w:hAnsi="Times New Roman" w:eastAsia="Times New Roman"/>
+                <w:b w:val="0"/>
+                <w:i w:val="0"/>
+                <w:sz w:val="24"/>
+              </w:rPr>
+              <w:t>E02 Accuracy &amp; Output Reliability Evaluator</w:t>
+            </w:r>
+          </w:p>
+        </w:tc>
+        <w:tc>
+          <w:tcPr>
+            <w:tcW w:type="dxa" w:w="2360"/>
+          </w:tcPr>
+          <w:p>
+            <w:pPr>
+              <w:spacing w:after="0" w:line="264" w:lineRule="auto"/>
+            </w:pPr>
+            <w:r>
+              <w:rPr>
+                <w:rFonts w:ascii="Times New Roman" w:hAnsi="Times New Roman" w:eastAsia="Times New Roman"/>
+                <w:b w:val="0"/>
+                <w:i w:val="0"/>
+                <w:sz w:val="24"/>
+              </w:rPr>
+              <w:t>Open the Reliability tab</w:t>
+            </w:r>
+          </w:p>
+        </w:tc>
+        <w:tc>
+          <w:tcPr>
+            <w:tcW w:type="dxa" w:w="2360"/>
+          </w:tcPr>
+          <w:p>
+            <w:pPr>
+              <w:spacing w:after="0" w:line="264" w:lineRule="auto"/>
+            </w:pPr>
+            <w:r>
+              <w:rPr>
+                <w:rFonts w:ascii="Times New Roman" w:hAnsi="Times New Roman" w:eastAsia="Times New Roman"/>
+                <w:b w:val="0"/>
+                <w:i w:val="0"/>
+                <w:sz w:val="24"/>
+              </w:rPr>
+              <w:t>Accuracy, valid-answer rate, where answers fail and answer consistency are shown</w:t>
+            </w:r>
+          </w:p>
+        </w:tc>
+        <w:tc>
+          <w:tcPr>
+            <w:tcW w:type="dxa" w:w="944"/>
+          </w:tcPr>
+          <w:p>
+            <w:pPr>
+              <w:spacing w:after="0" w:line="264" w:lineRule="auto"/>
+            </w:pPr>
+            <w:r>
+              <w:rPr>
+                <w:rFonts w:ascii="Times New Roman" w:hAnsi="Times New Roman" w:eastAsia="Times New Roman"/>
+                <w:b w:val="0"/>
+                <w:i w:val="0"/>
+                <w:sz w:val="24"/>
+              </w:rPr>
+            </w:r>
+          </w:p>
+        </w:tc>
+      </w:tr>
+      <w:tr>
+        <w:tc>
+          <w:tcPr>
+            <w:tcW w:type="dxa" w:w="944"/>
+          </w:tcPr>
+          <w:p>
+            <w:pPr>
+              <w:spacing w:after="0" w:line="264" w:lineRule="auto"/>
+            </w:pPr>
+            <w:r>
+              <w:rPr>
+                <w:rFonts w:ascii="Times New Roman" w:hAnsi="Times New Roman" w:eastAsia="Times New Roman"/>
+                <w:b w:val="0"/>
+                <w:i w:val="0"/>
+                <w:sz w:val="24"/>
+              </w:rPr>
+              <w:t>FT-75</w:t>
+            </w:r>
+          </w:p>
+        </w:tc>
+        <w:tc>
+          <w:tcPr>
+            <w:tcW w:type="dxa" w:w="1699"/>
+          </w:tcPr>
+          <w:p>
+            <w:pPr>
+              <w:spacing w:after="0" w:line="264" w:lineRule="auto"/>
+            </w:pPr>
+            <w:r>
+              <w:rPr>
+                <w:rFonts w:ascii="Times New Roman" w:hAnsi="Times New Roman" w:eastAsia="Times New Roman"/>
+                <w:b w:val="0"/>
+                <w:i w:val="0"/>
+                <w:sz w:val="24"/>
+              </w:rPr>
+              <w:t>E03 Efficiency-Only SAW Scorer</w:t>
+            </w:r>
+          </w:p>
+        </w:tc>
+        <w:tc>
+          <w:tcPr>
+            <w:tcW w:type="dxa" w:w="2360"/>
+          </w:tcPr>
+          <w:p>
+            <w:pPr>
+              <w:spacing w:after="0" w:line="264" w:lineRule="auto"/>
+            </w:pPr>
+            <w:r>
+              <w:rPr>
+                <w:rFonts w:ascii="Times New Roman" w:hAnsi="Times New Roman" w:eastAsia="Times New Roman"/>
+                <w:b w:val="0"/>
+                <w:i w:val="0"/>
+                <w:sz w:val="24"/>
+              </w:rPr>
+              <w:t>Open the Overview tab</w:t>
+            </w:r>
+          </w:p>
+        </w:tc>
+        <w:tc>
+          <w:tcPr>
+            <w:tcW w:type="dxa" w:w="2360"/>
+          </w:tcPr>
+          <w:p>
+            <w:pPr>
+              <w:spacing w:after="0" w:line="264" w:lineRule="auto"/>
+            </w:pPr>
+            <w:r>
+              <w:rPr>
+                <w:rFonts w:ascii="Times New Roman" w:hAnsi="Times New Roman" w:eastAsia="Times New Roman"/>
+                <w:b w:val="0"/>
+                <w:i w:val="0"/>
+                <w:sz w:val="24"/>
+              </w:rPr>
+              <w:t>Scorecard shows each model's SAW score, the more efficient model and the key findings</w:t>
+            </w:r>
+          </w:p>
+        </w:tc>
+        <w:tc>
+          <w:tcPr>
+            <w:tcW w:type="dxa" w:w="944"/>
+          </w:tcPr>
+          <w:p>
+            <w:pPr>
+              <w:spacing w:after="0" w:line="264" w:lineRule="auto"/>
+            </w:pPr>
+            <w:r>
+              <w:rPr>
+                <w:rFonts w:ascii="Times New Roman" w:hAnsi="Times New Roman" w:eastAsia="Times New Roman"/>
+                <w:b w:val="0"/>
+                <w:i w:val="0"/>
+                <w:sz w:val="24"/>
+              </w:rPr>
+            </w:r>
+          </w:p>
+        </w:tc>
+      </w:tr>
+      <w:tr>
+        <w:tc>
+          <w:tcPr>
+            <w:tcW w:type="dxa" w:w="944"/>
+          </w:tcPr>
+          <w:p>
+            <w:pPr>
+              <w:spacing w:after="0" w:line="264" w:lineRule="auto"/>
+            </w:pPr>
+            <w:r>
+              <w:rPr>
+                <w:rFonts w:ascii="Times New Roman" w:hAnsi="Times New Roman" w:eastAsia="Times New Roman"/>
+                <w:b w:val="0"/>
+                <w:i w:val="0"/>
+                <w:sz w:val="24"/>
+              </w:rPr>
+              <w:t>FT-76</w:t>
+            </w:r>
+          </w:p>
+        </w:tc>
+        <w:tc>
+          <w:tcPr>
+            <w:tcW w:type="dxa" w:w="1699"/>
+          </w:tcPr>
+          <w:p>
+            <w:pPr>
+              <w:spacing w:after="0" w:line="264" w:lineRule="auto"/>
+            </w:pPr>
+            <w:r>
+              <w:rPr>
+                <w:rFonts w:ascii="Times New Roman" w:hAnsi="Times New Roman" w:eastAsia="Times New Roman"/>
+                <w:b w:val="0"/>
+                <w:i w:val="0"/>
+                <w:sz w:val="24"/>
+              </w:rPr>
+              <w:t>E03 Efficiency-Only SAW Scorer</w:t>
+            </w:r>
+          </w:p>
+        </w:tc>
+        <w:tc>
+          <w:tcPr>
+            <w:tcW w:type="dxa" w:w="2360"/>
+          </w:tcPr>
+          <w:p>
+            <w:pPr>
+              <w:spacing w:after="0" w:line="264" w:lineRule="auto"/>
+            </w:pPr>
+            <w:r>
+              <w:rPr>
+                <w:rFonts w:ascii="Times New Roman" w:hAnsi="Times New Roman" w:eastAsia="Times New Roman"/>
+                <w:b w:val="0"/>
+                <w:i w:val="0"/>
+                <w:sz w:val="24"/>
+              </w:rPr>
+              <w:t>Change the SAW weight presets in Settings</w:t>
+            </w:r>
+          </w:p>
+        </w:tc>
+        <w:tc>
+          <w:tcPr>
+            <w:tcW w:type="dxa" w:w="2360"/>
+          </w:tcPr>
+          <w:p>
+            <w:pPr>
+              <w:spacing w:after="0" w:line="264" w:lineRule="auto"/>
+            </w:pPr>
+            <w:r>
+              <w:rPr>
+                <w:rFonts w:ascii="Times New Roman" w:hAnsi="Times New Roman" w:eastAsia="Times New Roman"/>
+                <w:b w:val="0"/>
+                <w:i w:val="0"/>
+                <w:sz w:val="24"/>
+              </w:rPr>
+              <w:t>New weights are used for the next benchmarks</w:t>
+            </w:r>
+          </w:p>
+        </w:tc>
+        <w:tc>
+          <w:tcPr>
+            <w:tcW w:type="dxa" w:w="944"/>
+          </w:tcPr>
+          <w:p>
+            <w:pPr>
+              <w:spacing w:after="0" w:line="264" w:lineRule="auto"/>
+            </w:pPr>
+            <w:r>
+              <w:rPr>
+                <w:rFonts w:ascii="Times New Roman" w:hAnsi="Times New Roman" w:eastAsia="Times New Roman"/>
+                <w:b w:val="0"/>
+                <w:i w:val="0"/>
+                <w:sz w:val="24"/>
+              </w:rPr>
+            </w:r>
+          </w:p>
+        </w:tc>
+      </w:tr>
+      <w:tr>
+        <w:tc>
+          <w:tcPr>
+            <w:tcW w:type="dxa" w:w="944"/>
+          </w:tcPr>
+          <w:p>
+            <w:pPr>
+              <w:spacing w:after="0" w:line="264" w:lineRule="auto"/>
+            </w:pPr>
+            <w:r>
+              <w:rPr>
+                <w:rFonts w:ascii="Times New Roman" w:hAnsi="Times New Roman" w:eastAsia="Times New Roman"/>
+                <w:b w:val="0"/>
+                <w:i w:val="0"/>
+                <w:sz w:val="24"/>
+              </w:rPr>
+              <w:t>FT-77</w:t>
+            </w:r>
+          </w:p>
+        </w:tc>
+        <w:tc>
+          <w:tcPr>
+            <w:tcW w:type="dxa" w:w="1699"/>
+          </w:tcPr>
+          <w:p>
+            <w:pPr>
+              <w:spacing w:after="0" w:line="264" w:lineRule="auto"/>
+            </w:pPr>
+            <w:r>
+              <w:rPr>
+                <w:rFonts w:ascii="Times New Roman" w:hAnsi="Times New Roman" w:eastAsia="Times New Roman"/>
+                <w:b w:val="0"/>
+                <w:i w:val="0"/>
+                <w:sz w:val="24"/>
+              </w:rPr>
+              <w:t>E04 Constraint Fit Checker</w:t>
+            </w:r>
+          </w:p>
+        </w:tc>
+        <w:tc>
+          <w:tcPr>
+            <w:tcW w:type="dxa" w:w="2360"/>
+          </w:tcPr>
+          <w:p>
+            <w:pPr>
+              <w:spacing w:after="0" w:line="264" w:lineRule="auto"/>
+            </w:pPr>
+            <w:r>
+              <w:rPr>
+                <w:rFonts w:ascii="Times New Roman" w:hAnsi="Times New Roman" w:eastAsia="Times New Roman"/>
+                <w:b w:val="0"/>
+                <w:i w:val="0"/>
+                <w:sz w:val="24"/>
+              </w:rPr>
+              <w:t>Enter limits for latency, GPU memory and cost per 1,000 flows</w:t>
+            </w:r>
+          </w:p>
+        </w:tc>
+        <w:tc>
+          <w:tcPr>
+            <w:tcW w:type="dxa" w:w="2360"/>
+          </w:tcPr>
+          <w:p>
+            <w:pPr>
+              <w:spacing w:after="0" w:line="264" w:lineRule="auto"/>
+            </w:pPr>
+            <w:r>
+              <w:rPr>
+                <w:rFonts w:ascii="Times New Roman" w:hAnsi="Times New Roman" w:eastAsia="Times New Roman"/>
+                <w:b w:val="0"/>
+                <w:i w:val="0"/>
+                <w:sz w:val="24"/>
+              </w:rPr>
+              <w:t>Each model is shown as meeting or failing each limit</w:t>
+            </w:r>
+          </w:p>
+        </w:tc>
+        <w:tc>
+          <w:tcPr>
+            <w:tcW w:type="dxa" w:w="944"/>
+          </w:tcPr>
+          <w:p>
+            <w:pPr>
+              <w:spacing w:after="0" w:line="264" w:lineRule="auto"/>
+            </w:pPr>
+            <w:r>
+              <w:rPr>
+                <w:rFonts w:ascii="Times New Roman" w:hAnsi="Times New Roman" w:eastAsia="Times New Roman"/>
+                <w:b w:val="0"/>
+                <w:i w:val="0"/>
+                <w:sz w:val="24"/>
+              </w:rPr>
+            </w:r>
+          </w:p>
+        </w:tc>
+      </w:tr>
+      <w:tr>
+        <w:tc>
+          <w:tcPr>
+            <w:tcW w:type="dxa" w:w="944"/>
+          </w:tcPr>
+          <w:p>
+            <w:pPr>
+              <w:spacing w:after="0" w:line="264" w:lineRule="auto"/>
+            </w:pPr>
+            <w:r>
+              <w:rPr>
+                <w:rFonts w:ascii="Times New Roman" w:hAnsi="Times New Roman" w:eastAsia="Times New Roman"/>
+                <w:b w:val="0"/>
+                <w:i w:val="0"/>
+                <w:sz w:val="24"/>
+              </w:rPr>
+              <w:t>FT-78</w:t>
+            </w:r>
+          </w:p>
+        </w:tc>
+        <w:tc>
+          <w:tcPr>
+            <w:tcW w:type="dxa" w:w="1699"/>
+          </w:tcPr>
+          <w:p>
+            <w:pPr>
+              <w:spacing w:after="0" w:line="264" w:lineRule="auto"/>
+            </w:pPr>
+            <w:r>
+              <w:rPr>
+                <w:rFonts w:ascii="Times New Roman" w:hAnsi="Times New Roman" w:eastAsia="Times New Roman"/>
+                <w:b w:val="0"/>
+                <w:i w:val="0"/>
+                <w:sz w:val="24"/>
+              </w:rPr>
+              <w:t>E05 Cost &amp; Energy Analyser</w:t>
+            </w:r>
+          </w:p>
+        </w:tc>
+        <w:tc>
+          <w:tcPr>
+            <w:tcW w:type="dxa" w:w="2360"/>
+          </w:tcPr>
+          <w:p>
+            <w:pPr>
+              <w:spacing w:after="0" w:line="264" w:lineRule="auto"/>
+            </w:pPr>
+            <w:r>
+              <w:rPr>
+                <w:rFonts w:ascii="Times New Roman" w:hAnsi="Times New Roman" w:eastAsia="Times New Roman"/>
+                <w:b w:val="0"/>
+                <w:i w:val="0"/>
+                <w:sz w:val="24"/>
+              </w:rPr>
+              <w:t>Open the Cost tab</w:t>
+            </w:r>
+          </w:p>
+        </w:tc>
+        <w:tc>
+          <w:tcPr>
+            <w:tcW w:type="dxa" w:w="2360"/>
+          </w:tcPr>
+          <w:p>
+            <w:pPr>
+              <w:spacing w:after="0" w:line="264" w:lineRule="auto"/>
+            </w:pPr>
+            <w:r>
+              <w:rPr>
+                <w:rFonts w:ascii="Times New Roman" w:hAnsi="Times New Roman" w:eastAsia="Times New Roman"/>
+                <w:b w:val="0"/>
+                <w:i w:val="0"/>
+                <w:sz w:val="24"/>
+              </w:rPr>
+              <w:t>Energy per flow, cost per 1,000 flows, cost per valid answer and tokens per Wh are shown</w:t>
+            </w:r>
+          </w:p>
+        </w:tc>
+        <w:tc>
+          <w:tcPr>
+            <w:tcW w:type="dxa" w:w="944"/>
+          </w:tcPr>
+          <w:p>
+            <w:pPr>
+              <w:spacing w:after="0" w:line="264" w:lineRule="auto"/>
+            </w:pPr>
+            <w:r>
+              <w:rPr>
+                <w:rFonts w:ascii="Times New Roman" w:hAnsi="Times New Roman" w:eastAsia="Times New Roman"/>
+                <w:b w:val="0"/>
+                <w:i w:val="0"/>
+                <w:sz w:val="24"/>
+              </w:rPr>
+            </w:r>
+          </w:p>
+        </w:tc>
+      </w:tr>
+      <w:tr>
+        <w:tc>
+          <w:tcPr>
+            <w:tcW w:type="dxa" w:w="944"/>
+          </w:tcPr>
+          <w:p>
+            <w:pPr>
+              <w:spacing w:after="0" w:line="264" w:lineRule="auto"/>
+            </w:pPr>
+            <w:r>
+              <w:rPr>
+                <w:rFonts w:ascii="Times New Roman" w:hAnsi="Times New Roman" w:eastAsia="Times New Roman"/>
+                <w:b w:val="0"/>
+                <w:i w:val="0"/>
+                <w:sz w:val="24"/>
+              </w:rPr>
+              <w:t>FT-79</w:t>
+            </w:r>
+          </w:p>
+        </w:tc>
+        <w:tc>
+          <w:tcPr>
+            <w:tcW w:type="dxa" w:w="1699"/>
+          </w:tcPr>
+          <w:p>
+            <w:pPr>
+              <w:spacing w:after="0" w:line="264" w:lineRule="auto"/>
+            </w:pPr>
+            <w:r>
+              <w:rPr>
+                <w:rFonts w:ascii="Times New Roman" w:hAnsi="Times New Roman" w:eastAsia="Times New Roman"/>
+                <w:b w:val="0"/>
+                <w:i w:val="0"/>
+                <w:sz w:val="24"/>
+              </w:rPr>
+              <w:t>E06 Statistical Significance &amp; Ranking Stability</w:t>
+            </w:r>
+          </w:p>
+        </w:tc>
+        <w:tc>
+          <w:tcPr>
+            <w:tcW w:type="dxa" w:w="2360"/>
+          </w:tcPr>
+          <w:p>
+            <w:pPr>
+              <w:spacing w:after="0" w:line="264" w:lineRule="auto"/>
+            </w:pPr>
+            <w:r>
+              <w:rPr>
+                <w:rFonts w:ascii="Times New Roman" w:hAnsi="Times New Roman" w:eastAsia="Times New Roman"/>
+                <w:b w:val="0"/>
+                <w:i w:val="0"/>
+                <w:sz w:val="24"/>
+              </w:rPr>
+              <w:t>Open a session with three or more models</w:t>
+            </w:r>
+          </w:p>
+        </w:tc>
+        <w:tc>
+          <w:tcPr>
+            <w:tcW w:type="dxa" w:w="2360"/>
+          </w:tcPr>
+          <w:p>
+            <w:pPr>
+              <w:spacing w:after="0" w:line="264" w:lineRule="auto"/>
+            </w:pPr>
+            <w:r>
+              <w:rPr>
+                <w:rFonts w:ascii="Times New Roman" w:hAnsi="Times New Roman" w:eastAsia="Times New Roman"/>
+                <w:b w:val="0"/>
+                <w:i w:val="0"/>
+                <w:sz w:val="24"/>
+              </w:rPr>
+              <w:t>Significance between each pair of models and the stability of the ranking are shown</w:t>
+            </w:r>
+          </w:p>
+        </w:tc>
+        <w:tc>
+          <w:tcPr>
+            <w:tcW w:type="dxa" w:w="944"/>
+          </w:tcPr>
+          <w:p>
+            <w:pPr>
+              <w:spacing w:after="0" w:line="264" w:lineRule="auto"/>
+            </w:pPr>
+            <w:r>
+              <w:rPr>
+                <w:rFonts w:ascii="Times New Roman" w:hAnsi="Times New Roman" w:eastAsia="Times New Roman"/>
+                <w:b w:val="0"/>
+                <w:i w:val="0"/>
+                <w:sz w:val="24"/>
+              </w:rPr>
+            </w:r>
+          </w:p>
+        </w:tc>
+      </w:tr>
+      <w:tr>
+        <w:tc>
+          <w:tcPr>
+            <w:tcW w:type="dxa" w:w="944"/>
+          </w:tcPr>
+          <w:p>
+            <w:pPr>
+              <w:spacing w:after="0" w:line="264" w:lineRule="auto"/>
+            </w:pPr>
+            <w:r>
+              <w:rPr>
+                <w:rFonts w:ascii="Times New Roman" w:hAnsi="Times New Roman" w:eastAsia="Times New Roman"/>
+                <w:b w:val="0"/>
+                <w:i w:val="0"/>
+                <w:sz w:val="24"/>
+              </w:rPr>
+              <w:t>FT-80</w:t>
+            </w:r>
+          </w:p>
+        </w:tc>
+        <w:tc>
+          <w:tcPr>
+            <w:tcW w:type="dxa" w:w="1699"/>
+          </w:tcPr>
+          <w:p>
+            <w:pPr>
+              <w:spacing w:after="0" w:line="264" w:lineRule="auto"/>
+            </w:pPr>
+            <w:r>
+              <w:rPr>
+                <w:rFonts w:ascii="Times New Roman" w:hAnsi="Times New Roman" w:eastAsia="Times New Roman"/>
+                <w:b w:val="0"/>
+                <w:i w:val="0"/>
+                <w:sz w:val="24"/>
+              </w:rPr>
+              <w:t>General</w:t>
+            </w:r>
+          </w:p>
+        </w:tc>
+        <w:tc>
+          <w:tcPr>
+            <w:tcW w:type="dxa" w:w="2360"/>
+          </w:tcPr>
+          <w:p>
+            <w:pPr>
+              <w:spacing w:after="0" w:line="264" w:lineRule="auto"/>
+            </w:pPr>
+            <w:r>
+              <w:rPr>
+                <w:rFonts w:ascii="Times New Roman" w:hAnsi="Times New Roman" w:eastAsia="Times New Roman"/>
+                <w:b w:val="0"/>
+                <w:i w:val="0"/>
+                <w:sz w:val="24"/>
+              </w:rPr>
+              <w:t>Change the theme to light, dark or system</w:t>
+            </w:r>
+          </w:p>
+        </w:tc>
+        <w:tc>
+          <w:tcPr>
+            <w:tcW w:type="dxa" w:w="2360"/>
+          </w:tcPr>
+          <w:p>
+            <w:pPr>
+              <w:spacing w:after="0" w:line="264" w:lineRule="auto"/>
+            </w:pPr>
+            <w:r>
+              <w:rPr>
+                <w:rFonts w:ascii="Times New Roman" w:hAnsi="Times New Roman" w:eastAsia="Times New Roman"/>
+                <w:b w:val="0"/>
+                <w:i w:val="0"/>
+                <w:sz w:val="24"/>
+              </w:rPr>
+              <w:t>Interface changes immediately and the choice is remembered</w:t>
+            </w:r>
+          </w:p>
+        </w:tc>
+        <w:tc>
+          <w:tcPr>
+            <w:tcW w:type="dxa" w:w="944"/>
+          </w:tcPr>
+          <w:p>
+            <w:pPr>
+              <w:spacing w:after="0" w:line="264" w:lineRule="auto"/>
+            </w:pPr>
+            <w:r>
+              <w:rPr>
+                <w:rFonts w:ascii="Times New Roman" w:hAnsi="Times New Roman" w:eastAsia="Times New Roman"/>
+                <w:b w:val="0"/>
+                <w:i w:val="0"/>
+                <w:sz w:val="24"/>
+              </w:rPr>
+            </w:r>
+          </w:p>
+        </w:tc>
+      </w:tr>
+      <w:tr>
+        <w:tc>
+          <w:tcPr>
+            <w:tcW w:type="dxa" w:w="944"/>
+          </w:tcPr>
+          <w:p>
+            <w:pPr>
+              <w:spacing w:after="0" w:line="264" w:lineRule="auto"/>
+            </w:pPr>
+            <w:r>
+              <w:rPr>
+                <w:rFonts w:ascii="Times New Roman" w:hAnsi="Times New Roman" w:eastAsia="Times New Roman"/>
+                <w:b w:val="0"/>
+                <w:i w:val="0"/>
+                <w:sz w:val="24"/>
+              </w:rPr>
+              <w:t>FT-81</w:t>
             </w:r>
           </w:p>
         </w:tc>

--- a/docs/thesis/testing/2 - AgentMeter Functionality Test Cases.docx
+++ b/docs/thesis/testing/2 - AgentMeter Functionality Test Cases.docx
@@ -4800,45 +4800,45 @@
                 <w:i w:val="0"/>
                 <w:sz w:val="24"/>
               </w:rPr>
-              <w:t>D02 Browser Preparation Engine</w:t>
-            </w:r>
-          </w:p>
-        </w:tc>
-        <w:tc>
-          <w:tcPr>
-            <w:tcW w:type="dxa" w:w="2360"/>
-          </w:tcPr>
-          <w:p>
-            <w:pPr>
-              <w:spacing w:after="0" w:line="264" w:lineRule="auto"/>
-            </w:pPr>
-            <w:r>
-              <w:rPr>
-                <w:rFonts w:ascii="Times New Roman" w:hAnsi="Times New Roman" w:eastAsia="Times New Roman"/>
-                <w:b w:val="0"/>
-                <w:i w:val="0"/>
-                <w:sz w:val="24"/>
-              </w:rPr>
-              <w:t>Upload a valid labelled CSV and choose "Prepare on this computer"</w:t>
-            </w:r>
-          </w:p>
-        </w:tc>
-        <w:tc>
-          <w:tcPr>
-            <w:tcW w:type="dxa" w:w="2360"/>
-          </w:tcPr>
-          <w:p>
-            <w:pPr>
-              <w:spacing w:after="0" w:line="264" w:lineRule="auto"/>
-            </w:pPr>
-            <w:r>
-              <w:rPr>
-                <w:rFonts w:ascii="Times New Roman" w:hAnsi="Times New Roman" w:eastAsia="Times New Roman"/>
-                <w:b w:val="0"/>
-                <w:i w:val="0"/>
-                <w:sz w:val="24"/>
-              </w:rPr>
-              <w:t>Data is prepared in the browser, each step is listed, and the prepared set is saved</w:t>
+              <w:t>D02 Cloud &amp; Browser Preparation Engine</w:t>
+            </w:r>
+          </w:p>
+        </w:tc>
+        <w:tc>
+          <w:tcPr>
+            <w:tcW w:type="dxa" w:w="2360"/>
+          </w:tcPr>
+          <w:p>
+            <w:pPr>
+              <w:spacing w:after="0" w:line="264" w:lineRule="auto"/>
+            </w:pPr>
+            <w:r>
+              <w:rPr>
+                <w:rFonts w:ascii="Times New Roman" w:hAnsi="Times New Roman" w:eastAsia="Times New Roman"/>
+                <w:b w:val="0"/>
+                <w:i w:val="0"/>
+                <w:sz w:val="24"/>
+              </w:rPr>
+              <w:t>Upload a valid CSV while the GPU is free</w:t>
+            </w:r>
+          </w:p>
+        </w:tc>
+        <w:tc>
+          <w:tcPr>
+            <w:tcW w:type="dxa" w:w="2360"/>
+          </w:tcPr>
+          <w:p>
+            <w:pPr>
+              <w:spacing w:after="0" w:line="264" w:lineRule="auto"/>
+            </w:pPr>
+            <w:r>
+              <w:rPr>
+                <w:rFonts w:ascii="Times New Roman" w:hAnsi="Times New Roman" w:eastAsia="Times New Roman"/>
+                <w:b w:val="0"/>
+                <w:i w:val="0"/>
+                <w:sz w:val="24"/>
+              </w:rPr>
+              <w:t>Data is prepared on the GPU server, with no choice offered to the user</w:t>
             </w:r>
           </w:p>
         </w:tc>
@@ -4896,45 +4896,45 @@
                 <w:i w:val="0"/>
                 <w:sz w:val="24"/>
               </w:rPr>
-              <w:t>D02 Browser Preparation Engine</w:t>
-            </w:r>
-          </w:p>
-        </w:tc>
-        <w:tc>
-          <w:tcPr>
-            <w:tcW w:type="dxa" w:w="2360"/>
-          </w:tcPr>
-          <w:p>
-            <w:pPr>
-              <w:spacing w:after="0" w:line="264" w:lineRule="auto"/>
-            </w:pPr>
-            <w:r>
-              <w:rPr>
-                <w:rFonts w:ascii="Times New Roman" w:hAnsi="Times New Roman" w:eastAsia="Times New Roman"/>
-                <w:b w:val="0"/>
-                <w:i w:val="0"/>
-                <w:sz w:val="24"/>
-              </w:rPr>
-              <w:t>Prepare a dataset on this computer while a benchmark is running</w:t>
-            </w:r>
-          </w:p>
-        </w:tc>
-        <w:tc>
-          <w:tcPr>
-            <w:tcW w:type="dxa" w:w="2360"/>
-          </w:tcPr>
-          <w:p>
-            <w:pPr>
-              <w:spacing w:after="0" w:line="264" w:lineRule="auto"/>
-            </w:pPr>
-            <w:r>
-              <w:rPr>
-                <w:rFonts w:ascii="Times New Roman" w:hAnsi="Times New Roman" w:eastAsia="Times New Roman"/>
-                <w:b w:val="0"/>
-                <w:i w:val="0"/>
-                <w:sz w:val="24"/>
-              </w:rPr>
-              <w:t>Preparation finishes without waiting for the running benchmark</w:t>
+              <w:t>D02 Cloud &amp; Browser Preparation Engine</w:t>
+            </w:r>
+          </w:p>
+        </w:tc>
+        <w:tc>
+          <w:tcPr>
+            <w:tcW w:type="dxa" w:w="2360"/>
+          </w:tcPr>
+          <w:p>
+            <w:pPr>
+              <w:spacing w:after="0" w:line="264" w:lineRule="auto"/>
+            </w:pPr>
+            <w:r>
+              <w:rPr>
+                <w:rFonts w:ascii="Times New Roman" w:hAnsi="Times New Roman" w:eastAsia="Times New Roman"/>
+                <w:b w:val="0"/>
+                <w:i w:val="0"/>
+                <w:sz w:val="24"/>
+              </w:rPr>
+              <w:t>Upload a valid CSV while another benchmark is running</w:t>
+            </w:r>
+          </w:p>
+        </w:tc>
+        <w:tc>
+          <w:tcPr>
+            <w:tcW w:type="dxa" w:w="2360"/>
+          </w:tcPr>
+          <w:p>
+            <w:pPr>
+              <w:spacing w:after="0" w:line="264" w:lineRule="auto"/>
+            </w:pPr>
+            <w:r>
+              <w:rPr>
+                <w:rFonts w:ascii="Times New Roman" w:hAnsi="Times New Roman" w:eastAsia="Times New Roman"/>
+                <w:b w:val="0"/>
+                <w:i w:val="0"/>
+                <w:sz w:val="24"/>
+              </w:rPr>
+              <w:t>Data is prepared in the cloud automatically, each step is listed, and the running benchmark is not interrupted</w:t>
             </w:r>
           </w:p>
         </w:tc>
@@ -4992,45 +4992,45 @@
                 <w:i w:val="0"/>
                 <w:sz w:val="24"/>
               </w:rPr>
-              <w:t>D02 Browser Preparation Engine</w:t>
-            </w:r>
-          </w:p>
-        </w:tc>
-        <w:tc>
-          <w:tcPr>
-            <w:tcW w:type="dxa" w:w="2360"/>
-          </w:tcPr>
-          <w:p>
-            <w:pPr>
-              <w:spacing w:after="0" w:line="264" w:lineRule="auto"/>
-            </w:pPr>
-            <w:r>
-              <w:rPr>
-                <w:rFonts w:ascii="Times New Roman" w:hAnsi="Times New Roman" w:eastAsia="Times New Roman"/>
-                <w:b w:val="0"/>
-                <w:i w:val="0"/>
-                <w:sz w:val="24"/>
-              </w:rPr>
-              <w:t>Upload a valid CSV and choose "Prepare on the GPU server"</w:t>
-            </w:r>
-          </w:p>
-        </w:tc>
-        <w:tc>
-          <w:tcPr>
-            <w:tcW w:type="dxa" w:w="2360"/>
-          </w:tcPr>
-          <w:p>
-            <w:pPr>
-              <w:spacing w:after="0" w:line="264" w:lineRule="auto"/>
-            </w:pPr>
-            <w:r>
-              <w:rPr>
-                <w:rFonts w:ascii="Times New Roman" w:hAnsi="Times New Roman" w:eastAsia="Times New Roman"/>
-                <w:b w:val="0"/>
-                <w:i w:val="0"/>
-                <w:sz w:val="24"/>
-              </w:rPr>
-              <w:t>File is uploaded and prepared on the server, and the prepared set is saved</w:t>
+              <w:t>D02 Cloud &amp; Browser Preparation Engine</w:t>
+            </w:r>
+          </w:p>
+        </w:tc>
+        <w:tc>
+          <w:tcPr>
+            <w:tcW w:type="dxa" w:w="2360"/>
+          </w:tcPr>
+          <w:p>
+            <w:pPr>
+              <w:spacing w:after="0" w:line="264" w:lineRule="auto"/>
+            </w:pPr>
+            <w:r>
+              <w:rPr>
+                <w:rFonts w:ascii="Times New Roman" w:hAnsi="Times New Roman" w:eastAsia="Times New Roman"/>
+                <w:b w:val="0"/>
+                <w:i w:val="0"/>
+                <w:sz w:val="24"/>
+              </w:rPr>
+              <w:t>Reload the page while a cloud preparation is running</w:t>
+            </w:r>
+          </w:p>
+        </w:tc>
+        <w:tc>
+          <w:tcPr>
+            <w:tcW w:type="dxa" w:w="2360"/>
+          </w:tcPr>
+          <w:p>
+            <w:pPr>
+              <w:spacing w:after="0" w:line="264" w:lineRule="auto"/>
+            </w:pPr>
+            <w:r>
+              <w:rPr>
+                <w:rFonts w:ascii="Times New Roman" w:hAnsi="Times New Roman" w:eastAsia="Times New Roman"/>
+                <w:b w:val="0"/>
+                <w:i w:val="0"/>
+                <w:sz w:val="24"/>
+              </w:rPr>
+              <w:t>The same cloud preparation is followed again and completes</w:t>
             </w:r>
           </w:p>
         </w:tc>
@@ -5088,45 +5088,45 @@
                 <w:i w:val="0"/>
                 <w:sz w:val="24"/>
               </w:rPr>
-              <w:t>D03 PCAP-to-Flow Converter</w:t>
-            </w:r>
-          </w:p>
-        </w:tc>
-        <w:tc>
-          <w:tcPr>
-            <w:tcW w:type="dxa" w:w="2360"/>
-          </w:tcPr>
-          <w:p>
-            <w:pPr>
-              <w:spacing w:after="0" w:line="264" w:lineRule="auto"/>
-            </w:pPr>
-            <w:r>
-              <w:rPr>
-                <w:rFonts w:ascii="Times New Roman" w:hAnsi="Times New Roman" w:eastAsia="Times New Roman"/>
-                <w:b w:val="0"/>
-                <w:i w:val="0"/>
-                <w:sz w:val="24"/>
-              </w:rPr>
-              <w:t>Upload a valid PCAP file</w:t>
-            </w:r>
-          </w:p>
-        </w:tc>
-        <w:tc>
-          <w:tcPr>
-            <w:tcW w:type="dxa" w:w="2360"/>
-          </w:tcPr>
-          <w:p>
-            <w:pPr>
-              <w:spacing w:after="0" w:line="264" w:lineRule="auto"/>
-            </w:pPr>
-            <w:r>
-              <w:rPr>
-                <w:rFonts w:ascii="Times New Roman" w:hAnsi="Times New Roman" w:eastAsia="Times New Roman"/>
-                <w:b w:val="0"/>
-                <w:i w:val="0"/>
-                <w:sz w:val="24"/>
-              </w:rPr>
-              <w:t>Packets are converted into flows with 78 features, and the number of flows is shown</w:t>
+              <w:t>D02 Cloud &amp; Browser Preparation Engine</w:t>
+            </w:r>
+          </w:p>
+        </w:tc>
+        <w:tc>
+          <w:tcPr>
+            <w:tcW w:type="dxa" w:w="2360"/>
+          </w:tcPr>
+          <w:p>
+            <w:pPr>
+              <w:spacing w:after="0" w:line="264" w:lineRule="auto"/>
+            </w:pPr>
+            <w:r>
+              <w:rPr>
+                <w:rFonts w:ascii="Times New Roman" w:hAnsi="Times New Roman" w:eastAsia="Times New Roman"/>
+                <w:b w:val="0"/>
+                <w:i w:val="0"/>
+                <w:sz w:val="24"/>
+              </w:rPr>
+              <w:t>Upload while the GPU is busy and cloud preparation is not available</w:t>
+            </w:r>
+          </w:p>
+        </w:tc>
+        <w:tc>
+          <w:tcPr>
+            <w:tcW w:type="dxa" w:w="2360"/>
+          </w:tcPr>
+          <w:p>
+            <w:pPr>
+              <w:spacing w:after="0" w:line="264" w:lineRule="auto"/>
+            </w:pPr>
+            <w:r>
+              <w:rPr>
+                <w:rFonts w:ascii="Times New Roman" w:hAnsi="Times New Roman" w:eastAsia="Times New Roman"/>
+                <w:b w:val="0"/>
+                <w:i w:val="0"/>
+                <w:sz w:val="24"/>
+              </w:rPr>
+              <w:t>Data is prepared in the browser instead and stored on the GPU server</w:t>
             </w:r>
           </w:p>
         </w:tc>
@@ -5203,26 +5203,26 @@
                 <w:i w:val="0"/>
                 <w:sz w:val="24"/>
               </w:rPr>
-              <w:t>Upload a PCAP larger than the packet budget</w:t>
-            </w:r>
-          </w:p>
-        </w:tc>
-        <w:tc>
-          <w:tcPr>
-            <w:tcW w:type="dxa" w:w="2360"/>
-          </w:tcPr>
-          <w:p>
-            <w:pPr>
-              <w:spacing w:after="0" w:line="264" w:lineRule="auto"/>
-            </w:pPr>
-            <w:r>
-              <w:rPr>
-                <w:rFonts w:ascii="Times New Roman" w:hAnsi="Times New Roman" w:eastAsia="Times New Roman"/>
-                <w:b w:val="0"/>
-                <w:i w:val="0"/>
-                <w:sz w:val="24"/>
-              </w:rPr>
-              <w:t>Capture is sampled by time window and the windows used are recorded</w:t>
+              <w:t>Upload a valid PCAP file</w:t>
+            </w:r>
+          </w:p>
+        </w:tc>
+        <w:tc>
+          <w:tcPr>
+            <w:tcW w:type="dxa" w:w="2360"/>
+          </w:tcPr>
+          <w:p>
+            <w:pPr>
+              <w:spacing w:after="0" w:line="264" w:lineRule="auto"/>
+            </w:pPr>
+            <w:r>
+              <w:rPr>
+                <w:rFonts w:ascii="Times New Roman" w:hAnsi="Times New Roman" w:eastAsia="Times New Roman"/>
+                <w:b w:val="0"/>
+                <w:i w:val="0"/>
+                <w:sz w:val="24"/>
+              </w:rPr>
+              <w:t>Packets are converted into flows with 78 features, and the number of flows is shown</w:t>
             </w:r>
           </w:p>
         </w:tc>
@@ -5280,45 +5280,45 @@
                 <w:i w:val="0"/>
                 <w:sz w:val="24"/>
               </w:rPr>
-              <w:t>D04 Label Detection &amp; Isolation</w:t>
-            </w:r>
-          </w:p>
-        </w:tc>
-        <w:tc>
-          <w:tcPr>
-            <w:tcW w:type="dxa" w:w="2360"/>
-          </w:tcPr>
-          <w:p>
-            <w:pPr>
-              <w:spacing w:after="0" w:line="264" w:lineRule="auto"/>
-            </w:pPr>
-            <w:r>
-              <w:rPr>
-                <w:rFonts w:ascii="Times New Roman" w:hAnsi="Times New Roman" w:eastAsia="Times New Roman"/>
-                <w:b w:val="0"/>
-                <w:i w:val="0"/>
-                <w:sz w:val="24"/>
-              </w:rPr>
-              <w:t>Upload a labelled CSV</w:t>
-            </w:r>
-          </w:p>
-        </w:tc>
-        <w:tc>
-          <w:tcPr>
-            <w:tcW w:type="dxa" w:w="2360"/>
-          </w:tcPr>
-          <w:p>
-            <w:pPr>
-              <w:spacing w:after="0" w:line="264" w:lineRule="auto"/>
-            </w:pPr>
-            <w:r>
-              <w:rPr>
-                <w:rFonts w:ascii="Times New Roman" w:hAnsi="Times New Roman" w:eastAsia="Times New Roman"/>
-                <w:b w:val="0"/>
-                <w:i w:val="0"/>
-                <w:sz w:val="24"/>
-              </w:rPr>
-              <w:t>Label column is found and shown, and the labels are saved in a separate file</w:t>
+              <w:t>D03 PCAP-to-Flow Converter</w:t>
+            </w:r>
+          </w:p>
+        </w:tc>
+        <w:tc>
+          <w:tcPr>
+            <w:tcW w:type="dxa" w:w="2360"/>
+          </w:tcPr>
+          <w:p>
+            <w:pPr>
+              <w:spacing w:after="0" w:line="264" w:lineRule="auto"/>
+            </w:pPr>
+            <w:r>
+              <w:rPr>
+                <w:rFonts w:ascii="Times New Roman" w:hAnsi="Times New Roman" w:eastAsia="Times New Roman"/>
+                <w:b w:val="0"/>
+                <w:i w:val="0"/>
+                <w:sz w:val="24"/>
+              </w:rPr>
+              <w:t>Upload a PCAP larger than the packet budget</w:t>
+            </w:r>
+          </w:p>
+        </w:tc>
+        <w:tc>
+          <w:tcPr>
+            <w:tcW w:type="dxa" w:w="2360"/>
+          </w:tcPr>
+          <w:p>
+            <w:pPr>
+              <w:spacing w:after="0" w:line="264" w:lineRule="auto"/>
+            </w:pPr>
+            <w:r>
+              <w:rPr>
+                <w:rFonts w:ascii="Times New Roman" w:hAnsi="Times New Roman" w:eastAsia="Times New Roman"/>
+                <w:b w:val="0"/>
+                <w:i w:val="0"/>
+                <w:sz w:val="24"/>
+              </w:rPr>
+              <w:t>Capture is sampled by time window and the windows used are recorded</w:t>
             </w:r>
           </w:p>
         </w:tc>
@@ -5395,26 +5395,26 @@
                 <w:i w:val="0"/>
                 <w:sz w:val="24"/>
               </w:rPr>
-              <w:t>Upload a CSV that has no label column</w:t>
-            </w:r>
-          </w:p>
-        </w:tc>
-        <w:tc>
-          <w:tcPr>
-            <w:tcW w:type="dxa" w:w="2360"/>
-          </w:tcPr>
-          <w:p>
-            <w:pPr>
-              <w:spacing w:after="0" w:line="264" w:lineRule="auto"/>
-            </w:pPr>
-            <w:r>
-              <w:rPr>
-                <w:rFonts w:ascii="Times New Roman" w:hAnsi="Times New Roman" w:eastAsia="Times New Roman"/>
-                <w:b w:val="0"/>
-                <w:i w:val="0"/>
-                <w:sz w:val="24"/>
-              </w:rPr>
-              <w:t>Preparation stops with a message that no ground-truth label column was found</w:t>
+              <w:t>Upload a labelled CSV</w:t>
+            </w:r>
+          </w:p>
+        </w:tc>
+        <w:tc>
+          <w:tcPr>
+            <w:tcW w:type="dxa" w:w="2360"/>
+          </w:tcPr>
+          <w:p>
+            <w:pPr>
+              <w:spacing w:after="0" w:line="264" w:lineRule="auto"/>
+            </w:pPr>
+            <w:r>
+              <w:rPr>
+                <w:rFonts w:ascii="Times New Roman" w:hAnsi="Times New Roman" w:eastAsia="Times New Roman"/>
+                <w:b w:val="0"/>
+                <w:i w:val="0"/>
+                <w:sz w:val="24"/>
+              </w:rPr>
+              <w:t>Label column is found and shown, and the labels are saved in a separate file</w:t>
             </w:r>
           </w:p>
         </w:tc>
@@ -5472,45 +5472,45 @@
                 <w:i w:val="0"/>
                 <w:sz w:val="24"/>
               </w:rPr>
-              <w:t>D05 Rule-Based Flow Selection &amp; Sampling</w:t>
-            </w:r>
-          </w:p>
-        </w:tc>
-        <w:tc>
-          <w:tcPr>
-            <w:tcW w:type="dxa" w:w="2360"/>
-          </w:tcPr>
-          <w:p>
-            <w:pPr>
-              <w:spacing w:after="0" w:line="264" w:lineRule="auto"/>
-            </w:pPr>
-            <w:r>
-              <w:rPr>
-                <w:rFonts w:ascii="Times New Roman" w:hAnsi="Times New Roman" w:eastAsia="Times New Roman"/>
-                <w:b w:val="0"/>
-                <w:i w:val="0"/>
-                <w:sz w:val="24"/>
-              </w:rPr>
-              <w:t>Upload a dataset with more flows than the limit</w:t>
-            </w:r>
-          </w:p>
-        </w:tc>
-        <w:tc>
-          <w:tcPr>
-            <w:tcW w:type="dxa" w:w="2360"/>
-          </w:tcPr>
-          <w:p>
-            <w:pPr>
-              <w:spacing w:after="0" w:line="264" w:lineRule="auto"/>
-            </w:pPr>
-            <w:r>
-              <w:rPr>
-                <w:rFonts w:ascii="Times New Roman" w:hAnsi="Times New Roman" w:eastAsia="Times New Roman"/>
-                <w:b w:val="0"/>
-                <w:i w:val="0"/>
-                <w:sz w:val="24"/>
-              </w:rPr>
-              <w:t>At most 500 flows are kept, and the class counts before and after selection are recorded in the manifest</w:t>
+              <w:t>D04 Label Detection &amp; Isolation</w:t>
+            </w:r>
+          </w:p>
+        </w:tc>
+        <w:tc>
+          <w:tcPr>
+            <w:tcW w:type="dxa" w:w="2360"/>
+          </w:tcPr>
+          <w:p>
+            <w:pPr>
+              <w:spacing w:after="0" w:line="264" w:lineRule="auto"/>
+            </w:pPr>
+            <w:r>
+              <w:rPr>
+                <w:rFonts w:ascii="Times New Roman" w:hAnsi="Times New Roman" w:eastAsia="Times New Roman"/>
+                <w:b w:val="0"/>
+                <w:i w:val="0"/>
+                <w:sz w:val="24"/>
+              </w:rPr>
+              <w:t>Upload a CSV that has no label column</w:t>
+            </w:r>
+          </w:p>
+        </w:tc>
+        <w:tc>
+          <w:tcPr>
+            <w:tcW w:type="dxa" w:w="2360"/>
+          </w:tcPr>
+          <w:p>
+            <w:pPr>
+              <w:spacing w:after="0" w:line="264" w:lineRule="auto"/>
+            </w:pPr>
+            <w:r>
+              <w:rPr>
+                <w:rFonts w:ascii="Times New Roman" w:hAnsi="Times New Roman" w:eastAsia="Times New Roman"/>
+                <w:b w:val="0"/>
+                <w:i w:val="0"/>
+                <w:sz w:val="24"/>
+              </w:rPr>
+              <w:t>Preparation stops with a message that no ground-truth label column was found</w:t>
             </w:r>
           </w:p>
         </w:tc>
@@ -5568,45 +5568,45 @@
                 <w:i w:val="0"/>
                 <w:sz w:val="24"/>
               </w:rPr>
-              <w:t>D06 Prepared-Set Integrity Hashing</w:t>
-            </w:r>
-          </w:p>
-        </w:tc>
-        <w:tc>
-          <w:tcPr>
-            <w:tcW w:type="dxa" w:w="2360"/>
-          </w:tcPr>
-          <w:p>
-            <w:pPr>
-              <w:spacing w:after="0" w:line="264" w:lineRule="auto"/>
-            </w:pPr>
-            <w:r>
-              <w:rPr>
-                <w:rFonts w:ascii="Times New Roman" w:hAnsi="Times New Roman" w:eastAsia="Times New Roman"/>
-                <w:b w:val="0"/>
-                <w:i w:val="0"/>
-                <w:sz w:val="24"/>
-              </w:rPr>
-              <w:t>Open Saved sets and choose an earlier prepared set</w:t>
-            </w:r>
-          </w:p>
-        </w:tc>
-        <w:tc>
-          <w:tcPr>
-            <w:tcW w:type="dxa" w:w="2360"/>
-          </w:tcPr>
-          <w:p>
-            <w:pPr>
-              <w:spacing w:after="0" w:line="264" w:lineRule="auto"/>
-            </w:pPr>
-            <w:r>
-              <w:rPr>
-                <w:rFonts w:ascii="Times New Roman" w:hAnsi="Times New Roman" w:eastAsia="Times New Roman"/>
-                <w:b w:val="0"/>
-                <w:i w:val="0"/>
-                <w:sz w:val="24"/>
-              </w:rPr>
-              <w:t>The set is selected for the new benchmark without preparing it again</w:t>
+              <w:t>D05 Rule-Based Flow Selection &amp; Sampling</w:t>
+            </w:r>
+          </w:p>
+        </w:tc>
+        <w:tc>
+          <w:tcPr>
+            <w:tcW w:type="dxa" w:w="2360"/>
+          </w:tcPr>
+          <w:p>
+            <w:pPr>
+              <w:spacing w:after="0" w:line="264" w:lineRule="auto"/>
+            </w:pPr>
+            <w:r>
+              <w:rPr>
+                <w:rFonts w:ascii="Times New Roman" w:hAnsi="Times New Roman" w:eastAsia="Times New Roman"/>
+                <w:b w:val="0"/>
+                <w:i w:val="0"/>
+                <w:sz w:val="24"/>
+              </w:rPr>
+              <w:t>Upload a dataset with more flows than the limit</w:t>
+            </w:r>
+          </w:p>
+        </w:tc>
+        <w:tc>
+          <w:tcPr>
+            <w:tcW w:type="dxa" w:w="2360"/>
+          </w:tcPr>
+          <w:p>
+            <w:pPr>
+              <w:spacing w:after="0" w:line="264" w:lineRule="auto"/>
+            </w:pPr>
+            <w:r>
+              <w:rPr>
+                <w:rFonts w:ascii="Times New Roman" w:hAnsi="Times New Roman" w:eastAsia="Times New Roman"/>
+                <w:b w:val="0"/>
+                <w:i w:val="0"/>
+                <w:sz w:val="24"/>
+              </w:rPr>
+              <w:t>At most 500 flows are kept, and the class counts before and after selection are recorded in the manifest</w:t>
             </w:r>
           </w:p>
         </w:tc>
@@ -5683,26 +5683,26 @@
                 <w:i w:val="0"/>
                 <w:sz w:val="24"/>
               </w:rPr>
-              <w:t>Download a prepared set and re-upload it</w:t>
-            </w:r>
-          </w:p>
-        </w:tc>
-        <w:tc>
-          <w:tcPr>
-            <w:tcW w:type="dxa" w:w="2360"/>
-          </w:tcPr>
-          <w:p>
-            <w:pPr>
-              <w:spacing w:after="0" w:line="264" w:lineRule="auto"/>
-            </w:pPr>
-            <w:r>
-              <w:rPr>
-                <w:rFonts w:ascii="Times New Roman" w:hAnsi="Times New Roman" w:eastAsia="Times New Roman"/>
-                <w:b w:val="0"/>
-                <w:i w:val="0"/>
-                <w:sz w:val="24"/>
-              </w:rPr>
-              <w:t>Set is accepted after its file hashes are checked</w:t>
+              <w:t>Open Saved sets and choose an earlier prepared set</w:t>
+            </w:r>
+          </w:p>
+        </w:tc>
+        <w:tc>
+          <w:tcPr>
+            <w:tcW w:type="dxa" w:w="2360"/>
+          </w:tcPr>
+          <w:p>
+            <w:pPr>
+              <w:spacing w:after="0" w:line="264" w:lineRule="auto"/>
+            </w:pPr>
+            <w:r>
+              <w:rPr>
+                <w:rFonts w:ascii="Times New Roman" w:hAnsi="Times New Roman" w:eastAsia="Times New Roman"/>
+                <w:b w:val="0"/>
+                <w:i w:val="0"/>
+                <w:sz w:val="24"/>
+              </w:rPr>
+              <w:t>The set is selected for the new benchmark without preparing it again</w:t>
             </w:r>
           </w:p>
         </w:tc>
@@ -5779,26 +5779,26 @@
                 <w:i w:val="0"/>
                 <w:sz w:val="24"/>
               </w:rPr>
-              <w:t>Re-upload a prepared set whose files were edited</w:t>
-            </w:r>
-          </w:p>
-        </w:tc>
-        <w:tc>
-          <w:tcPr>
-            <w:tcW w:type="dxa" w:w="2360"/>
-          </w:tcPr>
-          <w:p>
-            <w:pPr>
-              <w:spacing w:after="0" w:line="264" w:lineRule="auto"/>
-            </w:pPr>
-            <w:r>
-              <w:rPr>
-                <w:rFonts w:ascii="Times New Roman" w:hAnsi="Times New Roman" w:eastAsia="Times New Roman"/>
-                <w:b w:val="0"/>
-                <w:i w:val="0"/>
-                <w:sz w:val="24"/>
-              </w:rPr>
-              <w:t>Upload is rejected because the hashes do not match</w:t>
+              <w:t>Download a prepared set and re-upload it</w:t>
+            </w:r>
+          </w:p>
+        </w:tc>
+        <w:tc>
+          <w:tcPr>
+            <w:tcW w:type="dxa" w:w="2360"/>
+          </w:tcPr>
+          <w:p>
+            <w:pPr>
+              <w:spacing w:after="0" w:line="264" w:lineRule="auto"/>
+            </w:pPr>
+            <w:r>
+              <w:rPr>
+                <w:rFonts w:ascii="Times New Roman" w:hAnsi="Times New Roman" w:eastAsia="Times New Roman"/>
+                <w:b w:val="0"/>
+                <w:i w:val="0"/>
+                <w:sz w:val="24"/>
+              </w:rPr>
+              <w:t>Set is accepted after its file hashes are checked</w:t>
             </w:r>
           </w:p>
         </w:tc>
@@ -5856,45 +5856,45 @@
                 <w:i w:val="0"/>
                 <w:sz w:val="24"/>
               </w:rPr>
-              <w:t>L01 Model Catalogue &amp; Suitability Check</w:t>
-            </w:r>
-          </w:p>
-        </w:tc>
-        <w:tc>
-          <w:tcPr>
-            <w:tcW w:type="dxa" w:w="2360"/>
-          </w:tcPr>
-          <w:p>
-            <w:pPr>
-              <w:spacing w:after="0" w:line="264" w:lineRule="auto"/>
-            </w:pPr>
-            <w:r>
-              <w:rPr>
-                <w:rFonts w:ascii="Times New Roman" w:hAnsi="Times New Roman" w:eastAsia="Times New Roman"/>
-                <w:b w:val="0"/>
-                <w:i w:val="0"/>
-                <w:sz w:val="24"/>
-              </w:rPr>
-              <w:t>Open the Models step</w:t>
-            </w:r>
-          </w:p>
-        </w:tc>
-        <w:tc>
-          <w:tcPr>
-            <w:tcW w:type="dxa" w:w="2360"/>
-          </w:tcPr>
-          <w:p>
-            <w:pPr>
-              <w:spacing w:after="0" w:line="264" w:lineRule="auto"/>
-            </w:pPr>
-            <w:r>
-              <w:rPr>
-                <w:rFonts w:ascii="Times New Roman" w:hAnsi="Times New Roman" w:eastAsia="Times New Roman"/>
-                <w:b w:val="0"/>
-                <w:i w:val="0"/>
-                <w:sz w:val="24"/>
-              </w:rPr>
-              <w:t>Study models and catalogue models are listed with their size and context length</w:t>
+              <w:t>D06 Prepared-Set Integrity Hashing</w:t>
+            </w:r>
+          </w:p>
+        </w:tc>
+        <w:tc>
+          <w:tcPr>
+            <w:tcW w:type="dxa" w:w="2360"/>
+          </w:tcPr>
+          <w:p>
+            <w:pPr>
+              <w:spacing w:after="0" w:line="264" w:lineRule="auto"/>
+            </w:pPr>
+            <w:r>
+              <w:rPr>
+                <w:rFonts w:ascii="Times New Roman" w:hAnsi="Times New Roman" w:eastAsia="Times New Roman"/>
+                <w:b w:val="0"/>
+                <w:i w:val="0"/>
+                <w:sz w:val="24"/>
+              </w:rPr>
+              <w:t>Re-upload a prepared set whose files were edited</w:t>
+            </w:r>
+          </w:p>
+        </w:tc>
+        <w:tc>
+          <w:tcPr>
+            <w:tcW w:type="dxa" w:w="2360"/>
+          </w:tcPr>
+          <w:p>
+            <w:pPr>
+              <w:spacing w:after="0" w:line="264" w:lineRule="auto"/>
+            </w:pPr>
+            <w:r>
+              <w:rPr>
+                <w:rFonts w:ascii="Times New Roman" w:hAnsi="Times New Roman" w:eastAsia="Times New Roman"/>
+                <w:b w:val="0"/>
+                <w:i w:val="0"/>
+                <w:sz w:val="24"/>
+              </w:rPr>
+              <w:t>Upload is rejected because the hashes do not match</w:t>
             </w:r>
           </w:p>
         </w:tc>
@@ -5971,26 +5971,26 @@
                 <w:i w:val="0"/>
                 <w:sz w:val="24"/>
               </w:rPr>
-              <w:t>Check the GPU fit of each model</w:t>
-            </w:r>
-          </w:p>
-        </w:tc>
-        <w:tc>
-          <w:tcPr>
-            <w:tcW w:type="dxa" w:w="2360"/>
-          </w:tcPr>
-          <w:p>
-            <w:pPr>
-              <w:spacing w:after="0" w:line="264" w:lineRule="auto"/>
-            </w:pPr>
-            <w:r>
-              <w:rPr>
-                <w:rFonts w:ascii="Times New Roman" w:hAnsi="Times New Roman" w:eastAsia="Times New Roman"/>
-                <w:b w:val="0"/>
-                <w:i w:val="0"/>
-                <w:sz w:val="24"/>
-              </w:rPr>
-              <w:t>Each model shows whether it fits this GPU in 4-bit before it is chosen</w:t>
+              <w:t>Open the Models step</w:t>
+            </w:r>
+          </w:p>
+        </w:tc>
+        <w:tc>
+          <w:tcPr>
+            <w:tcW w:type="dxa" w:w="2360"/>
+          </w:tcPr>
+          <w:p>
+            <w:pPr>
+              <w:spacing w:after="0" w:line="264" w:lineRule="auto"/>
+            </w:pPr>
+            <w:r>
+              <w:rPr>
+                <w:rFonts w:ascii="Times New Roman" w:hAnsi="Times New Roman" w:eastAsia="Times New Roman"/>
+                <w:b w:val="0"/>
+                <w:i w:val="0"/>
+                <w:sz w:val="24"/>
+              </w:rPr>
+              <w:t>Study models and catalogue models are listed with their size and context length</w:t>
             </w:r>
           </w:p>
         </w:tc>
@@ -6067,26 +6067,26 @@
                 <w:i w:val="0"/>
                 <w:sz w:val="24"/>
               </w:rPr>
-              <w:t>Admin adds a model to the catalogue</w:t>
-            </w:r>
-          </w:p>
-        </w:tc>
-        <w:tc>
-          <w:tcPr>
-            <w:tcW w:type="dxa" w:w="2360"/>
-          </w:tcPr>
-          <w:p>
-            <w:pPr>
-              <w:spacing w:after="0" w:line="264" w:lineRule="auto"/>
-            </w:pPr>
-            <w:r>
-              <w:rPr>
-                <w:rFonts w:ascii="Times New Roman" w:hAnsi="Times New Roman" w:eastAsia="Times New Roman"/>
-                <w:b w:val="0"/>
-                <w:i w:val="0"/>
-                <w:sz w:val="24"/>
-              </w:rPr>
-              <w:t>Model is checked by the rule base and appears in the Models step when suitable</w:t>
+              <w:t>Check the GPU fit of each model</w:t>
+            </w:r>
+          </w:p>
+        </w:tc>
+        <w:tc>
+          <w:tcPr>
+            <w:tcW w:type="dxa" w:w="2360"/>
+          </w:tcPr>
+          <w:p>
+            <w:pPr>
+              <w:spacing w:after="0" w:line="264" w:lineRule="auto"/>
+            </w:pPr>
+            <w:r>
+              <w:rPr>
+                <w:rFonts w:ascii="Times New Roman" w:hAnsi="Times New Roman" w:eastAsia="Times New Roman"/>
+                <w:b w:val="0"/>
+                <w:i w:val="0"/>
+                <w:sz w:val="24"/>
+              </w:rPr>
+              <w:t>Each model shows whether it fits this GPU in 4-bit before it is chosen</w:t>
             </w:r>
           </w:p>
         </w:tc>
@@ -6144,45 +6144,45 @@
                 <w:i w:val="0"/>
                 <w:sz w:val="24"/>
               </w:rPr>
-              <w:t>L02 GPU Job Queue</w:t>
-            </w:r>
-          </w:p>
-        </w:tc>
-        <w:tc>
-          <w:tcPr>
-            <w:tcW w:type="dxa" w:w="2360"/>
-          </w:tcPr>
-          <w:p>
-            <w:pPr>
-              <w:spacing w:after="0" w:line="264" w:lineRule="auto"/>
-            </w:pPr>
-            <w:r>
-              <w:rPr>
-                <w:rFonts w:ascii="Times New Roman" w:hAnsi="Times New Roman" w:eastAsia="Times New Roman"/>
-                <w:b w:val="0"/>
-                <w:i w:val="0"/>
-                <w:sz w:val="24"/>
-              </w:rPr>
-              <w:t>Start a benchmark while the GPU is free</w:t>
-            </w:r>
-          </w:p>
-        </w:tc>
-        <w:tc>
-          <w:tcPr>
-            <w:tcW w:type="dxa" w:w="2360"/>
-          </w:tcPr>
-          <w:p>
-            <w:pPr>
-              <w:spacing w:after="0" w:line="264" w:lineRule="auto"/>
-            </w:pPr>
-            <w:r>
-              <w:rPr>
-                <w:rFonts w:ascii="Times New Roman" w:hAnsi="Times New Roman" w:eastAsia="Times New Roman"/>
-                <w:b w:val="0"/>
-                <w:i w:val="0"/>
-                <w:sz w:val="24"/>
-              </w:rPr>
-              <w:t>Job starts straight away</w:t>
+              <w:t>L01 Model Catalogue &amp; Suitability Check</w:t>
+            </w:r>
+          </w:p>
+        </w:tc>
+        <w:tc>
+          <w:tcPr>
+            <w:tcW w:type="dxa" w:w="2360"/>
+          </w:tcPr>
+          <w:p>
+            <w:pPr>
+              <w:spacing w:after="0" w:line="264" w:lineRule="auto"/>
+            </w:pPr>
+            <w:r>
+              <w:rPr>
+                <w:rFonts w:ascii="Times New Roman" w:hAnsi="Times New Roman" w:eastAsia="Times New Roman"/>
+                <w:b w:val="0"/>
+                <w:i w:val="0"/>
+                <w:sz w:val="24"/>
+              </w:rPr>
+              <w:t>Admin adds a model to the catalogue</w:t>
+            </w:r>
+          </w:p>
+        </w:tc>
+        <w:tc>
+          <w:tcPr>
+            <w:tcW w:type="dxa" w:w="2360"/>
+          </w:tcPr>
+          <w:p>
+            <w:pPr>
+              <w:spacing w:after="0" w:line="264" w:lineRule="auto"/>
+            </w:pPr>
+            <w:r>
+              <w:rPr>
+                <w:rFonts w:ascii="Times New Roman" w:hAnsi="Times New Roman" w:eastAsia="Times New Roman"/>
+                <w:b w:val="0"/>
+                <w:i w:val="0"/>
+                <w:sz w:val="24"/>
+              </w:rPr>
+              <w:t>Model is checked by the rule base and appears in the Models step when suitable</w:t>
             </w:r>
           </w:p>
         </w:tc>
@@ -6259,26 +6259,26 @@
                 <w:i w:val="0"/>
                 <w:sz w:val="24"/>
               </w:rPr>
-              <w:t>Start a second benchmark while one is running</w:t>
-            </w:r>
-          </w:p>
-        </w:tc>
-        <w:tc>
-          <w:tcPr>
-            <w:tcW w:type="dxa" w:w="2360"/>
-          </w:tcPr>
-          <w:p>
-            <w:pPr>
-              <w:spacing w:after="0" w:line="264" w:lineRule="auto"/>
-            </w:pPr>
-            <w:r>
-              <w:rPr>
-                <w:rFonts w:ascii="Times New Roman" w:hAnsi="Times New Roman" w:eastAsia="Times New Roman"/>
-                <w:b w:val="0"/>
-                <w:i w:val="0"/>
-                <w:sz w:val="24"/>
-              </w:rPr>
-              <w:t>Second job waits in the queue and starts when the first one finishes</w:t>
+              <w:t>Start a benchmark while the GPU is free</w:t>
+            </w:r>
+          </w:p>
+        </w:tc>
+        <w:tc>
+          <w:tcPr>
+            <w:tcW w:type="dxa" w:w="2360"/>
+          </w:tcPr>
+          <w:p>
+            <w:pPr>
+              <w:spacing w:after="0" w:line="264" w:lineRule="auto"/>
+            </w:pPr>
+            <w:r>
+              <w:rPr>
+                <w:rFonts w:ascii="Times New Roman" w:hAnsi="Times New Roman" w:eastAsia="Times New Roman"/>
+                <w:b w:val="0"/>
+                <w:i w:val="0"/>
+                <w:sz w:val="24"/>
+              </w:rPr>
+              <w:t>Job starts straight away</w:t>
             </w:r>
           </w:p>
         </w:tc>
@@ -6355,26 +6355,26 @@
                 <w:i w:val="0"/>
                 <w:sz w:val="24"/>
               </w:rPr>
-              <w:t>Click Stop benchmark on a running session</w:t>
-            </w:r>
-          </w:p>
-        </w:tc>
-        <w:tc>
-          <w:tcPr>
-            <w:tcW w:type="dxa" w:w="2360"/>
-          </w:tcPr>
-          <w:p>
-            <w:pPr>
-              <w:spacing w:after="0" w:line="264" w:lineRule="auto"/>
-            </w:pPr>
-            <w:r>
-              <w:rPr>
-                <w:rFonts w:ascii="Times New Roman" w:hAnsi="Times New Roman" w:eastAsia="Times New Roman"/>
-                <w:b w:val="0"/>
-                <w:i w:val="0"/>
-                <w:sz w:val="24"/>
-              </w:rPr>
-              <w:t>Benchmark stops, the session is marked Stopped and it is not scored</w:t>
+              <w:t>Start a second benchmark while one is running</w:t>
+            </w:r>
+          </w:p>
+        </w:tc>
+        <w:tc>
+          <w:tcPr>
+            <w:tcW w:type="dxa" w:w="2360"/>
+          </w:tcPr>
+          <w:p>
+            <w:pPr>
+              <w:spacing w:after="0" w:line="264" w:lineRule="auto"/>
+            </w:pPr>
+            <w:r>
+              <w:rPr>
+                <w:rFonts w:ascii="Times New Roman" w:hAnsi="Times New Roman" w:eastAsia="Times New Roman"/>
+                <w:b w:val="0"/>
+                <w:i w:val="0"/>
+                <w:sz w:val="24"/>
+              </w:rPr>
+              <w:t>Second job waits in the queue and starts when the first one finishes</w:t>
             </w:r>
           </w:p>
         </w:tc>
@@ -6451,26 +6451,26 @@
                 <w:i w:val="0"/>
                 <w:sz w:val="24"/>
               </w:rPr>
-              <w:t>Resume an interrupted session</w:t>
-            </w:r>
-          </w:p>
-        </w:tc>
-        <w:tc>
-          <w:tcPr>
-            <w:tcW w:type="dxa" w:w="2360"/>
-          </w:tcPr>
-          <w:p>
-            <w:pPr>
-              <w:spacing w:after="0" w:line="264" w:lineRule="auto"/>
-            </w:pPr>
-            <w:r>
-              <w:rPr>
-                <w:rFonts w:ascii="Times New Roman" w:hAnsi="Times New Roman" w:eastAsia="Times New Roman"/>
-                <w:b w:val="0"/>
-                <w:i w:val="0"/>
-                <w:sz w:val="24"/>
-              </w:rPr>
-              <w:t>Benchmark continues and skips the flows already completed</w:t>
+              <w:t>Click Stop benchmark on a running session</w:t>
+            </w:r>
+          </w:p>
+        </w:tc>
+        <w:tc>
+          <w:tcPr>
+            <w:tcW w:type="dxa" w:w="2360"/>
+          </w:tcPr>
+          <w:p>
+            <w:pPr>
+              <w:spacing w:after="0" w:line="264" w:lineRule="auto"/>
+            </w:pPr>
+            <w:r>
+              <w:rPr>
+                <w:rFonts w:ascii="Times New Roman" w:hAnsi="Times New Roman" w:eastAsia="Times New Roman"/>
+                <w:b w:val="0"/>
+                <w:i w:val="0"/>
+                <w:sz w:val="24"/>
+              </w:rPr>
+              <w:t>Benchmark stops, the session is marked Stopped and it is not scored</w:t>
             </w:r>
           </w:p>
         </w:tc>
@@ -6528,45 +6528,45 @@
                 <w:i w:val="0"/>
                 <w:sz w:val="24"/>
               </w:rPr>
-              <w:t>L03 Isolated Model Worker</w:t>
-            </w:r>
-          </w:p>
-        </w:tc>
-        <w:tc>
-          <w:tcPr>
-            <w:tcW w:type="dxa" w:w="2360"/>
-          </w:tcPr>
-          <w:p>
-            <w:pPr>
-              <w:spacing w:after="0" w:line="264" w:lineRule="auto"/>
-            </w:pPr>
-            <w:r>
-              <w:rPr>
-                <w:rFonts w:ascii="Times New Roman" w:hAnsi="Times New Roman" w:eastAsia="Times New Roman"/>
-                <w:b w:val="0"/>
-                <w:i w:val="0"/>
-                <w:sz w:val="24"/>
-              </w:rPr>
-              <w:t>Run a model that is not yet on the server</w:t>
-            </w:r>
-          </w:p>
-        </w:tc>
-        <w:tc>
-          <w:tcPr>
-            <w:tcW w:type="dxa" w:w="2360"/>
-          </w:tcPr>
-          <w:p>
-            <w:pPr>
-              <w:spacing w:after="0" w:line="264" w:lineRule="auto"/>
-            </w:pPr>
-            <w:r>
-              <w:rPr>
-                <w:rFonts w:ascii="Times New Roman" w:hAnsi="Times New Roman" w:eastAsia="Times New Roman"/>
-                <w:b w:val="0"/>
-                <w:i w:val="0"/>
-                <w:sz w:val="24"/>
-              </w:rPr>
-              <w:t>Model is downloaded from Hugging Face, loaded in 4-bit and run</w:t>
+              <w:t>L02 GPU Job Queue</w:t>
+            </w:r>
+          </w:p>
+        </w:tc>
+        <w:tc>
+          <w:tcPr>
+            <w:tcW w:type="dxa" w:w="2360"/>
+          </w:tcPr>
+          <w:p>
+            <w:pPr>
+              <w:spacing w:after="0" w:line="264" w:lineRule="auto"/>
+            </w:pPr>
+            <w:r>
+              <w:rPr>
+                <w:rFonts w:ascii="Times New Roman" w:hAnsi="Times New Roman" w:eastAsia="Times New Roman"/>
+                <w:b w:val="0"/>
+                <w:i w:val="0"/>
+                <w:sz w:val="24"/>
+              </w:rPr>
+              <w:t>Resume an interrupted session</w:t>
+            </w:r>
+          </w:p>
+        </w:tc>
+        <w:tc>
+          <w:tcPr>
+            <w:tcW w:type="dxa" w:w="2360"/>
+          </w:tcPr>
+          <w:p>
+            <w:pPr>
+              <w:spacing w:after="0" w:line="264" w:lineRule="auto"/>
+            </w:pPr>
+            <w:r>
+              <w:rPr>
+                <w:rFonts w:ascii="Times New Roman" w:hAnsi="Times New Roman" w:eastAsia="Times New Roman"/>
+                <w:b w:val="0"/>
+                <w:i w:val="0"/>
+                <w:sz w:val="24"/>
+              </w:rPr>
+              <w:t>Benchmark continues and skips the flows already completed</w:t>
             </w:r>
           </w:p>
         </w:tc>
@@ -6643,26 +6643,26 @@
                 <w:i w:val="0"/>
                 <w:sz w:val="24"/>
               </w:rPr>
-              <w:t>Run a session with two models</w:t>
-            </w:r>
-          </w:p>
-        </w:tc>
-        <w:tc>
-          <w:tcPr>
-            <w:tcW w:type="dxa" w:w="2360"/>
-          </w:tcPr>
-          <w:p>
-            <w:pPr>
-              <w:spacing w:after="0" w:line="264" w:lineRule="auto"/>
-            </w:pPr>
-            <w:r>
-              <w:rPr>
-                <w:rFonts w:ascii="Times New Roman" w:hAnsi="Times New Roman" w:eastAsia="Times New Roman"/>
-                <w:b w:val="0"/>
-                <w:i w:val="0"/>
-                <w:sz w:val="24"/>
-              </w:rPr>
-              <w:t>Each model runs in its own worker, and GPU memory is freed before the next model loads</w:t>
+              <w:t>Run a model that is not yet on the server</w:t>
+            </w:r>
+          </w:p>
+        </w:tc>
+        <w:tc>
+          <w:tcPr>
+            <w:tcW w:type="dxa" w:w="2360"/>
+          </w:tcPr>
+          <w:p>
+            <w:pPr>
+              <w:spacing w:after="0" w:line="264" w:lineRule="auto"/>
+            </w:pPr>
+            <w:r>
+              <w:rPr>
+                <w:rFonts w:ascii="Times New Roman" w:hAnsi="Times New Roman" w:eastAsia="Times New Roman"/>
+                <w:b w:val="0"/>
+                <w:i w:val="0"/>
+                <w:sz w:val="24"/>
+              </w:rPr>
+              <w:t>Model is downloaded from Hugging Face, loaded in 4-bit and run</w:t>
             </w:r>
           </w:p>
         </w:tc>
@@ -6720,45 +6720,45 @@
                 <w:i w:val="0"/>
                 <w:sz w:val="24"/>
               </w:rPr>
-              <w:t>L04 Multi-Agent Pipeline</w:t>
-            </w:r>
-          </w:p>
-        </w:tc>
-        <w:tc>
-          <w:tcPr>
-            <w:tcW w:type="dxa" w:w="2360"/>
-          </w:tcPr>
-          <w:p>
-            <w:pPr>
-              <w:spacing w:after="0" w:line="264" w:lineRule="auto"/>
-            </w:pPr>
-            <w:r>
-              <w:rPr>
-                <w:rFonts w:ascii="Times New Roman" w:hAnsi="Times New Roman" w:eastAsia="Times New Roman"/>
-                <w:b w:val="0"/>
-                <w:i w:val="0"/>
-                <w:sz w:val="24"/>
-              </w:rPr>
-              <w:t>Keep the default pipeline</w:t>
-            </w:r>
-          </w:p>
-        </w:tc>
-        <w:tc>
-          <w:tcPr>
-            <w:tcW w:type="dxa" w:w="2360"/>
-          </w:tcPr>
-          <w:p>
-            <w:pPr>
-              <w:spacing w:after="0" w:line="264" w:lineRule="auto"/>
-            </w:pPr>
-            <w:r>
-              <w:rPr>
-                <w:rFonts w:ascii="Times New Roman" w:hAnsi="Times New Roman" w:eastAsia="Times New Roman"/>
-                <w:b w:val="0"/>
-                <w:i w:val="0"/>
-                <w:sz w:val="24"/>
-              </w:rPr>
-              <w:t>Four agents are used: perceive, reason, decide and act</w:t>
+              <w:t>L03 Isolated Model Worker</w:t>
+            </w:r>
+          </w:p>
+        </w:tc>
+        <w:tc>
+          <w:tcPr>
+            <w:tcW w:type="dxa" w:w="2360"/>
+          </w:tcPr>
+          <w:p>
+            <w:pPr>
+              <w:spacing w:after="0" w:line="264" w:lineRule="auto"/>
+            </w:pPr>
+            <w:r>
+              <w:rPr>
+                <w:rFonts w:ascii="Times New Roman" w:hAnsi="Times New Roman" w:eastAsia="Times New Roman"/>
+                <w:b w:val="0"/>
+                <w:i w:val="0"/>
+                <w:sz w:val="24"/>
+              </w:rPr>
+              <w:t>Run a session with two models</w:t>
+            </w:r>
+          </w:p>
+        </w:tc>
+        <w:tc>
+          <w:tcPr>
+            <w:tcW w:type="dxa" w:w="2360"/>
+          </w:tcPr>
+          <w:p>
+            <w:pPr>
+              <w:spacing w:after="0" w:line="264" w:lineRule="auto"/>
+            </w:pPr>
+            <w:r>
+              <w:rPr>
+                <w:rFonts w:ascii="Times New Roman" w:hAnsi="Times New Roman" w:eastAsia="Times New Roman"/>
+                <w:b w:val="0"/>
+                <w:i w:val="0"/>
+                <w:sz w:val="24"/>
+              </w:rPr>
+              <w:t>Each model runs in its own worker, and GPU memory is freed before the next model loads</w:t>
             </w:r>
           </w:p>
         </w:tc>
@@ -6835,26 +6835,26 @@
                 <w:i w:val="0"/>
                 <w:sz w:val="24"/>
               </w:rPr>
-              <w:t>Define a custom pipeline with a different number of agents</w:t>
-            </w:r>
-          </w:p>
-        </w:tc>
-        <w:tc>
-          <w:tcPr>
-            <w:tcW w:type="dxa" w:w="2360"/>
-          </w:tcPr>
-          <w:p>
-            <w:pPr>
-              <w:spacing w:after="0" w:line="264" w:lineRule="auto"/>
-            </w:pPr>
-            <w:r>
-              <w:rPr>
-                <w:rFonts w:ascii="Times New Roman" w:hAnsi="Times New Roman" w:eastAsia="Times New Roman"/>
-                <w:b w:val="0"/>
-                <w:i w:val="0"/>
-                <w:sz w:val="24"/>
-              </w:rPr>
-              <w:t>Pipeline is validated, saved and used for the session</w:t>
+              <w:t>Keep the default pipeline</w:t>
+            </w:r>
+          </w:p>
+        </w:tc>
+        <w:tc>
+          <w:tcPr>
+            <w:tcW w:type="dxa" w:w="2360"/>
+          </w:tcPr>
+          <w:p>
+            <w:pPr>
+              <w:spacing w:after="0" w:line="264" w:lineRule="auto"/>
+            </w:pPr>
+            <w:r>
+              <w:rPr>
+                <w:rFonts w:ascii="Times New Roman" w:hAnsi="Times New Roman" w:eastAsia="Times New Roman"/>
+                <w:b w:val="0"/>
+                <w:i w:val="0"/>
+                <w:sz w:val="24"/>
+              </w:rPr>
+              <w:t>Four agents are used: perceive, reason, decide and act</w:t>
             </w:r>
           </w:p>
         </w:tc>
@@ -6931,26 +6931,26 @@
                 <w:i w:val="0"/>
                 <w:sz w:val="24"/>
               </w:rPr>
-              <w:t>Change an agent's output-token budget</w:t>
-            </w:r>
-          </w:p>
-        </w:tc>
-        <w:tc>
-          <w:tcPr>
-            <w:tcW w:type="dxa" w:w="2360"/>
-          </w:tcPr>
-          <w:p>
-            <w:pPr>
-              <w:spacing w:after="0" w:line="264" w:lineRule="auto"/>
-            </w:pPr>
-            <w:r>
-              <w:rPr>
-                <w:rFonts w:ascii="Times New Roman" w:hAnsi="Times New Roman" w:eastAsia="Times New Roman"/>
-                <w:b w:val="0"/>
-                <w:i w:val="0"/>
-                <w:sz w:val="24"/>
-              </w:rPr>
-              <w:t>New budget is saved and shown in the session's settings</w:t>
+              <w:t>Define a custom pipeline with a different number of agents</w:t>
+            </w:r>
+          </w:p>
+        </w:tc>
+        <w:tc>
+          <w:tcPr>
+            <w:tcW w:type="dxa" w:w="2360"/>
+          </w:tcPr>
+          <w:p>
+            <w:pPr>
+              <w:spacing w:after="0" w:line="264" w:lineRule="auto"/>
+            </w:pPr>
+            <w:r>
+              <w:rPr>
+                <w:rFonts w:ascii="Times New Roman" w:hAnsi="Times New Roman" w:eastAsia="Times New Roman"/>
+                <w:b w:val="0"/>
+                <w:i w:val="0"/>
+                <w:sz w:val="24"/>
+              </w:rPr>
+              <w:t>Pipeline is validated, saved and used for the session</w:t>
             </w:r>
           </w:p>
         </w:tc>
@@ -7008,45 +7008,45 @@
                 <w:i w:val="0"/>
                 <w:sz w:val="24"/>
               </w:rPr>
-              <w:t>L05 Per-Agent Instrumentation Layer</w:t>
-            </w:r>
-          </w:p>
-        </w:tc>
-        <w:tc>
-          <w:tcPr>
-            <w:tcW w:type="dxa" w:w="2360"/>
-          </w:tcPr>
-          <w:p>
-            <w:pPr>
-              <w:spacing w:after="0" w:line="264" w:lineRule="auto"/>
-            </w:pPr>
-            <w:r>
-              <w:rPr>
-                <w:rFonts w:ascii="Times New Roman" w:hAnsi="Times New Roman" w:eastAsia="Times New Roman"/>
-                <w:b w:val="0"/>
-                <w:i w:val="0"/>
-                <w:sz w:val="24"/>
-              </w:rPr>
-              <w:t>Open the Agents tab of a finished session</w:t>
-            </w:r>
-          </w:p>
-        </w:tc>
-        <w:tc>
-          <w:tcPr>
-            <w:tcW w:type="dxa" w:w="2360"/>
-          </w:tcPr>
-          <w:p>
-            <w:pPr>
-              <w:spacing w:after="0" w:line="264" w:lineRule="auto"/>
-            </w:pPr>
-            <w:r>
-              <w:rPr>
-                <w:rFonts w:ascii="Times New Roman" w:hAnsi="Times New Roman" w:eastAsia="Times New Roman"/>
-                <w:b w:val="0"/>
-                <w:i w:val="0"/>
-                <w:sz w:val="24"/>
-              </w:rPr>
-              <w:t>Wall time, time to first token, GPU memory and tokens are shown for every agent</w:t>
+              <w:t>L04 Multi-Agent Pipeline</w:t>
+            </w:r>
+          </w:p>
+        </w:tc>
+        <w:tc>
+          <w:tcPr>
+            <w:tcW w:type="dxa" w:w="2360"/>
+          </w:tcPr>
+          <w:p>
+            <w:pPr>
+              <w:spacing w:after="0" w:line="264" w:lineRule="auto"/>
+            </w:pPr>
+            <w:r>
+              <w:rPr>
+                <w:rFonts w:ascii="Times New Roman" w:hAnsi="Times New Roman" w:eastAsia="Times New Roman"/>
+                <w:b w:val="0"/>
+                <w:i w:val="0"/>
+                <w:sz w:val="24"/>
+              </w:rPr>
+              <w:t>Change an agent's output-token budget</w:t>
+            </w:r>
+          </w:p>
+        </w:tc>
+        <w:tc>
+          <w:tcPr>
+            <w:tcW w:type="dxa" w:w="2360"/>
+          </w:tcPr>
+          <w:p>
+            <w:pPr>
+              <w:spacing w:after="0" w:line="264" w:lineRule="auto"/>
+            </w:pPr>
+            <w:r>
+              <w:rPr>
+                <w:rFonts w:ascii="Times New Roman" w:hAnsi="Times New Roman" w:eastAsia="Times New Roman"/>
+                <w:b w:val="0"/>
+                <w:i w:val="0"/>
+                <w:sz w:val="24"/>
+              </w:rPr>
+              <w:t>New budget is saved and shown in the session's settings</w:t>
             </w:r>
           </w:p>
         </w:tc>
@@ -7104,45 +7104,45 @@
                 <w:i w:val="0"/>
                 <w:sz w:val="24"/>
               </w:rPr>
-              <w:t>E01 GPU Power &amp; Energy Sampler</w:t>
-            </w:r>
-          </w:p>
-        </w:tc>
-        <w:tc>
-          <w:tcPr>
-            <w:tcW w:type="dxa" w:w="2360"/>
-          </w:tcPr>
-          <w:p>
-            <w:pPr>
-              <w:spacing w:after="0" w:line="264" w:lineRule="auto"/>
-            </w:pPr>
-            <w:r>
-              <w:rPr>
-                <w:rFonts w:ascii="Times New Roman" w:hAnsi="Times New Roman" w:eastAsia="Times New Roman"/>
-                <w:b w:val="0"/>
-                <w:i w:val="0"/>
-                <w:sz w:val="24"/>
-              </w:rPr>
-              <w:t>Run a benchmark on the GPU server</w:t>
-            </w:r>
-          </w:p>
-        </w:tc>
-        <w:tc>
-          <w:tcPr>
-            <w:tcW w:type="dxa" w:w="2360"/>
-          </w:tcPr>
-          <w:p>
-            <w:pPr>
-              <w:spacing w:after="0" w:line="264" w:lineRule="auto"/>
-            </w:pPr>
-            <w:r>
-              <w:rPr>
-                <w:rFonts w:ascii="Times New Roman" w:hAnsi="Times New Roman" w:eastAsia="Times New Roman"/>
-                <w:b w:val="0"/>
-                <w:i w:val="0"/>
-                <w:sz w:val="24"/>
-              </w:rPr>
-              <w:t>Idle power and energy per flow are recorded for each model</w:t>
+              <w:t>L05 Per-Agent Instrumentation Layer</w:t>
+            </w:r>
+          </w:p>
+        </w:tc>
+        <w:tc>
+          <w:tcPr>
+            <w:tcW w:type="dxa" w:w="2360"/>
+          </w:tcPr>
+          <w:p>
+            <w:pPr>
+              <w:spacing w:after="0" w:line="264" w:lineRule="auto"/>
+            </w:pPr>
+            <w:r>
+              <w:rPr>
+                <w:rFonts w:ascii="Times New Roman" w:hAnsi="Times New Roman" w:eastAsia="Times New Roman"/>
+                <w:b w:val="0"/>
+                <w:i w:val="0"/>
+                <w:sz w:val="24"/>
+              </w:rPr>
+              <w:t>Open the Agents tab of a finished session</w:t>
+            </w:r>
+          </w:p>
+        </w:tc>
+        <w:tc>
+          <w:tcPr>
+            <w:tcW w:type="dxa" w:w="2360"/>
+          </w:tcPr>
+          <w:p>
+            <w:pPr>
+              <w:spacing w:after="0" w:line="264" w:lineRule="auto"/>
+            </w:pPr>
+            <w:r>
+              <w:rPr>
+                <w:rFonts w:ascii="Times New Roman" w:hAnsi="Times New Roman" w:eastAsia="Times New Roman"/>
+                <w:b w:val="0"/>
+                <w:i w:val="0"/>
+                <w:sz w:val="24"/>
+              </w:rPr>
+              <w:t>Wall time, time to first token, GPU memory and tokens are shown for every agent</w:t>
             </w:r>
           </w:p>
         </w:tc>
@@ -7200,45 +7200,45 @@
                 <w:i w:val="0"/>
                 <w:sz w:val="24"/>
               </w:rPr>
-              <w:t>E02 Accuracy &amp; Output Reliability Evaluator</w:t>
-            </w:r>
-          </w:p>
-        </w:tc>
-        <w:tc>
-          <w:tcPr>
-            <w:tcW w:type="dxa" w:w="2360"/>
-          </w:tcPr>
-          <w:p>
-            <w:pPr>
-              <w:spacing w:after="0" w:line="264" w:lineRule="auto"/>
-            </w:pPr>
-            <w:r>
-              <w:rPr>
-                <w:rFonts w:ascii="Times New Roman" w:hAnsi="Times New Roman" w:eastAsia="Times New Roman"/>
-                <w:b w:val="0"/>
-                <w:i w:val="0"/>
-                <w:sz w:val="24"/>
-              </w:rPr>
-              <w:t>Open the Reliability tab</w:t>
-            </w:r>
-          </w:p>
-        </w:tc>
-        <w:tc>
-          <w:tcPr>
-            <w:tcW w:type="dxa" w:w="2360"/>
-          </w:tcPr>
-          <w:p>
-            <w:pPr>
-              <w:spacing w:after="0" w:line="264" w:lineRule="auto"/>
-            </w:pPr>
-            <w:r>
-              <w:rPr>
-                <w:rFonts w:ascii="Times New Roman" w:hAnsi="Times New Roman" w:eastAsia="Times New Roman"/>
-                <w:b w:val="0"/>
-                <w:i w:val="0"/>
-                <w:sz w:val="24"/>
-              </w:rPr>
-              <w:t>Accuracy, valid-answer rate, where answers fail and answer consistency are shown</w:t>
+              <w:t>E01 GPU Power &amp; Energy Sampler</w:t>
+            </w:r>
+          </w:p>
+        </w:tc>
+        <w:tc>
+          <w:tcPr>
+            <w:tcW w:type="dxa" w:w="2360"/>
+          </w:tcPr>
+          <w:p>
+            <w:pPr>
+              <w:spacing w:after="0" w:line="264" w:lineRule="auto"/>
+            </w:pPr>
+            <w:r>
+              <w:rPr>
+                <w:rFonts w:ascii="Times New Roman" w:hAnsi="Times New Roman" w:eastAsia="Times New Roman"/>
+                <w:b w:val="0"/>
+                <w:i w:val="0"/>
+                <w:sz w:val="24"/>
+              </w:rPr>
+              <w:t>Run a benchmark on the GPU server</w:t>
+            </w:r>
+          </w:p>
+        </w:tc>
+        <w:tc>
+          <w:tcPr>
+            <w:tcW w:type="dxa" w:w="2360"/>
+          </w:tcPr>
+          <w:p>
+            <w:pPr>
+              <w:spacing w:after="0" w:line="264" w:lineRule="auto"/>
+            </w:pPr>
+            <w:r>
+              <w:rPr>
+                <w:rFonts w:ascii="Times New Roman" w:hAnsi="Times New Roman" w:eastAsia="Times New Roman"/>
+                <w:b w:val="0"/>
+                <w:i w:val="0"/>
+                <w:sz w:val="24"/>
+              </w:rPr>
+              <w:t>Idle power and energy per flow are recorded for each model</w:t>
             </w:r>
           </w:p>
         </w:tc>
@@ -7296,45 +7296,45 @@
                 <w:i w:val="0"/>
                 <w:sz w:val="24"/>
               </w:rPr>
-              <w:t>E03 Efficiency-Only SAW Scorer</w:t>
-            </w:r>
-          </w:p>
-        </w:tc>
-        <w:tc>
-          <w:tcPr>
-            <w:tcW w:type="dxa" w:w="2360"/>
-          </w:tcPr>
-          <w:p>
-            <w:pPr>
-              <w:spacing w:after="0" w:line="264" w:lineRule="auto"/>
-            </w:pPr>
-            <w:r>
-              <w:rPr>
-                <w:rFonts w:ascii="Times New Roman" w:hAnsi="Times New Roman" w:eastAsia="Times New Roman"/>
-                <w:b w:val="0"/>
-                <w:i w:val="0"/>
-                <w:sz w:val="24"/>
-              </w:rPr>
-              <w:t>Open the Overview tab</w:t>
-            </w:r>
-          </w:p>
-        </w:tc>
-        <w:tc>
-          <w:tcPr>
-            <w:tcW w:type="dxa" w:w="2360"/>
-          </w:tcPr>
-          <w:p>
-            <w:pPr>
-              <w:spacing w:after="0" w:line="264" w:lineRule="auto"/>
-            </w:pPr>
-            <w:r>
-              <w:rPr>
-                <w:rFonts w:ascii="Times New Roman" w:hAnsi="Times New Roman" w:eastAsia="Times New Roman"/>
-                <w:b w:val="0"/>
-                <w:i w:val="0"/>
-                <w:sz w:val="24"/>
-              </w:rPr>
-              <w:t>Scorecard shows each model's SAW score, the more efficient model and the key findings</w:t>
+              <w:t>E02 Accuracy &amp; Output Reliability Evaluator</w:t>
+            </w:r>
+          </w:p>
+        </w:tc>
+        <w:tc>
+          <w:tcPr>
+            <w:tcW w:type="dxa" w:w="2360"/>
+          </w:tcPr>
+          <w:p>
+            <w:pPr>
+              <w:spacing w:after="0" w:line="264" w:lineRule="auto"/>
+            </w:pPr>
+            <w:r>
+              <w:rPr>
+                <w:rFonts w:ascii="Times New Roman" w:hAnsi="Times New Roman" w:eastAsia="Times New Roman"/>
+                <w:b w:val="0"/>
+                <w:i w:val="0"/>
+                <w:sz w:val="24"/>
+              </w:rPr>
+              <w:t>Open the Reliability tab</w:t>
+            </w:r>
+          </w:p>
+        </w:tc>
+        <w:tc>
+          <w:tcPr>
+            <w:tcW w:type="dxa" w:w="2360"/>
+          </w:tcPr>
+          <w:p>
+            <w:pPr>
+              <w:spacing w:after="0" w:line="264" w:lineRule="auto"/>
+            </w:pPr>
+            <w:r>
+              <w:rPr>
+                <w:rFonts w:ascii="Times New Roman" w:hAnsi="Times New Roman" w:eastAsia="Times New Roman"/>
+                <w:b w:val="0"/>
+                <w:i w:val="0"/>
+                <w:sz w:val="24"/>
+              </w:rPr>
+              <w:t>Accuracy, valid-answer rate, where answers fail and answer consistency are shown</w:t>
             </w:r>
           </w:p>
         </w:tc>
@@ -7411,26 +7411,26 @@
                 <w:i w:val="0"/>
                 <w:sz w:val="24"/>
               </w:rPr>
-              <w:t>Change the SAW weight presets in Settings</w:t>
-            </w:r>
-          </w:p>
-        </w:tc>
-        <w:tc>
-          <w:tcPr>
-            <w:tcW w:type="dxa" w:w="2360"/>
-          </w:tcPr>
-          <w:p>
-            <w:pPr>
-              <w:spacing w:after="0" w:line="264" w:lineRule="auto"/>
-            </w:pPr>
-            <w:r>
-              <w:rPr>
-                <w:rFonts w:ascii="Times New Roman" w:hAnsi="Times New Roman" w:eastAsia="Times New Roman"/>
-                <w:b w:val="0"/>
-                <w:i w:val="0"/>
-                <w:sz w:val="24"/>
-              </w:rPr>
-              <w:t>New weights are used for the next benchmarks</w:t>
+              <w:t>Open the Overview tab</w:t>
+            </w:r>
+          </w:p>
+        </w:tc>
+        <w:tc>
+          <w:tcPr>
+            <w:tcW w:type="dxa" w:w="2360"/>
+          </w:tcPr>
+          <w:p>
+            <w:pPr>
+              <w:spacing w:after="0" w:line="264" w:lineRule="auto"/>
+            </w:pPr>
+            <w:r>
+              <w:rPr>
+                <w:rFonts w:ascii="Times New Roman" w:hAnsi="Times New Roman" w:eastAsia="Times New Roman"/>
+                <w:b w:val="0"/>
+                <w:i w:val="0"/>
+                <w:sz w:val="24"/>
+              </w:rPr>
+              <w:t>Scorecard shows each model's SAW score, the more efficient model and the key findings</w:t>
             </w:r>
           </w:p>
         </w:tc>
@@ -7488,45 +7488,45 @@
                 <w:i w:val="0"/>
                 <w:sz w:val="24"/>
               </w:rPr>
-              <w:t>E04 Constraint Fit Checker</w:t>
-            </w:r>
-          </w:p>
-        </w:tc>
-        <w:tc>
-          <w:tcPr>
-            <w:tcW w:type="dxa" w:w="2360"/>
-          </w:tcPr>
-          <w:p>
-            <w:pPr>
-              <w:spacing w:after="0" w:line="264" w:lineRule="auto"/>
-            </w:pPr>
-            <w:r>
-              <w:rPr>
-                <w:rFonts w:ascii="Times New Roman" w:hAnsi="Times New Roman" w:eastAsia="Times New Roman"/>
-                <w:b w:val="0"/>
-                <w:i w:val="0"/>
-                <w:sz w:val="24"/>
-              </w:rPr>
-              <w:t>Enter limits for latency, GPU memory and cost per 1,000 flows</w:t>
-            </w:r>
-          </w:p>
-        </w:tc>
-        <w:tc>
-          <w:tcPr>
-            <w:tcW w:type="dxa" w:w="2360"/>
-          </w:tcPr>
-          <w:p>
-            <w:pPr>
-              <w:spacing w:after="0" w:line="264" w:lineRule="auto"/>
-            </w:pPr>
-            <w:r>
-              <w:rPr>
-                <w:rFonts w:ascii="Times New Roman" w:hAnsi="Times New Roman" w:eastAsia="Times New Roman"/>
-                <w:b w:val="0"/>
-                <w:i w:val="0"/>
-                <w:sz w:val="24"/>
-              </w:rPr>
-              <w:t>Each model is shown as meeting or failing each limit</w:t>
+              <w:t>E03 Efficiency-Only SAW Scorer</w:t>
+            </w:r>
+          </w:p>
+        </w:tc>
+        <w:tc>
+          <w:tcPr>
+            <w:tcW w:type="dxa" w:w="2360"/>
+          </w:tcPr>
+          <w:p>
+            <w:pPr>
+              <w:spacing w:after="0" w:line="264" w:lineRule="auto"/>
+            </w:pPr>
+            <w:r>
+              <w:rPr>
+                <w:rFonts w:ascii="Times New Roman" w:hAnsi="Times New Roman" w:eastAsia="Times New Roman"/>
+                <w:b w:val="0"/>
+                <w:i w:val="0"/>
+                <w:sz w:val="24"/>
+              </w:rPr>
+              <w:t>Change the SAW weight presets in Settings</w:t>
+            </w:r>
+          </w:p>
+        </w:tc>
+        <w:tc>
+          <w:tcPr>
+            <w:tcW w:type="dxa" w:w="2360"/>
+          </w:tcPr>
+          <w:p>
+            <w:pPr>
+              <w:spacing w:after="0" w:line="264" w:lineRule="auto"/>
+            </w:pPr>
+            <w:r>
+              <w:rPr>
+                <w:rFonts w:ascii="Times New Roman" w:hAnsi="Times New Roman" w:eastAsia="Times New Roman"/>
+                <w:b w:val="0"/>
+                <w:i w:val="0"/>
+                <w:sz w:val="24"/>
+              </w:rPr>
+              <w:t>New weights are used for the next benchmarks</w:t>
             </w:r>
           </w:p>
         </w:tc>
@@ -7584,45 +7584,45 @@
                 <w:i w:val="0"/>
                 <w:sz w:val="24"/>
               </w:rPr>
-              <w:t>E05 Cost &amp; Energy Analyser</w:t>
-            </w:r>
-          </w:p>
-        </w:tc>
-        <w:tc>
-          <w:tcPr>
-            <w:tcW w:type="dxa" w:w="2360"/>
-          </w:tcPr>
-          <w:p>
-            <w:pPr>
-              <w:spacing w:after="0" w:line="264" w:lineRule="auto"/>
-            </w:pPr>
-            <w:r>
-              <w:rPr>
-                <w:rFonts w:ascii="Times New Roman" w:hAnsi="Times New Roman" w:eastAsia="Times New Roman"/>
-                <w:b w:val="0"/>
-                <w:i w:val="0"/>
-                <w:sz w:val="24"/>
-              </w:rPr>
-              <w:t>Open the Cost tab</w:t>
-            </w:r>
-          </w:p>
-        </w:tc>
-        <w:tc>
-          <w:tcPr>
-            <w:tcW w:type="dxa" w:w="2360"/>
-          </w:tcPr>
-          <w:p>
-            <w:pPr>
-              <w:spacing w:after="0" w:line="264" w:lineRule="auto"/>
-            </w:pPr>
-            <w:r>
-              <w:rPr>
-                <w:rFonts w:ascii="Times New Roman" w:hAnsi="Times New Roman" w:eastAsia="Times New Roman"/>
-                <w:b w:val="0"/>
-                <w:i w:val="0"/>
-                <w:sz w:val="24"/>
-              </w:rPr>
-              <w:t>Energy per flow, cost per 1,000 flows, cost per valid answer and tokens per Wh are shown</w:t>
+              <w:t>E04 Constraint Fit Checker</w:t>
+            </w:r>
+          </w:p>
+        </w:tc>
+        <w:tc>
+          <w:tcPr>
+            <w:tcW w:type="dxa" w:w="2360"/>
+          </w:tcPr>
+          <w:p>
+            <w:pPr>
+              <w:spacing w:after="0" w:line="264" w:lineRule="auto"/>
+            </w:pPr>
+            <w:r>
+              <w:rPr>
+                <w:rFonts w:ascii="Times New Roman" w:hAnsi="Times New Roman" w:eastAsia="Times New Roman"/>
+                <w:b w:val="0"/>
+                <w:i w:val="0"/>
+                <w:sz w:val="24"/>
+              </w:rPr>
+              <w:t>Enter limits for latency, GPU memory and cost per 1,000 flows</w:t>
+            </w:r>
+          </w:p>
+        </w:tc>
+        <w:tc>
+          <w:tcPr>
+            <w:tcW w:type="dxa" w:w="2360"/>
+          </w:tcPr>
+          <w:p>
+            <w:pPr>
+              <w:spacing w:after="0" w:line="264" w:lineRule="auto"/>
+            </w:pPr>
+            <w:r>
+              <w:rPr>
+                <w:rFonts w:ascii="Times New Roman" w:hAnsi="Times New Roman" w:eastAsia="Times New Roman"/>
+                <w:b w:val="0"/>
+                <w:i w:val="0"/>
+                <w:sz w:val="24"/>
+              </w:rPr>
+              <w:t>Each model is shown as meeting or failing each limit</w:t>
             </w:r>
           </w:p>
         </w:tc>
@@ -7680,45 +7680,45 @@
                 <w:i w:val="0"/>
                 <w:sz w:val="24"/>
               </w:rPr>
-              <w:t>E06 Statistical Significance &amp; Ranking Stability</w:t>
-            </w:r>
-          </w:p>
-        </w:tc>
-        <w:tc>
-          <w:tcPr>
-            <w:tcW w:type="dxa" w:w="2360"/>
-          </w:tcPr>
-          <w:p>
-            <w:pPr>
-              <w:spacing w:after="0" w:line="264" w:lineRule="auto"/>
-            </w:pPr>
-            <w:r>
-              <w:rPr>
-                <w:rFonts w:ascii="Times New Roman" w:hAnsi="Times New Roman" w:eastAsia="Times New Roman"/>
-                <w:b w:val="0"/>
-                <w:i w:val="0"/>
-                <w:sz w:val="24"/>
-              </w:rPr>
-              <w:t>Open a session with three or more models</w:t>
-            </w:r>
-          </w:p>
-        </w:tc>
-        <w:tc>
-          <w:tcPr>
-            <w:tcW w:type="dxa" w:w="2360"/>
-          </w:tcPr>
-          <w:p>
-            <w:pPr>
-              <w:spacing w:after="0" w:line="264" w:lineRule="auto"/>
-            </w:pPr>
-            <w:r>
-              <w:rPr>
-                <w:rFonts w:ascii="Times New Roman" w:hAnsi="Times New Roman" w:eastAsia="Times New Roman"/>
-                <w:b w:val="0"/>
-                <w:i w:val="0"/>
-                <w:sz w:val="24"/>
-              </w:rPr>
-              <w:t>Significance between each pair of models and the stability of the ranking are shown</w:t>
+              <w:t>E05 Cost &amp; Energy Analyser</w:t>
+            </w:r>
+          </w:p>
+        </w:tc>
+        <w:tc>
+          <w:tcPr>
+            <w:tcW w:type="dxa" w:w="2360"/>
+          </w:tcPr>
+          <w:p>
+            <w:pPr>
+              <w:spacing w:after="0" w:line="264" w:lineRule="auto"/>
+            </w:pPr>
+            <w:r>
+              <w:rPr>
+                <w:rFonts w:ascii="Times New Roman" w:hAnsi="Times New Roman" w:eastAsia="Times New Roman"/>
+                <w:b w:val="0"/>
+                <w:i w:val="0"/>
+                <w:sz w:val="24"/>
+              </w:rPr>
+              <w:t>Open the Cost tab</w:t>
+            </w:r>
+          </w:p>
+        </w:tc>
+        <w:tc>
+          <w:tcPr>
+            <w:tcW w:type="dxa" w:w="2360"/>
+          </w:tcPr>
+          <w:p>
+            <w:pPr>
+              <w:spacing w:after="0" w:line="264" w:lineRule="auto"/>
+            </w:pPr>
+            <w:r>
+              <w:rPr>
+                <w:rFonts w:ascii="Times New Roman" w:hAnsi="Times New Roman" w:eastAsia="Times New Roman"/>
+                <w:b w:val="0"/>
+                <w:i w:val="0"/>
+                <w:sz w:val="24"/>
+              </w:rPr>
+              <w:t>Energy per flow, cost per 1,000 flows, cost per valid answer and tokens per Wh are shown</w:t>
             </w:r>
           </w:p>
         </w:tc>
@@ -7776,45 +7776,45 @@
                 <w:i w:val="0"/>
                 <w:sz w:val="24"/>
               </w:rPr>
-              <w:t>General</w:t>
-            </w:r>
-          </w:p>
-        </w:tc>
-        <w:tc>
-          <w:tcPr>
-            <w:tcW w:type="dxa" w:w="2360"/>
-          </w:tcPr>
-          <w:p>
-            <w:pPr>
-              <w:spacing w:after="0" w:line="264" w:lineRule="auto"/>
-            </w:pPr>
-            <w:r>
-              <w:rPr>
-                <w:rFonts w:ascii="Times New Roman" w:hAnsi="Times New Roman" w:eastAsia="Times New Roman"/>
-                <w:b w:val="0"/>
-                <w:i w:val="0"/>
-                <w:sz w:val="24"/>
-              </w:rPr>
-              <w:t>Change the theme to light, dark or system</w:t>
-            </w:r>
-          </w:p>
-        </w:tc>
-        <w:tc>
-          <w:tcPr>
-            <w:tcW w:type="dxa" w:w="2360"/>
-          </w:tcPr>
-          <w:p>
-            <w:pPr>
-              <w:spacing w:after="0" w:line="264" w:lineRule="auto"/>
-            </w:pPr>
-            <w:r>
-              <w:rPr>
-                <w:rFonts w:ascii="Times New Roman" w:hAnsi="Times New Roman" w:eastAsia="Times New Roman"/>
-                <w:b w:val="0"/>
-                <w:i w:val="0"/>
-                <w:sz w:val="24"/>
-              </w:rPr>
-              <w:t>Interface changes immediately and the choice is remembered</w:t>
+              <w:t>E06 Statistical Significance &amp; Ranking Stability</w:t>
+            </w:r>
+          </w:p>
+        </w:tc>
+        <w:tc>
+          <w:tcPr>
+            <w:tcW w:type="dxa" w:w="2360"/>
+          </w:tcPr>
+          <w:p>
+            <w:pPr>
+              <w:spacing w:after="0" w:line="264" w:lineRule="auto"/>
+            </w:pPr>
+            <w:r>
+              <w:rPr>
+                <w:rFonts w:ascii="Times New Roman" w:hAnsi="Times New Roman" w:eastAsia="Times New Roman"/>
+                <w:b w:val="0"/>
+                <w:i w:val="0"/>
+                <w:sz w:val="24"/>
+              </w:rPr>
+              <w:t>Open a session with three or more models</w:t>
+            </w:r>
+          </w:p>
+        </w:tc>
+        <w:tc>
+          <w:tcPr>
+            <w:tcW w:type="dxa" w:w="2360"/>
+          </w:tcPr>
+          <w:p>
+            <w:pPr>
+              <w:spacing w:after="0" w:line="264" w:lineRule="auto"/>
+            </w:pPr>
+            <w:r>
+              <w:rPr>
+                <w:rFonts w:ascii="Times New Roman" w:hAnsi="Times New Roman" w:eastAsia="Times New Roman"/>
+                <w:b w:val="0"/>
+                <w:i w:val="0"/>
+                <w:sz w:val="24"/>
+              </w:rPr>
+              <w:t>Significance between each pair of models and the stability of the ranking are shown</w:t>
             </w:r>
           </w:p>
         </w:tc>
@@ -7854,6 +7854,102 @@
                 <w:sz w:val="24"/>
               </w:rPr>
               <w:t>FT-81</w:t>
+            </w:r>
+          </w:p>
+        </w:tc>
+        <w:tc>
+          <w:tcPr>
+            <w:tcW w:type="dxa" w:w="1699"/>
+          </w:tcPr>
+          <w:p>
+            <w:pPr>
+              <w:spacing w:after="0" w:line="264" w:lineRule="auto"/>
+            </w:pPr>
+            <w:r>
+              <w:rPr>
+                <w:rFonts w:ascii="Times New Roman" w:hAnsi="Times New Roman" w:eastAsia="Times New Roman"/>
+                <w:b w:val="0"/>
+                <w:i w:val="0"/>
+                <w:sz w:val="24"/>
+              </w:rPr>
+              <w:t>General</w:t>
+            </w:r>
+          </w:p>
+        </w:tc>
+        <w:tc>
+          <w:tcPr>
+            <w:tcW w:type="dxa" w:w="2360"/>
+          </w:tcPr>
+          <w:p>
+            <w:pPr>
+              <w:spacing w:after="0" w:line="264" w:lineRule="auto"/>
+            </w:pPr>
+            <w:r>
+              <w:rPr>
+                <w:rFonts w:ascii="Times New Roman" w:hAnsi="Times New Roman" w:eastAsia="Times New Roman"/>
+                <w:b w:val="0"/>
+                <w:i w:val="0"/>
+                <w:sz w:val="24"/>
+              </w:rPr>
+              <w:t>Change the theme to light, dark or system</w:t>
+            </w:r>
+          </w:p>
+        </w:tc>
+        <w:tc>
+          <w:tcPr>
+            <w:tcW w:type="dxa" w:w="2360"/>
+          </w:tcPr>
+          <w:p>
+            <w:pPr>
+              <w:spacing w:after="0" w:line="264" w:lineRule="auto"/>
+            </w:pPr>
+            <w:r>
+              <w:rPr>
+                <w:rFonts w:ascii="Times New Roman" w:hAnsi="Times New Roman" w:eastAsia="Times New Roman"/>
+                <w:b w:val="0"/>
+                <w:i w:val="0"/>
+                <w:sz w:val="24"/>
+              </w:rPr>
+              <w:t>Interface changes immediately and the choice is remembered</w:t>
+            </w:r>
+          </w:p>
+        </w:tc>
+        <w:tc>
+          <w:tcPr>
+            <w:tcW w:type="dxa" w:w="944"/>
+          </w:tcPr>
+          <w:p>
+            <w:pPr>
+              <w:spacing w:after="0" w:line="264" w:lineRule="auto"/>
+            </w:pPr>
+            <w:r>
+              <w:rPr>
+                <w:rFonts w:ascii="Times New Roman" w:hAnsi="Times New Roman" w:eastAsia="Times New Roman"/>
+                <w:b w:val="0"/>
+                <w:i w:val="0"/>
+                <w:sz w:val="24"/>
+              </w:rPr>
+            </w:r>
+          </w:p>
+        </w:tc>
+      </w:tr>
+      <w:tr>
+        <w:tc>
+          <w:tcPr>
+            <w:tcW w:type="dxa" w:w="944"/>
+          </w:tcPr>
+          <w:p>
+            <w:pPr>
+              <w:spacing w:after="0" w:line="264" w:lineRule="auto"/>
+            </w:pPr>
+            <w:r>
+              <w:rPr>
+                <w:rFonts w:ascii="Times New Roman" w:hAnsi="Times New Roman" w:eastAsia="Times New Roman"/>
+                <w:b w:val="0"/>
+                <w:i w:val="0"/>
+                <w:sz w:val="24"/>
+              </w:rPr>
+              <w:t>FT-82</w:t>
             </w:r>
           </w:p>
         </w:tc>

--- a/docs/thesis/testing/2 - AgentMeter Functionality Test Cases.docx
+++ b/docs/thesis/testing/2 - AgentMeter Functionality Test Cases.docx
@@ -1939,26 +1939,26 @@
                 <w:i w:val="0"/>
                 <w:sz w:val="24"/>
               </w:rPr>
-              <w:t>Select only one model</w:t>
-            </w:r>
-          </w:p>
-        </w:tc>
-        <w:tc>
-          <w:tcPr>
-            <w:tcW w:type="dxa" w:w="2360"/>
-          </w:tcPr>
-          <w:p>
-            <w:pPr>
-              <w:spacing w:after="0" w:line="264" w:lineRule="auto"/>
-            </w:pPr>
-            <w:r>
-              <w:rPr>
-                <w:rFonts w:ascii="Times New Roman" w:hAnsi="Times New Roman" w:eastAsia="Times New Roman"/>
-                <w:b w:val="0"/>
-                <w:i w:val="0"/>
-                <w:sz w:val="24"/>
-              </w:rPr>
-              <w:t>Wizard asks for at least two models before continuing</w:t>
+              <w:t>Select one model</w:t>
+            </w:r>
+          </w:p>
+        </w:tc>
+        <w:tc>
+          <w:tcPr>
+            <w:tcW w:type="dxa" w:w="2360"/>
+          </w:tcPr>
+          <w:p>
+            <w:pPr>
+              <w:spacing w:after="0" w:line="264" w:lineRule="auto"/>
+            </w:pPr>
+            <w:r>
+              <w:rPr>
+                <w:rFonts w:ascii="Times New Roman" w:hAnsi="Times New Roman" w:eastAsia="Times New Roman"/>
+                <w:b w:val="0"/>
+                <w:i w:val="0"/>
+                <w:sz w:val="24"/>
+              </w:rPr>
+              <w:t>Benchmark can run with a single model</w:t>
             </w:r>
           </w:p>
         </w:tc>
@@ -2035,26 +2035,26 @@
                 <w:i w:val="0"/>
                 <w:sz w:val="24"/>
               </w:rPr>
-              <w:t>Select five models</w:t>
-            </w:r>
-          </w:p>
-        </w:tc>
-        <w:tc>
-          <w:tcPr>
-            <w:tcW w:type="dxa" w:w="2360"/>
-          </w:tcPr>
-          <w:p>
-            <w:pPr>
-              <w:spacing w:after="0" w:line="264" w:lineRule="auto"/>
-            </w:pPr>
-            <w:r>
-              <w:rPr>
-                <w:rFonts w:ascii="Times New Roman" w:hAnsi="Times New Roman" w:eastAsia="Times New Roman"/>
-                <w:b w:val="0"/>
-                <w:i w:val="0"/>
-                <w:sz w:val="24"/>
-              </w:rPr>
-              <w:t>Wizard allows at most four models per session</w:t>
+              <w:t>Try to select a fifth model</w:t>
+            </w:r>
+          </w:p>
+        </w:tc>
+        <w:tc>
+          <w:tcPr>
+            <w:tcW w:type="dxa" w:w="2360"/>
+          </w:tcPr>
+          <w:p>
+            <w:pPr>
+              <w:spacing w:after="0" w:line="264" w:lineRule="auto"/>
+            </w:pPr>
+            <w:r>
+              <w:rPr>
+                <w:rFonts w:ascii="Times New Roman" w:hAnsi="Times New Roman" w:eastAsia="Times New Roman"/>
+                <w:b w:val="0"/>
+                <w:i w:val="0"/>
+                <w:sz w:val="24"/>
+              </w:rPr>
+              <w:t>Further models are greyed out once four are selected</w:t>
             </w:r>
           </w:p>
         </w:tc>

--- a/docs/thesis/testing/2 - AgentMeter Functionality Test Cases.docx
+++ b/docs/thesis/testing/2 - AgentMeter Functionality Test Cases.docx
@@ -7911,102 +7911,6 @@
                 <w:sz w:val="24"/>
               </w:rPr>
               <w:t>Interface changes immediately and the choice is remembered</w:t>
-            </w:r>
-          </w:p>
-        </w:tc>
-        <w:tc>
-          <w:tcPr>
-            <w:tcW w:type="dxa" w:w="944"/>
-          </w:tcPr>
-          <w:p>
-            <w:pPr>
-              <w:spacing w:after="0" w:line="264" w:lineRule="auto"/>
-            </w:pPr>
-            <w:r>
-              <w:rPr>
-                <w:rFonts w:ascii="Times New Roman" w:hAnsi="Times New Roman" w:eastAsia="Times New Roman"/>
-                <w:b w:val="0"/>
-                <w:i w:val="0"/>
-                <w:sz w:val="24"/>
-              </w:rPr>
-            </w:r>
-          </w:p>
-        </w:tc>
-      </w:tr>
-      <w:tr>
-        <w:tc>
-          <w:tcPr>
-            <w:tcW w:type="dxa" w:w="944"/>
-          </w:tcPr>
-          <w:p>
-            <w:pPr>
-              <w:spacing w:after="0" w:line="264" w:lineRule="auto"/>
-            </w:pPr>
-            <w:r>
-              <w:rPr>
-                <w:rFonts w:ascii="Times New Roman" w:hAnsi="Times New Roman" w:eastAsia="Times New Roman"/>
-                <w:b w:val="0"/>
-                <w:i w:val="0"/>
-                <w:sz w:val="24"/>
-              </w:rPr>
-              <w:t>FT-82</w:t>
-            </w:r>
-          </w:p>
-        </w:tc>
-        <w:tc>
-          <w:tcPr>
-            <w:tcW w:type="dxa" w:w="1699"/>
-          </w:tcPr>
-          <w:p>
-            <w:pPr>
-              <w:spacing w:after="0" w:line="264" w:lineRule="auto"/>
-            </w:pPr>
-            <w:r>
-              <w:rPr>
-                <w:rFonts w:ascii="Times New Roman" w:hAnsi="Times New Roman" w:eastAsia="Times New Roman"/>
-                <w:b w:val="0"/>
-                <w:i w:val="0"/>
-                <w:sz w:val="24"/>
-              </w:rPr>
-              <w:t>General</w:t>
-            </w:r>
-          </w:p>
-        </w:tc>
-        <w:tc>
-          <w:tcPr>
-            <w:tcW w:type="dxa" w:w="2360"/>
-          </w:tcPr>
-          <w:p>
-            <w:pPr>
-              <w:spacing w:after="0" w:line="264" w:lineRule="auto"/>
-            </w:pPr>
-            <w:r>
-              <w:rPr>
-                <w:rFonts w:ascii="Times New Roman" w:hAnsi="Times New Roman" w:eastAsia="Times New Roman"/>
-                <w:b w:val="0"/>
-                <w:i w:val="0"/>
-                <w:sz w:val="24"/>
-              </w:rPr>
-              <w:t>Use the system on a phone</w:t>
-            </w:r>
-          </w:p>
-        </w:tc>
-        <w:tc>
-          <w:tcPr>
-            <w:tcW w:type="dxa" w:w="2360"/>
-          </w:tcPr>
-          <w:p>
-            <w:pPr>
-              <w:spacing w:after="0" w:line="264" w:lineRule="auto"/>
-            </w:pPr>
-            <w:r>
-              <w:rPr>
-                <w:rFonts w:ascii="Times New Roman" w:hAnsi="Times New Roman" w:eastAsia="Times New Roman"/>
-                <w:b w:val="0"/>
-                <w:i w:val="0"/>
-                <w:sz w:val="24"/>
-              </w:rPr>
-              <w:t>Pages fit the screen and every page can be reached</w:t>
             </w:r>
           </w:p>
         </w:tc>
